--- a/Cecchin_Alessandro_0312402171.docx
+++ b/Cecchin_Alessandro_0312402171.docx
@@ -769,7 +769,7 @@
                 <w:szCs w:val="24"/>
                 <w:lang w:val="it-IT"/>
               </w:rPr>
-              <w:t>Inserisci qui il testo</w:t>
+              <w:t>0312402171</w:t>
             </w:r>
           </w:p>
         </w:tc>
@@ -1225,20 +1225,25 @@
               <w:jc w:val="center"/>
               <w:rPr>
                 <w:rFonts w:ascii="Times New Roman" w:hAnsi="Times New Roman" w:cs="Times New Roman"/>
-                <w:sz w:val="28"/>
-                <w:szCs w:val="28"/>
-                <w:highlight w:val="yellow"/>
-              </w:rPr>
-            </w:pPr>
-            <w:r>
-              <w:rPr>
-                <w:rFonts w:ascii="Times New Roman" w:hAnsi="Times New Roman" w:cs="Times New Roman"/>
-                <w:color w:val="FF0000"/>
-                <w:sz w:val="24"/>
-                <w:szCs w:val="24"/>
-                <w:lang w:val="it-IT"/>
-              </w:rPr>
-              <w:t>Inserisci qui il testo</w:t>
+                <w:b/>
+                <w:bCs/>
+                <w:color w:val="FF0000"/>
+                <w:sz w:val="24"/>
+                <w:szCs w:val="24"/>
+                <w:lang w:val="it-IT"/>
+              </w:rPr>
+            </w:pPr>
+            <w:r>
+              <w:rPr>
+                <w:rFonts w:ascii="Times New Roman" w:hAnsi="Times New Roman" w:cs="Times New Roman"/>
+                <w:b/>
+                <w:bCs/>
+                <w:color w:val="FF0000"/>
+                <w:sz w:val="24"/>
+                <w:szCs w:val="24"/>
+                <w:lang w:val="it-IT"/>
+              </w:rPr>
+              <w:t>Sistema di telemetria distribuito per l'agricoltura di precisione: middleware asincrono per il monitoraggio in tempo reale</w:t>
             </w:r>
           </w:p>
         </w:tc>
@@ -1413,19 +1418,6668 @@
                 <w:szCs w:val="24"/>
                 <w:lang w:val="it-IT"/>
               </w:rPr>
-              <w:t>Inserisci qui il testo</w:t>
-            </w:r>
-          </w:p>
-          <w:p>
-            <w:pPr>
-              <w:jc w:val="both"/>
-              <w:rPr>
-                <w:rFonts w:ascii="Times New Roman" w:hAnsi="Times New Roman" w:cs="Times New Roman"/>
-                <w:sz w:val="24"/>
-                <w:szCs w:val="24"/>
-                <w:lang w:val="it-IT"/>
-              </w:rPr>
-            </w:pPr>
+              <w:t>UTILIZZO DELLE CONOSCENZE E ABILITÀ DERIVATE DAL PERCORSO DI STUDIO</w:t>
+            </w:r>
+          </w:p>
+          <w:p>
+            <w:pPr>
+              <w:jc w:val="both"/>
+              <w:rPr>
+                <w:rFonts w:ascii="Times New Roman" w:hAnsi="Times New Roman" w:cs="Times New Roman"/>
+                <w:color w:val="FF0000"/>
+                <w:sz w:val="24"/>
+                <w:szCs w:val="24"/>
+                <w:lang w:val="it-IT"/>
+              </w:rPr>
+            </w:pPr>
+          </w:p>
+          <w:p>
+            <w:pPr>
+              <w:jc w:val="both"/>
+              <w:rPr>
+                <w:rFonts w:ascii="Times New Roman" w:hAnsi="Times New Roman" w:cs="Times New Roman"/>
+                <w:color w:val="FF0000"/>
+                <w:sz w:val="24"/>
+                <w:szCs w:val="24"/>
+                <w:lang w:val="it-IT"/>
+              </w:rPr>
+            </w:pPr>
+            <w:r>
+              <w:rPr>
+                <w:rFonts w:ascii="Times New Roman" w:hAnsi="Times New Roman" w:cs="Times New Roman"/>
+                <w:color w:val="FF0000"/>
+                <w:sz w:val="24"/>
+                <w:szCs w:val="24"/>
+                <w:lang w:val="it-IT"/>
+              </w:rPr>
+              <w:t xml:space="preserve">La realizzazione di questo elaborato rappresenta una sintesi concreta e applicativa </w:t>
+            </w:r>
+          </w:p>
+          <w:p>
+            <w:pPr>
+              <w:jc w:val="both"/>
+              <w:rPr>
+                <w:rFonts w:ascii="Times New Roman" w:hAnsi="Times New Roman" w:cs="Times New Roman"/>
+                <w:color w:val="FF0000"/>
+                <w:sz w:val="24"/>
+                <w:szCs w:val="24"/>
+                <w:lang w:val="it-IT"/>
+              </w:rPr>
+            </w:pPr>
+            <w:r>
+              <w:rPr>
+                <w:rFonts w:ascii="Times New Roman" w:hAnsi="Times New Roman" w:cs="Times New Roman"/>
+                <w:color w:val="FF0000"/>
+                <w:sz w:val="24"/>
+                <w:szCs w:val="24"/>
+                <w:lang w:val="it-IT"/>
+              </w:rPr>
+              <w:t xml:space="preserve">delle competenze acquisite durante il percorso di laurea in Informatica per le </w:t>
+            </w:r>
+          </w:p>
+          <w:p>
+            <w:pPr>
+              <w:jc w:val="both"/>
+              <w:rPr>
+                <w:rFonts w:ascii="Times New Roman" w:hAnsi="Times New Roman" w:cs="Times New Roman"/>
+                <w:color w:val="FF0000"/>
+                <w:sz w:val="24"/>
+                <w:szCs w:val="24"/>
+                <w:lang w:val="it-IT"/>
+              </w:rPr>
+            </w:pPr>
+            <w:r>
+              <w:rPr>
+                <w:rFonts w:ascii="Times New Roman" w:hAnsi="Times New Roman" w:cs="Times New Roman"/>
+                <w:color w:val="FF0000"/>
+                <w:sz w:val="24"/>
+                <w:szCs w:val="24"/>
+                <w:lang w:val="it-IT"/>
+              </w:rPr>
+              <w:t xml:space="preserve">Aziende Digitali (L31). Il progetto integra insegnamenti teorici, metodologici e </w:t>
+            </w:r>
+          </w:p>
+          <w:p>
+            <w:pPr>
+              <w:jc w:val="both"/>
+              <w:rPr>
+                <w:rFonts w:ascii="Times New Roman" w:hAnsi="Times New Roman" w:cs="Times New Roman"/>
+                <w:color w:val="FF0000"/>
+                <w:sz w:val="24"/>
+                <w:szCs w:val="24"/>
+                <w:lang w:val="it-IT"/>
+              </w:rPr>
+            </w:pPr>
+            <w:r>
+              <w:rPr>
+                <w:rFonts w:ascii="Times New Roman" w:hAnsi="Times New Roman" w:cs="Times New Roman"/>
+                <w:color w:val="FF0000"/>
+                <w:sz w:val="24"/>
+                <w:szCs w:val="24"/>
+                <w:lang w:val="it-IT"/>
+              </w:rPr>
+              <w:t xml:space="preserve">pratici, dimostrando la capacità di progettare e implementare un sistema complesso </w:t>
+            </w:r>
+          </w:p>
+          <w:p>
+            <w:pPr>
+              <w:jc w:val="both"/>
+              <w:rPr>
+                <w:rFonts w:ascii="Times New Roman" w:hAnsi="Times New Roman" w:cs="Times New Roman"/>
+                <w:color w:val="FF0000"/>
+                <w:sz w:val="24"/>
+                <w:szCs w:val="24"/>
+                <w:lang w:val="it-IT"/>
+              </w:rPr>
+            </w:pPr>
+            <w:r>
+              <w:rPr>
+                <w:rFonts w:ascii="Times New Roman" w:hAnsi="Times New Roman" w:cs="Times New Roman"/>
+                <w:color w:val="FF0000"/>
+                <w:sz w:val="24"/>
+                <w:szCs w:val="24"/>
+                <w:lang w:val="it-IT"/>
+              </w:rPr>
+              <w:t>con requisiti di affidabilità, scalabilità e resilienza nel contesto dell'Industria 4.0.</w:t>
+            </w:r>
+          </w:p>
+          <w:p>
+            <w:pPr>
+              <w:jc w:val="both"/>
+              <w:rPr>
+                <w:rFonts w:ascii="Times New Roman" w:hAnsi="Times New Roman" w:cs="Times New Roman"/>
+                <w:color w:val="FF0000"/>
+                <w:sz w:val="24"/>
+                <w:szCs w:val="24"/>
+                <w:lang w:val="it-IT"/>
+              </w:rPr>
+            </w:pPr>
+          </w:p>
+          <w:p>
+            <w:pPr>
+              <w:jc w:val="both"/>
+              <w:rPr>
+                <w:rFonts w:ascii="Times New Roman" w:hAnsi="Times New Roman" w:cs="Times New Roman"/>
+                <w:color w:val="FF0000"/>
+                <w:sz w:val="24"/>
+                <w:szCs w:val="24"/>
+                <w:lang w:val="it-IT"/>
+              </w:rPr>
+            </w:pPr>
+            <w:r>
+              <w:rPr>
+                <w:rFonts w:ascii="Times New Roman" w:hAnsi="Times New Roman" w:cs="Times New Roman"/>
+                <w:color w:val="FF0000"/>
+                <w:sz w:val="24"/>
+                <w:szCs w:val="24"/>
+                <w:lang w:val="it-IT"/>
+              </w:rPr>
+              <w:t xml:space="preserve">Di seguito sono descritti i principali insegnamenti che hanno contribuito alla </w:t>
+            </w:r>
+          </w:p>
+          <w:p>
+            <w:pPr>
+              <w:jc w:val="both"/>
+              <w:rPr>
+                <w:rFonts w:ascii="Times New Roman" w:hAnsi="Times New Roman" w:cs="Times New Roman"/>
+                <w:color w:val="FF0000"/>
+                <w:sz w:val="24"/>
+                <w:szCs w:val="24"/>
+                <w:lang w:val="it-IT"/>
+              </w:rPr>
+            </w:pPr>
+            <w:r>
+              <w:rPr>
+                <w:rFonts w:ascii="Times New Roman" w:hAnsi="Times New Roman" w:cs="Times New Roman"/>
+                <w:color w:val="FF0000"/>
+                <w:sz w:val="24"/>
+                <w:szCs w:val="24"/>
+                <w:lang w:val="it-IT"/>
+              </w:rPr>
+              <w:t>realizzazione del middleware asincrono per l'agricoltura di precisione:</w:t>
+            </w:r>
+          </w:p>
+          <w:p>
+            <w:pPr>
+              <w:jc w:val="both"/>
+              <w:rPr>
+                <w:rFonts w:ascii="Times New Roman" w:hAnsi="Times New Roman" w:cs="Times New Roman"/>
+                <w:color w:val="FF0000"/>
+                <w:sz w:val="24"/>
+                <w:szCs w:val="24"/>
+                <w:lang w:val="it-IT"/>
+              </w:rPr>
+            </w:pPr>
+          </w:p>
+          <w:p>
+            <w:pPr>
+              <w:jc w:val="both"/>
+              <w:rPr>
+                <w:rFonts w:ascii="Times New Roman" w:hAnsi="Times New Roman" w:cs="Times New Roman"/>
+                <w:color w:val="FF0000"/>
+                <w:sz w:val="24"/>
+                <w:szCs w:val="24"/>
+                <w:lang w:val="it-IT"/>
+              </w:rPr>
+            </w:pPr>
+            <w:r>
+              <w:rPr>
+                <w:rFonts w:ascii="Times New Roman" w:hAnsi="Times New Roman" w:cs="Times New Roman"/>
+                <w:color w:val="FF0000"/>
+                <w:sz w:val="24"/>
+                <w:szCs w:val="24"/>
+                <w:lang w:val="it-IT"/>
+              </w:rPr>
+              <w:t>---</w:t>
+            </w:r>
+          </w:p>
+          <w:p>
+            <w:pPr>
+              <w:jc w:val="both"/>
+              <w:rPr>
+                <w:rFonts w:ascii="Times New Roman" w:hAnsi="Times New Roman" w:cs="Times New Roman"/>
+                <w:color w:val="FF0000"/>
+                <w:sz w:val="24"/>
+                <w:szCs w:val="24"/>
+                <w:lang w:val="it-IT"/>
+              </w:rPr>
+            </w:pPr>
+          </w:p>
+          <w:p>
+            <w:pPr>
+              <w:jc w:val="both"/>
+              <w:rPr>
+                <w:rFonts w:ascii="Times New Roman" w:hAnsi="Times New Roman" w:cs="Times New Roman"/>
+                <w:color w:val="FF0000"/>
+                <w:sz w:val="24"/>
+                <w:szCs w:val="24"/>
+                <w:lang w:val="it-IT"/>
+              </w:rPr>
+            </w:pPr>
+            <w:r>
+              <w:rPr>
+                <w:rFonts w:ascii="Times New Roman" w:hAnsi="Times New Roman" w:cs="Times New Roman"/>
+                <w:color w:val="FF0000"/>
+                <w:sz w:val="24"/>
+                <w:szCs w:val="24"/>
+                <w:lang w:val="it-IT"/>
+              </w:rPr>
+              <w:t>## FONDAMENTI DI PROGRAMMAZIONE E LINGUAGGI</w:t>
+            </w:r>
+          </w:p>
+          <w:p>
+            <w:pPr>
+              <w:jc w:val="both"/>
+              <w:rPr>
+                <w:rFonts w:ascii="Times New Roman" w:hAnsi="Times New Roman" w:cs="Times New Roman"/>
+                <w:color w:val="FF0000"/>
+                <w:sz w:val="24"/>
+                <w:szCs w:val="24"/>
+                <w:lang w:val="it-IT"/>
+              </w:rPr>
+            </w:pPr>
+            <w:r>
+              <w:rPr>
+                <w:rFonts w:ascii="Times New Roman" w:hAnsi="Times New Roman" w:cs="Times New Roman"/>
+                <w:color w:val="FF0000"/>
+                <w:sz w:val="24"/>
+                <w:szCs w:val="24"/>
+                <w:lang w:val="it-IT"/>
+              </w:rPr>
+              <w:t>(Programmazione 1, Programmazione 2 - INF01, INF01III)</w:t>
+            </w:r>
+          </w:p>
+          <w:p>
+            <w:pPr>
+              <w:jc w:val="both"/>
+              <w:rPr>
+                <w:rFonts w:ascii="Times New Roman" w:hAnsi="Times New Roman" w:cs="Times New Roman"/>
+                <w:color w:val="FF0000"/>
+                <w:sz w:val="24"/>
+                <w:szCs w:val="24"/>
+                <w:lang w:val="it-IT"/>
+              </w:rPr>
+            </w:pPr>
+          </w:p>
+          <w:p>
+            <w:pPr>
+              <w:jc w:val="both"/>
+              <w:rPr>
+                <w:rFonts w:ascii="Times New Roman" w:hAnsi="Times New Roman" w:cs="Times New Roman"/>
+                <w:color w:val="FF0000"/>
+                <w:sz w:val="24"/>
+                <w:szCs w:val="24"/>
+                <w:lang w:val="it-IT"/>
+              </w:rPr>
+            </w:pPr>
+            <w:r>
+              <w:rPr>
+                <w:rFonts w:ascii="Times New Roman" w:hAnsi="Times New Roman" w:cs="Times New Roman"/>
+                <w:color w:val="FF0000"/>
+                <w:sz w:val="24"/>
+                <w:szCs w:val="24"/>
+                <w:lang w:val="it-IT"/>
+              </w:rPr>
+              <w:t xml:space="preserve">L'implementazione del prototipo è stata realizzata completamente in Python, </w:t>
+            </w:r>
+          </w:p>
+          <w:p>
+            <w:pPr>
+              <w:jc w:val="both"/>
+              <w:rPr>
+                <w:rFonts w:ascii="Times New Roman" w:hAnsi="Times New Roman" w:cs="Times New Roman"/>
+                <w:color w:val="FF0000"/>
+                <w:sz w:val="24"/>
+                <w:szCs w:val="24"/>
+                <w:lang w:val="it-IT"/>
+              </w:rPr>
+            </w:pPr>
+            <w:r>
+              <w:rPr>
+                <w:rFonts w:ascii="Times New Roman" w:hAnsi="Times New Roman" w:cs="Times New Roman"/>
+                <w:color w:val="FF0000"/>
+                <w:sz w:val="24"/>
+                <w:szCs w:val="24"/>
+                <w:lang w:val="it-IT"/>
+              </w:rPr>
+              <w:lastRenderedPageBreak/>
+              <w:t>applicando i paradigmi di programmazione acquisiti:</w:t>
+            </w:r>
+          </w:p>
+          <w:p>
+            <w:pPr>
+              <w:jc w:val="both"/>
+              <w:rPr>
+                <w:rFonts w:ascii="Times New Roman" w:hAnsi="Times New Roman" w:cs="Times New Roman"/>
+                <w:color w:val="FF0000"/>
+                <w:sz w:val="24"/>
+                <w:szCs w:val="24"/>
+                <w:lang w:val="it-IT"/>
+              </w:rPr>
+            </w:pPr>
+          </w:p>
+          <w:p>
+            <w:pPr>
+              <w:jc w:val="both"/>
+              <w:rPr>
+                <w:rFonts w:ascii="Times New Roman" w:hAnsi="Times New Roman" w:cs="Times New Roman"/>
+                <w:color w:val="FF0000"/>
+                <w:sz w:val="24"/>
+                <w:szCs w:val="24"/>
+                <w:lang w:val="it-IT"/>
+              </w:rPr>
+            </w:pPr>
+            <w:r>
+              <w:rPr>
+                <w:rFonts w:ascii="Times New Roman" w:hAnsi="Times New Roman" w:cs="Times New Roman"/>
+                <w:color w:val="FF0000"/>
+                <w:sz w:val="24"/>
+                <w:szCs w:val="24"/>
+                <w:lang w:val="it-IT"/>
+              </w:rPr>
+              <w:t xml:space="preserve">- **Programmazione Orientata agli Oggetti (OOP)**: Le classi </w:t>
+            </w:r>
+            <w:proofErr w:type="spellStart"/>
+            <w:r>
+              <w:rPr>
+                <w:rFonts w:ascii="Times New Roman" w:hAnsi="Times New Roman" w:cs="Times New Roman"/>
+                <w:color w:val="FF0000"/>
+                <w:sz w:val="24"/>
+                <w:szCs w:val="24"/>
+                <w:lang w:val="it-IT"/>
+              </w:rPr>
+              <w:t>RabbitMQConsumer</w:t>
+            </w:r>
+            <w:proofErr w:type="spellEnd"/>
+            <w:r>
+              <w:rPr>
+                <w:rFonts w:ascii="Times New Roman" w:hAnsi="Times New Roman" w:cs="Times New Roman"/>
+                <w:color w:val="FF0000"/>
+                <w:sz w:val="24"/>
+                <w:szCs w:val="24"/>
+                <w:lang w:val="it-IT"/>
+              </w:rPr>
+              <w:t xml:space="preserve">, </w:t>
+            </w:r>
+          </w:p>
+          <w:p>
+            <w:pPr>
+              <w:jc w:val="both"/>
+              <w:rPr>
+                <w:rFonts w:ascii="Times New Roman" w:hAnsi="Times New Roman" w:cs="Times New Roman"/>
+                <w:color w:val="FF0000"/>
+                <w:sz w:val="24"/>
+                <w:szCs w:val="24"/>
+                <w:lang w:val="it-IT"/>
+              </w:rPr>
+            </w:pPr>
+            <w:r>
+              <w:rPr>
+                <w:rFonts w:ascii="Times New Roman" w:hAnsi="Times New Roman" w:cs="Times New Roman"/>
+                <w:color w:val="FF0000"/>
+                <w:sz w:val="24"/>
+                <w:szCs w:val="24"/>
+                <w:lang w:val="it-IT"/>
+              </w:rPr>
+              <w:t xml:space="preserve">  </w:t>
+            </w:r>
+            <w:proofErr w:type="spellStart"/>
+            <w:r>
+              <w:rPr>
+                <w:rFonts w:ascii="Times New Roman" w:hAnsi="Times New Roman" w:cs="Times New Roman"/>
+                <w:color w:val="FF0000"/>
+                <w:sz w:val="24"/>
+                <w:szCs w:val="24"/>
+                <w:lang w:val="it-IT"/>
+              </w:rPr>
+              <w:t>MessageValidator</w:t>
+            </w:r>
+            <w:proofErr w:type="spellEnd"/>
+            <w:r>
+              <w:rPr>
+                <w:rFonts w:ascii="Times New Roman" w:hAnsi="Times New Roman" w:cs="Times New Roman"/>
+                <w:color w:val="FF0000"/>
+                <w:sz w:val="24"/>
+                <w:szCs w:val="24"/>
+                <w:lang w:val="it-IT"/>
+              </w:rPr>
+              <w:t xml:space="preserve"> e </w:t>
+            </w:r>
+            <w:proofErr w:type="spellStart"/>
+            <w:r>
+              <w:rPr>
+                <w:rFonts w:ascii="Times New Roman" w:hAnsi="Times New Roman" w:cs="Times New Roman"/>
+                <w:color w:val="FF0000"/>
+                <w:sz w:val="24"/>
+                <w:szCs w:val="24"/>
+                <w:lang w:val="it-IT"/>
+              </w:rPr>
+              <w:t>RabbitMQProducer</w:t>
+            </w:r>
+            <w:proofErr w:type="spellEnd"/>
+            <w:r>
+              <w:rPr>
+                <w:rFonts w:ascii="Times New Roman" w:hAnsi="Times New Roman" w:cs="Times New Roman"/>
+                <w:color w:val="FF0000"/>
+                <w:sz w:val="24"/>
+                <w:szCs w:val="24"/>
+                <w:lang w:val="it-IT"/>
+              </w:rPr>
+              <w:t xml:space="preserve"> implementano il design OOP con incapsulamento </w:t>
+            </w:r>
+          </w:p>
+          <w:p>
+            <w:pPr>
+              <w:jc w:val="both"/>
+              <w:rPr>
+                <w:rFonts w:ascii="Times New Roman" w:hAnsi="Times New Roman" w:cs="Times New Roman"/>
+                <w:color w:val="FF0000"/>
+                <w:sz w:val="24"/>
+                <w:szCs w:val="24"/>
+                <w:lang w:val="it-IT"/>
+              </w:rPr>
+            </w:pPr>
+            <w:r>
+              <w:rPr>
+                <w:rFonts w:ascii="Times New Roman" w:hAnsi="Times New Roman" w:cs="Times New Roman"/>
+                <w:color w:val="FF0000"/>
+                <w:sz w:val="24"/>
+                <w:szCs w:val="24"/>
+                <w:lang w:val="it-IT"/>
+              </w:rPr>
+              <w:t xml:space="preserve">  della logica e separazione delle responsabilità.</w:t>
+            </w:r>
+          </w:p>
+          <w:p>
+            <w:pPr>
+              <w:jc w:val="both"/>
+              <w:rPr>
+                <w:rFonts w:ascii="Times New Roman" w:hAnsi="Times New Roman" w:cs="Times New Roman"/>
+                <w:color w:val="FF0000"/>
+                <w:sz w:val="24"/>
+                <w:szCs w:val="24"/>
+                <w:lang w:val="it-IT"/>
+              </w:rPr>
+            </w:pPr>
+          </w:p>
+          <w:p>
+            <w:pPr>
+              <w:jc w:val="both"/>
+              <w:rPr>
+                <w:rFonts w:ascii="Times New Roman" w:hAnsi="Times New Roman" w:cs="Times New Roman"/>
+                <w:color w:val="FF0000"/>
+                <w:sz w:val="24"/>
+                <w:szCs w:val="24"/>
+                <w:lang w:val="en-GB"/>
+              </w:rPr>
+            </w:pPr>
+            <w:r>
+              <w:rPr>
+                <w:rFonts w:ascii="Times New Roman" w:hAnsi="Times New Roman" w:cs="Times New Roman"/>
+                <w:color w:val="FF0000"/>
+                <w:sz w:val="24"/>
+                <w:szCs w:val="24"/>
+                <w:lang w:val="en-GB"/>
+              </w:rPr>
+              <w:t xml:space="preserve">- **Gestione delle eccezioni**: Try-except blocks per error handling robusto, </w:t>
+            </w:r>
+          </w:p>
+          <w:p>
+            <w:pPr>
+              <w:jc w:val="both"/>
+              <w:rPr>
+                <w:rFonts w:ascii="Times New Roman" w:hAnsi="Times New Roman" w:cs="Times New Roman"/>
+                <w:color w:val="FF0000"/>
+                <w:sz w:val="24"/>
+                <w:szCs w:val="24"/>
+                <w:lang w:val="it-IT"/>
+              </w:rPr>
+            </w:pPr>
+            <w:r>
+              <w:rPr>
+                <w:rFonts w:ascii="Times New Roman" w:hAnsi="Times New Roman" w:cs="Times New Roman"/>
+                <w:color w:val="FF0000"/>
+                <w:sz w:val="24"/>
+                <w:szCs w:val="24"/>
+                <w:lang w:val="en-GB"/>
+              </w:rPr>
+              <w:t xml:space="preserve">  </w:t>
+            </w:r>
+            <w:r>
+              <w:rPr>
+                <w:rFonts w:ascii="Times New Roman" w:hAnsi="Times New Roman" w:cs="Times New Roman"/>
+                <w:color w:val="FF0000"/>
+                <w:sz w:val="24"/>
+                <w:szCs w:val="24"/>
+                <w:lang w:val="it-IT"/>
+              </w:rPr>
+              <w:t xml:space="preserve">con recupero automatico in caso di disconnessione da </w:t>
+            </w:r>
+            <w:proofErr w:type="spellStart"/>
+            <w:r>
+              <w:rPr>
+                <w:rFonts w:ascii="Times New Roman" w:hAnsi="Times New Roman" w:cs="Times New Roman"/>
+                <w:color w:val="FF0000"/>
+                <w:sz w:val="24"/>
+                <w:szCs w:val="24"/>
+                <w:lang w:val="it-IT"/>
+              </w:rPr>
+              <w:t>RabbitMQ</w:t>
+            </w:r>
+            <w:proofErr w:type="spellEnd"/>
+            <w:r>
+              <w:rPr>
+                <w:rFonts w:ascii="Times New Roman" w:hAnsi="Times New Roman" w:cs="Times New Roman"/>
+                <w:color w:val="FF0000"/>
+                <w:sz w:val="24"/>
+                <w:szCs w:val="24"/>
+                <w:lang w:val="it-IT"/>
+              </w:rPr>
+              <w:t xml:space="preserve"> (resilienza).</w:t>
+            </w:r>
+          </w:p>
+          <w:p>
+            <w:pPr>
+              <w:jc w:val="both"/>
+              <w:rPr>
+                <w:rFonts w:ascii="Times New Roman" w:hAnsi="Times New Roman" w:cs="Times New Roman"/>
+                <w:color w:val="FF0000"/>
+                <w:sz w:val="24"/>
+                <w:szCs w:val="24"/>
+                <w:lang w:val="it-IT"/>
+              </w:rPr>
+            </w:pPr>
+          </w:p>
+          <w:p>
+            <w:pPr>
+              <w:jc w:val="both"/>
+              <w:rPr>
+                <w:rFonts w:ascii="Times New Roman" w:hAnsi="Times New Roman" w:cs="Times New Roman"/>
+                <w:color w:val="FF0000"/>
+                <w:sz w:val="24"/>
+                <w:szCs w:val="24"/>
+                <w:lang w:val="it-IT"/>
+              </w:rPr>
+            </w:pPr>
+            <w:r>
+              <w:rPr>
+                <w:rFonts w:ascii="Times New Roman" w:hAnsi="Times New Roman" w:cs="Times New Roman"/>
+                <w:color w:val="FF0000"/>
+                <w:sz w:val="24"/>
+                <w:szCs w:val="24"/>
+                <w:lang w:val="it-IT"/>
+              </w:rPr>
+              <w:t>- **Strutture dati**: Utilizzo di dizionari (</w:t>
+            </w:r>
+            <w:proofErr w:type="spellStart"/>
+            <w:r>
+              <w:rPr>
+                <w:rFonts w:ascii="Times New Roman" w:hAnsi="Times New Roman" w:cs="Times New Roman"/>
+                <w:color w:val="FF0000"/>
+                <w:sz w:val="24"/>
+                <w:szCs w:val="24"/>
+                <w:lang w:val="it-IT"/>
+              </w:rPr>
+              <w:t>dict</w:t>
+            </w:r>
+            <w:proofErr w:type="spellEnd"/>
+            <w:r>
+              <w:rPr>
+                <w:rFonts w:ascii="Times New Roman" w:hAnsi="Times New Roman" w:cs="Times New Roman"/>
+                <w:color w:val="FF0000"/>
+                <w:sz w:val="24"/>
+                <w:szCs w:val="24"/>
+                <w:lang w:val="it-IT"/>
+              </w:rPr>
+              <w:t xml:space="preserve">), liste e </w:t>
+            </w:r>
+            <w:proofErr w:type="spellStart"/>
+            <w:r>
+              <w:rPr>
+                <w:rFonts w:ascii="Times New Roman" w:hAnsi="Times New Roman" w:cs="Times New Roman"/>
+                <w:color w:val="FF0000"/>
+                <w:sz w:val="24"/>
+                <w:szCs w:val="24"/>
+                <w:lang w:val="it-IT"/>
+              </w:rPr>
+              <w:t>defaultdict</w:t>
+            </w:r>
+            <w:proofErr w:type="spellEnd"/>
+            <w:r>
+              <w:rPr>
+                <w:rFonts w:ascii="Times New Roman" w:hAnsi="Times New Roman" w:cs="Times New Roman"/>
+                <w:color w:val="FF0000"/>
+                <w:sz w:val="24"/>
+                <w:szCs w:val="24"/>
+                <w:lang w:val="it-IT"/>
+              </w:rPr>
+              <w:t xml:space="preserve"> per </w:t>
+            </w:r>
+          </w:p>
+          <w:p>
+            <w:pPr>
+              <w:jc w:val="both"/>
+              <w:rPr>
+                <w:rFonts w:ascii="Times New Roman" w:hAnsi="Times New Roman" w:cs="Times New Roman"/>
+                <w:color w:val="FF0000"/>
+                <w:sz w:val="24"/>
+                <w:szCs w:val="24"/>
+                <w:lang w:val="it-IT"/>
+              </w:rPr>
+            </w:pPr>
+            <w:r>
+              <w:rPr>
+                <w:rFonts w:ascii="Times New Roman" w:hAnsi="Times New Roman" w:cs="Times New Roman"/>
+                <w:color w:val="FF0000"/>
+                <w:sz w:val="24"/>
+                <w:szCs w:val="24"/>
+                <w:lang w:val="it-IT"/>
+              </w:rPr>
+              <w:t xml:space="preserve">  gestire efficientemente le misurazioni e le statistiche.</w:t>
+            </w:r>
+          </w:p>
+          <w:p>
+            <w:pPr>
+              <w:jc w:val="both"/>
+              <w:rPr>
+                <w:rFonts w:ascii="Times New Roman" w:hAnsi="Times New Roman" w:cs="Times New Roman"/>
+                <w:color w:val="FF0000"/>
+                <w:sz w:val="24"/>
+                <w:szCs w:val="24"/>
+                <w:lang w:val="it-IT"/>
+              </w:rPr>
+            </w:pPr>
+          </w:p>
+          <w:p>
+            <w:pPr>
+              <w:jc w:val="both"/>
+              <w:rPr>
+                <w:rFonts w:ascii="Times New Roman" w:hAnsi="Times New Roman" w:cs="Times New Roman"/>
+                <w:color w:val="FF0000"/>
+                <w:sz w:val="24"/>
+                <w:szCs w:val="24"/>
+                <w:lang w:val="it-IT"/>
+              </w:rPr>
+            </w:pPr>
+            <w:r>
+              <w:rPr>
+                <w:rFonts w:ascii="Times New Roman" w:hAnsi="Times New Roman" w:cs="Times New Roman"/>
+                <w:color w:val="FF0000"/>
+                <w:sz w:val="24"/>
+                <w:szCs w:val="24"/>
+                <w:lang w:val="it-IT"/>
+              </w:rPr>
+              <w:t xml:space="preserve">- **Programmazione modulare**: Separazione in produttori e consumatori distinti, </w:t>
+            </w:r>
+          </w:p>
+          <w:p>
+            <w:pPr>
+              <w:jc w:val="both"/>
+              <w:rPr>
+                <w:rFonts w:ascii="Times New Roman" w:hAnsi="Times New Roman" w:cs="Times New Roman"/>
+                <w:color w:val="FF0000"/>
+                <w:sz w:val="24"/>
+                <w:szCs w:val="24"/>
+                <w:lang w:val="it-IT"/>
+              </w:rPr>
+            </w:pPr>
+            <w:r>
+              <w:rPr>
+                <w:rFonts w:ascii="Times New Roman" w:hAnsi="Times New Roman" w:cs="Times New Roman"/>
+                <w:color w:val="FF0000"/>
+                <w:sz w:val="24"/>
+                <w:szCs w:val="24"/>
+                <w:lang w:val="it-IT"/>
+              </w:rPr>
+              <w:t xml:space="preserve">  seguendo il principio del single </w:t>
+            </w:r>
+            <w:proofErr w:type="spellStart"/>
+            <w:r>
+              <w:rPr>
+                <w:rFonts w:ascii="Times New Roman" w:hAnsi="Times New Roman" w:cs="Times New Roman"/>
+                <w:color w:val="FF0000"/>
+                <w:sz w:val="24"/>
+                <w:szCs w:val="24"/>
+                <w:lang w:val="it-IT"/>
+              </w:rPr>
+              <w:t>responsibility</w:t>
+            </w:r>
+            <w:proofErr w:type="spellEnd"/>
+            <w:r>
+              <w:rPr>
+                <w:rFonts w:ascii="Times New Roman" w:hAnsi="Times New Roman" w:cs="Times New Roman"/>
+                <w:color w:val="FF0000"/>
+                <w:sz w:val="24"/>
+                <w:szCs w:val="24"/>
+                <w:lang w:val="it-IT"/>
+              </w:rPr>
+              <w:t>.</w:t>
+            </w:r>
+          </w:p>
+          <w:p>
+            <w:pPr>
+              <w:jc w:val="both"/>
+              <w:rPr>
+                <w:rFonts w:ascii="Times New Roman" w:hAnsi="Times New Roman" w:cs="Times New Roman"/>
+                <w:color w:val="FF0000"/>
+                <w:sz w:val="24"/>
+                <w:szCs w:val="24"/>
+                <w:lang w:val="it-IT"/>
+              </w:rPr>
+            </w:pPr>
+          </w:p>
+          <w:p>
+            <w:pPr>
+              <w:jc w:val="both"/>
+              <w:rPr>
+                <w:rFonts w:ascii="Times New Roman" w:hAnsi="Times New Roman" w:cs="Times New Roman"/>
+                <w:color w:val="FF0000"/>
+                <w:sz w:val="24"/>
+                <w:szCs w:val="24"/>
+                <w:lang w:val="it-IT"/>
+              </w:rPr>
+            </w:pPr>
+            <w:r>
+              <w:rPr>
+                <w:rFonts w:ascii="Times New Roman" w:hAnsi="Times New Roman" w:cs="Times New Roman"/>
+                <w:color w:val="FF0000"/>
+                <w:sz w:val="24"/>
+                <w:szCs w:val="24"/>
+                <w:lang w:val="it-IT"/>
+              </w:rPr>
+              <w:t xml:space="preserve">Queste competenze hanno consentito di sviluppare un codice professionale, </w:t>
+            </w:r>
+          </w:p>
+          <w:p>
+            <w:pPr>
+              <w:jc w:val="both"/>
+              <w:rPr>
+                <w:rFonts w:ascii="Times New Roman" w:hAnsi="Times New Roman" w:cs="Times New Roman"/>
+                <w:color w:val="FF0000"/>
+                <w:sz w:val="24"/>
+                <w:szCs w:val="24"/>
+                <w:lang w:val="it-IT"/>
+              </w:rPr>
+            </w:pPr>
+            <w:r>
+              <w:rPr>
+                <w:rFonts w:ascii="Times New Roman" w:hAnsi="Times New Roman" w:cs="Times New Roman"/>
+                <w:color w:val="FF0000"/>
+                <w:sz w:val="24"/>
+                <w:szCs w:val="24"/>
+                <w:lang w:val="it-IT"/>
+              </w:rPr>
+              <w:t xml:space="preserve">leggibile e </w:t>
+            </w:r>
+            <w:proofErr w:type="spellStart"/>
+            <w:r>
+              <w:rPr>
+                <w:rFonts w:ascii="Times New Roman" w:hAnsi="Times New Roman" w:cs="Times New Roman"/>
+                <w:color w:val="FF0000"/>
+                <w:sz w:val="24"/>
+                <w:szCs w:val="24"/>
+                <w:lang w:val="it-IT"/>
+              </w:rPr>
+              <w:t>manutenibile</w:t>
+            </w:r>
+            <w:proofErr w:type="spellEnd"/>
+            <w:r>
+              <w:rPr>
+                <w:rFonts w:ascii="Times New Roman" w:hAnsi="Times New Roman" w:cs="Times New Roman"/>
+                <w:color w:val="FF0000"/>
+                <w:sz w:val="24"/>
+                <w:szCs w:val="24"/>
+                <w:lang w:val="it-IT"/>
+              </w:rPr>
+              <w:t>.</w:t>
+            </w:r>
+          </w:p>
+          <w:p>
+            <w:pPr>
+              <w:jc w:val="both"/>
+              <w:rPr>
+                <w:rFonts w:ascii="Times New Roman" w:hAnsi="Times New Roman" w:cs="Times New Roman"/>
+                <w:color w:val="FF0000"/>
+                <w:sz w:val="24"/>
+                <w:szCs w:val="24"/>
+                <w:lang w:val="it-IT"/>
+              </w:rPr>
+            </w:pPr>
+          </w:p>
+          <w:p>
+            <w:pPr>
+              <w:jc w:val="both"/>
+              <w:rPr>
+                <w:rFonts w:ascii="Times New Roman" w:hAnsi="Times New Roman" w:cs="Times New Roman"/>
+                <w:color w:val="FF0000"/>
+                <w:sz w:val="24"/>
+                <w:szCs w:val="24"/>
+                <w:lang w:val="it-IT"/>
+              </w:rPr>
+            </w:pPr>
+            <w:r>
+              <w:rPr>
+                <w:rFonts w:ascii="Times New Roman" w:hAnsi="Times New Roman" w:cs="Times New Roman"/>
+                <w:color w:val="FF0000"/>
+                <w:sz w:val="24"/>
+                <w:szCs w:val="24"/>
+                <w:lang w:val="it-IT"/>
+              </w:rPr>
+              <w:t>---</w:t>
+            </w:r>
+          </w:p>
+          <w:p>
+            <w:pPr>
+              <w:jc w:val="both"/>
+              <w:rPr>
+                <w:rFonts w:ascii="Times New Roman" w:hAnsi="Times New Roman" w:cs="Times New Roman"/>
+                <w:color w:val="FF0000"/>
+                <w:sz w:val="24"/>
+                <w:szCs w:val="24"/>
+                <w:lang w:val="it-IT"/>
+              </w:rPr>
+            </w:pPr>
+          </w:p>
+          <w:p>
+            <w:pPr>
+              <w:jc w:val="both"/>
+              <w:rPr>
+                <w:rFonts w:ascii="Times New Roman" w:hAnsi="Times New Roman" w:cs="Times New Roman"/>
+                <w:color w:val="FF0000"/>
+                <w:sz w:val="24"/>
+                <w:szCs w:val="24"/>
+                <w:lang w:val="it-IT"/>
+              </w:rPr>
+            </w:pPr>
+            <w:r>
+              <w:rPr>
+                <w:rFonts w:ascii="Times New Roman" w:hAnsi="Times New Roman" w:cs="Times New Roman"/>
+                <w:color w:val="FF0000"/>
+                <w:sz w:val="24"/>
+                <w:szCs w:val="24"/>
+                <w:lang w:val="it-IT"/>
+              </w:rPr>
+              <w:t>## ALGORITMI E STRUTTURE DATI</w:t>
+            </w:r>
+          </w:p>
+          <w:p>
+            <w:pPr>
+              <w:jc w:val="both"/>
+              <w:rPr>
+                <w:rFonts w:ascii="Times New Roman" w:hAnsi="Times New Roman" w:cs="Times New Roman"/>
+                <w:color w:val="FF0000"/>
+                <w:sz w:val="24"/>
+                <w:szCs w:val="24"/>
+                <w:lang w:val="it-IT"/>
+              </w:rPr>
+            </w:pPr>
+            <w:r>
+              <w:rPr>
+                <w:rFonts w:ascii="Times New Roman" w:hAnsi="Times New Roman" w:cs="Times New Roman"/>
+                <w:color w:val="FF0000"/>
+                <w:sz w:val="24"/>
+                <w:szCs w:val="24"/>
+                <w:lang w:val="it-IT"/>
+              </w:rPr>
+              <w:t>(Algoritmi e strutture dati - INF01I)</w:t>
+            </w:r>
+          </w:p>
+          <w:p>
+            <w:pPr>
+              <w:jc w:val="both"/>
+              <w:rPr>
+                <w:rFonts w:ascii="Times New Roman" w:hAnsi="Times New Roman" w:cs="Times New Roman"/>
+                <w:color w:val="FF0000"/>
+                <w:sz w:val="24"/>
+                <w:szCs w:val="24"/>
+                <w:lang w:val="it-IT"/>
+              </w:rPr>
+            </w:pPr>
+          </w:p>
+          <w:p>
+            <w:pPr>
+              <w:jc w:val="both"/>
+              <w:rPr>
+                <w:rFonts w:ascii="Times New Roman" w:hAnsi="Times New Roman" w:cs="Times New Roman"/>
+                <w:color w:val="FF0000"/>
+                <w:sz w:val="24"/>
+                <w:szCs w:val="24"/>
+                <w:lang w:val="it-IT"/>
+              </w:rPr>
+            </w:pPr>
+            <w:r>
+              <w:rPr>
+                <w:rFonts w:ascii="Times New Roman" w:hAnsi="Times New Roman" w:cs="Times New Roman"/>
+                <w:color w:val="FF0000"/>
+                <w:sz w:val="24"/>
+                <w:szCs w:val="24"/>
+                <w:lang w:val="it-IT"/>
+              </w:rPr>
+              <w:t>La validazione centralizzata e l'elaborazione dei messaggi hanno sfruttato:</w:t>
+            </w:r>
+          </w:p>
+          <w:p>
+            <w:pPr>
+              <w:jc w:val="both"/>
+              <w:rPr>
+                <w:rFonts w:ascii="Times New Roman" w:hAnsi="Times New Roman" w:cs="Times New Roman"/>
+                <w:color w:val="FF0000"/>
+                <w:sz w:val="24"/>
+                <w:szCs w:val="24"/>
+                <w:lang w:val="it-IT"/>
+              </w:rPr>
+            </w:pPr>
+          </w:p>
+          <w:p>
+            <w:pPr>
+              <w:jc w:val="both"/>
+              <w:rPr>
+                <w:rFonts w:ascii="Times New Roman" w:hAnsi="Times New Roman" w:cs="Times New Roman"/>
+                <w:color w:val="FF0000"/>
+                <w:sz w:val="24"/>
+                <w:szCs w:val="24"/>
+                <w:lang w:val="it-IT"/>
+              </w:rPr>
+            </w:pPr>
+            <w:r>
+              <w:rPr>
+                <w:rFonts w:ascii="Times New Roman" w:hAnsi="Times New Roman" w:cs="Times New Roman"/>
+                <w:color w:val="FF0000"/>
+                <w:sz w:val="24"/>
+                <w:szCs w:val="24"/>
+                <w:lang w:val="it-IT"/>
+              </w:rPr>
+              <w:t xml:space="preserve">- **Algoritmi di ricerca e validazione**: Implementazione di funzioni di validazione </w:t>
+            </w:r>
+          </w:p>
+          <w:p>
+            <w:pPr>
+              <w:jc w:val="both"/>
+              <w:rPr>
+                <w:rFonts w:ascii="Times New Roman" w:hAnsi="Times New Roman" w:cs="Times New Roman"/>
+                <w:color w:val="FF0000"/>
+                <w:sz w:val="24"/>
+                <w:szCs w:val="24"/>
+                <w:lang w:val="it-IT"/>
+              </w:rPr>
+            </w:pPr>
+            <w:r>
+              <w:rPr>
+                <w:rFonts w:ascii="Times New Roman" w:hAnsi="Times New Roman" w:cs="Times New Roman"/>
+                <w:color w:val="FF0000"/>
+                <w:sz w:val="24"/>
+                <w:szCs w:val="24"/>
+                <w:lang w:val="it-IT"/>
+              </w:rPr>
+              <w:t xml:space="preserve">  che controllano in tempo O(1) i vincoli sui dati (range, tipo, </w:t>
+            </w:r>
+            <w:proofErr w:type="spellStart"/>
+            <w:r>
+              <w:rPr>
+                <w:rFonts w:ascii="Times New Roman" w:hAnsi="Times New Roman" w:cs="Times New Roman"/>
+                <w:color w:val="FF0000"/>
+                <w:sz w:val="24"/>
+                <w:szCs w:val="24"/>
+                <w:lang w:val="it-IT"/>
+              </w:rPr>
+              <w:t>enum</w:t>
+            </w:r>
+            <w:proofErr w:type="spellEnd"/>
+            <w:r>
+              <w:rPr>
+                <w:rFonts w:ascii="Times New Roman" w:hAnsi="Times New Roman" w:cs="Times New Roman"/>
+                <w:color w:val="FF0000"/>
+                <w:sz w:val="24"/>
+                <w:szCs w:val="24"/>
+                <w:lang w:val="it-IT"/>
+              </w:rPr>
+              <w:t>).</w:t>
+            </w:r>
+          </w:p>
+          <w:p>
+            <w:pPr>
+              <w:jc w:val="both"/>
+              <w:rPr>
+                <w:rFonts w:ascii="Times New Roman" w:hAnsi="Times New Roman" w:cs="Times New Roman"/>
+                <w:color w:val="FF0000"/>
+                <w:sz w:val="24"/>
+                <w:szCs w:val="24"/>
+                <w:lang w:val="it-IT"/>
+              </w:rPr>
+            </w:pPr>
+          </w:p>
+          <w:p>
+            <w:pPr>
+              <w:jc w:val="both"/>
+              <w:rPr>
+                <w:rFonts w:ascii="Times New Roman" w:hAnsi="Times New Roman" w:cs="Times New Roman"/>
+                <w:color w:val="FF0000"/>
+                <w:sz w:val="24"/>
+                <w:szCs w:val="24"/>
+                <w:lang w:val="it-IT"/>
+              </w:rPr>
+            </w:pPr>
+            <w:r>
+              <w:rPr>
+                <w:rFonts w:ascii="Times New Roman" w:hAnsi="Times New Roman" w:cs="Times New Roman"/>
+                <w:color w:val="FF0000"/>
+                <w:sz w:val="24"/>
+                <w:szCs w:val="24"/>
+                <w:lang w:val="it-IT"/>
+              </w:rPr>
+              <w:t xml:space="preserve">- **Strutture dati efficienti**: Utilizzo di liste per mantenere una "finestra mobile" </w:t>
+            </w:r>
+          </w:p>
+          <w:p>
+            <w:pPr>
+              <w:jc w:val="both"/>
+              <w:rPr>
+                <w:rFonts w:ascii="Times New Roman" w:hAnsi="Times New Roman" w:cs="Times New Roman"/>
+                <w:color w:val="FF0000"/>
+                <w:sz w:val="24"/>
+                <w:szCs w:val="24"/>
+                <w:lang w:val="it-IT"/>
+              </w:rPr>
+            </w:pPr>
+            <w:r>
+              <w:rPr>
+                <w:rFonts w:ascii="Times New Roman" w:hAnsi="Times New Roman" w:cs="Times New Roman"/>
+                <w:color w:val="FF0000"/>
+                <w:sz w:val="24"/>
+                <w:szCs w:val="24"/>
+                <w:lang w:val="it-IT"/>
+              </w:rPr>
+              <w:t xml:space="preserve">  delle ultime misurazioni (ultimi 60 minuti), ottimizzando memoria e accesso.</w:t>
+            </w:r>
+          </w:p>
+          <w:p>
+            <w:pPr>
+              <w:jc w:val="both"/>
+              <w:rPr>
+                <w:rFonts w:ascii="Times New Roman" w:hAnsi="Times New Roman" w:cs="Times New Roman"/>
+                <w:color w:val="FF0000"/>
+                <w:sz w:val="24"/>
+                <w:szCs w:val="24"/>
+                <w:lang w:val="it-IT"/>
+              </w:rPr>
+            </w:pPr>
+          </w:p>
+          <w:p>
+            <w:pPr>
+              <w:jc w:val="both"/>
+              <w:rPr>
+                <w:rFonts w:ascii="Times New Roman" w:hAnsi="Times New Roman" w:cs="Times New Roman"/>
+                <w:color w:val="FF0000"/>
+                <w:sz w:val="24"/>
+                <w:szCs w:val="24"/>
+                <w:lang w:val="it-IT"/>
+              </w:rPr>
+            </w:pPr>
+            <w:r>
+              <w:rPr>
+                <w:rFonts w:ascii="Times New Roman" w:hAnsi="Times New Roman" w:cs="Times New Roman"/>
+                <w:color w:val="FF0000"/>
+                <w:sz w:val="24"/>
+                <w:szCs w:val="24"/>
+                <w:lang w:val="it-IT"/>
+              </w:rPr>
+              <w:t xml:space="preserve">- **Complessità computazionale**: Scelta di strutture dati che garantiscono </w:t>
+            </w:r>
+          </w:p>
+          <w:p>
+            <w:pPr>
+              <w:jc w:val="both"/>
+              <w:rPr>
+                <w:rFonts w:ascii="Times New Roman" w:hAnsi="Times New Roman" w:cs="Times New Roman"/>
+                <w:color w:val="FF0000"/>
+                <w:sz w:val="24"/>
+                <w:szCs w:val="24"/>
+                <w:lang w:val="it-IT"/>
+              </w:rPr>
+            </w:pPr>
+            <w:r>
+              <w:rPr>
+                <w:rFonts w:ascii="Times New Roman" w:hAnsi="Times New Roman" w:cs="Times New Roman"/>
+                <w:color w:val="FF0000"/>
+                <w:sz w:val="24"/>
+                <w:szCs w:val="24"/>
+                <w:lang w:val="it-IT"/>
+              </w:rPr>
+              <w:t xml:space="preserve">  operazioni veloci (O(1) per </w:t>
+            </w:r>
+            <w:proofErr w:type="spellStart"/>
+            <w:r>
+              <w:rPr>
+                <w:rFonts w:ascii="Times New Roman" w:hAnsi="Times New Roman" w:cs="Times New Roman"/>
+                <w:color w:val="FF0000"/>
+                <w:sz w:val="24"/>
+                <w:szCs w:val="24"/>
+                <w:lang w:val="it-IT"/>
+              </w:rPr>
+              <w:t>append</w:t>
+            </w:r>
+            <w:proofErr w:type="spellEnd"/>
+            <w:r>
+              <w:rPr>
+                <w:rFonts w:ascii="Times New Roman" w:hAnsi="Times New Roman" w:cs="Times New Roman"/>
+                <w:color w:val="FF0000"/>
+                <w:sz w:val="24"/>
+                <w:szCs w:val="24"/>
+                <w:lang w:val="it-IT"/>
+              </w:rPr>
+              <w:t>, O(n) per filtering) appropriata al contesto.</w:t>
+            </w:r>
+          </w:p>
+          <w:p>
+            <w:pPr>
+              <w:jc w:val="both"/>
+              <w:rPr>
+                <w:rFonts w:ascii="Times New Roman" w:hAnsi="Times New Roman" w:cs="Times New Roman"/>
+                <w:color w:val="FF0000"/>
+                <w:sz w:val="24"/>
+                <w:szCs w:val="24"/>
+                <w:lang w:val="it-IT"/>
+              </w:rPr>
+            </w:pPr>
+          </w:p>
+          <w:p>
+            <w:pPr>
+              <w:jc w:val="both"/>
+              <w:rPr>
+                <w:rFonts w:ascii="Times New Roman" w:hAnsi="Times New Roman" w:cs="Times New Roman"/>
+                <w:color w:val="FF0000"/>
+                <w:sz w:val="24"/>
+                <w:szCs w:val="24"/>
+                <w:lang w:val="it-IT"/>
+              </w:rPr>
+            </w:pPr>
+            <w:r>
+              <w:rPr>
+                <w:rFonts w:ascii="Times New Roman" w:hAnsi="Times New Roman" w:cs="Times New Roman"/>
+                <w:color w:val="FF0000"/>
+                <w:sz w:val="24"/>
+                <w:szCs w:val="24"/>
+                <w:lang w:val="it-IT"/>
+              </w:rPr>
+              <w:t>---</w:t>
+            </w:r>
+          </w:p>
+          <w:p>
+            <w:pPr>
+              <w:jc w:val="both"/>
+              <w:rPr>
+                <w:rFonts w:ascii="Times New Roman" w:hAnsi="Times New Roman" w:cs="Times New Roman"/>
+                <w:color w:val="FF0000"/>
+                <w:sz w:val="24"/>
+                <w:szCs w:val="24"/>
+                <w:lang w:val="it-IT"/>
+              </w:rPr>
+            </w:pPr>
+          </w:p>
+          <w:p>
+            <w:pPr>
+              <w:jc w:val="both"/>
+              <w:rPr>
+                <w:rFonts w:ascii="Times New Roman" w:hAnsi="Times New Roman" w:cs="Times New Roman"/>
+                <w:color w:val="FF0000"/>
+                <w:sz w:val="24"/>
+                <w:szCs w:val="24"/>
+                <w:lang w:val="it-IT"/>
+              </w:rPr>
+            </w:pPr>
+            <w:r>
+              <w:rPr>
+                <w:rFonts w:ascii="Times New Roman" w:hAnsi="Times New Roman" w:cs="Times New Roman"/>
+                <w:color w:val="FF0000"/>
+                <w:sz w:val="24"/>
+                <w:szCs w:val="24"/>
+                <w:lang w:val="it-IT"/>
+              </w:rPr>
+              <w:t>## BASI DI DATI</w:t>
+            </w:r>
+          </w:p>
+          <w:p>
+            <w:pPr>
+              <w:jc w:val="both"/>
+              <w:rPr>
+                <w:rFonts w:ascii="Times New Roman" w:hAnsi="Times New Roman" w:cs="Times New Roman"/>
+                <w:color w:val="FF0000"/>
+                <w:sz w:val="24"/>
+                <w:szCs w:val="24"/>
+                <w:lang w:val="it-IT"/>
+              </w:rPr>
+            </w:pPr>
+            <w:r>
+              <w:rPr>
+                <w:rFonts w:ascii="Times New Roman" w:hAnsi="Times New Roman" w:cs="Times New Roman"/>
+                <w:color w:val="FF0000"/>
+                <w:sz w:val="24"/>
+                <w:szCs w:val="24"/>
+                <w:lang w:val="it-IT"/>
+              </w:rPr>
+              <w:t>(Basi di dati - INGINF05)</w:t>
+            </w:r>
+          </w:p>
+          <w:p>
+            <w:pPr>
+              <w:jc w:val="both"/>
+              <w:rPr>
+                <w:rFonts w:ascii="Times New Roman" w:hAnsi="Times New Roman" w:cs="Times New Roman"/>
+                <w:color w:val="FF0000"/>
+                <w:sz w:val="24"/>
+                <w:szCs w:val="24"/>
+                <w:lang w:val="it-IT"/>
+              </w:rPr>
+            </w:pPr>
+          </w:p>
+          <w:p>
+            <w:pPr>
+              <w:jc w:val="both"/>
+              <w:rPr>
+                <w:rFonts w:ascii="Times New Roman" w:hAnsi="Times New Roman" w:cs="Times New Roman"/>
+                <w:color w:val="FF0000"/>
+                <w:sz w:val="24"/>
+                <w:szCs w:val="24"/>
+                <w:lang w:val="it-IT"/>
+              </w:rPr>
+            </w:pPr>
+            <w:r>
+              <w:rPr>
+                <w:rFonts w:ascii="Times New Roman" w:hAnsi="Times New Roman" w:cs="Times New Roman"/>
+                <w:color w:val="FF0000"/>
+                <w:sz w:val="24"/>
+                <w:szCs w:val="24"/>
+                <w:lang w:val="it-IT"/>
+              </w:rPr>
+              <w:t xml:space="preserve">Sebbene il progetto utilizzi un </w:t>
+            </w:r>
+            <w:proofErr w:type="spellStart"/>
+            <w:r>
+              <w:rPr>
+                <w:rFonts w:ascii="Times New Roman" w:hAnsi="Times New Roman" w:cs="Times New Roman"/>
+                <w:color w:val="FF0000"/>
+                <w:sz w:val="24"/>
+                <w:szCs w:val="24"/>
+                <w:lang w:val="it-IT"/>
+              </w:rPr>
+              <w:t>message</w:t>
+            </w:r>
+            <w:proofErr w:type="spellEnd"/>
+            <w:r>
+              <w:rPr>
+                <w:rFonts w:ascii="Times New Roman" w:hAnsi="Times New Roman" w:cs="Times New Roman"/>
+                <w:color w:val="FF0000"/>
+                <w:sz w:val="24"/>
+                <w:szCs w:val="24"/>
+                <w:lang w:val="it-IT"/>
+              </w:rPr>
+              <w:t xml:space="preserve"> broker, i principi delle basi di dati </w:t>
+            </w:r>
+          </w:p>
+          <w:p>
+            <w:pPr>
+              <w:jc w:val="both"/>
+              <w:rPr>
+                <w:rFonts w:ascii="Times New Roman" w:hAnsi="Times New Roman" w:cs="Times New Roman"/>
+                <w:color w:val="FF0000"/>
+                <w:sz w:val="24"/>
+                <w:szCs w:val="24"/>
+                <w:lang w:val="it-IT"/>
+              </w:rPr>
+            </w:pPr>
+            <w:r>
+              <w:rPr>
+                <w:rFonts w:ascii="Times New Roman" w:hAnsi="Times New Roman" w:cs="Times New Roman"/>
+                <w:color w:val="FF0000"/>
+                <w:sz w:val="24"/>
+                <w:szCs w:val="24"/>
+                <w:lang w:val="it-IT"/>
+              </w:rPr>
+              <w:t>sono stati applicati in modo fondamentale:</w:t>
+            </w:r>
+          </w:p>
+          <w:p>
+            <w:pPr>
+              <w:jc w:val="both"/>
+              <w:rPr>
+                <w:rFonts w:ascii="Times New Roman" w:hAnsi="Times New Roman" w:cs="Times New Roman"/>
+                <w:color w:val="FF0000"/>
+                <w:sz w:val="24"/>
+                <w:szCs w:val="24"/>
+                <w:lang w:val="it-IT"/>
+              </w:rPr>
+            </w:pPr>
+          </w:p>
+          <w:p>
+            <w:pPr>
+              <w:jc w:val="both"/>
+              <w:rPr>
+                <w:rFonts w:ascii="Times New Roman" w:hAnsi="Times New Roman" w:cs="Times New Roman"/>
+                <w:color w:val="FF0000"/>
+                <w:sz w:val="24"/>
+                <w:szCs w:val="24"/>
+                <w:lang w:val="it-IT"/>
+              </w:rPr>
+            </w:pPr>
+            <w:r>
+              <w:rPr>
+                <w:rFonts w:ascii="Times New Roman" w:hAnsi="Times New Roman" w:cs="Times New Roman"/>
+                <w:color w:val="FF0000"/>
+                <w:sz w:val="24"/>
+                <w:szCs w:val="24"/>
+                <w:lang w:val="it-IT"/>
+              </w:rPr>
+              <w:t xml:space="preserve">- **Persistenza e durabilità**: Configurazione di </w:t>
+            </w:r>
+            <w:proofErr w:type="spellStart"/>
+            <w:r>
+              <w:rPr>
+                <w:rFonts w:ascii="Times New Roman" w:hAnsi="Times New Roman" w:cs="Times New Roman"/>
+                <w:color w:val="FF0000"/>
+                <w:sz w:val="24"/>
+                <w:szCs w:val="24"/>
+                <w:lang w:val="it-IT"/>
+              </w:rPr>
+              <w:t>queue</w:t>
+            </w:r>
+            <w:proofErr w:type="spellEnd"/>
+            <w:r>
+              <w:rPr>
+                <w:rFonts w:ascii="Times New Roman" w:hAnsi="Times New Roman" w:cs="Times New Roman"/>
+                <w:color w:val="FF0000"/>
+                <w:sz w:val="24"/>
+                <w:szCs w:val="24"/>
+                <w:lang w:val="it-IT"/>
+              </w:rPr>
+              <w:t xml:space="preserve"> </w:t>
+            </w:r>
+            <w:proofErr w:type="spellStart"/>
+            <w:r>
+              <w:rPr>
+                <w:rFonts w:ascii="Times New Roman" w:hAnsi="Times New Roman" w:cs="Times New Roman"/>
+                <w:color w:val="FF0000"/>
+                <w:sz w:val="24"/>
+                <w:szCs w:val="24"/>
+                <w:lang w:val="it-IT"/>
+              </w:rPr>
+              <w:t>durable</w:t>
+            </w:r>
+            <w:proofErr w:type="spellEnd"/>
+            <w:r>
+              <w:rPr>
+                <w:rFonts w:ascii="Times New Roman" w:hAnsi="Times New Roman" w:cs="Times New Roman"/>
+                <w:color w:val="FF0000"/>
+                <w:sz w:val="24"/>
+                <w:szCs w:val="24"/>
+                <w:lang w:val="it-IT"/>
+              </w:rPr>
+              <w:t xml:space="preserve"> in </w:t>
+            </w:r>
+            <w:proofErr w:type="spellStart"/>
+            <w:r>
+              <w:rPr>
+                <w:rFonts w:ascii="Times New Roman" w:hAnsi="Times New Roman" w:cs="Times New Roman"/>
+                <w:color w:val="FF0000"/>
+                <w:sz w:val="24"/>
+                <w:szCs w:val="24"/>
+                <w:lang w:val="it-IT"/>
+              </w:rPr>
+              <w:t>RabbitMQ</w:t>
+            </w:r>
+            <w:proofErr w:type="spellEnd"/>
+            <w:r>
+              <w:rPr>
+                <w:rFonts w:ascii="Times New Roman" w:hAnsi="Times New Roman" w:cs="Times New Roman"/>
+                <w:color w:val="FF0000"/>
+                <w:sz w:val="24"/>
+                <w:szCs w:val="24"/>
+                <w:lang w:val="it-IT"/>
+              </w:rPr>
+              <w:t xml:space="preserve">, </w:t>
+            </w:r>
+          </w:p>
+          <w:p>
+            <w:pPr>
+              <w:jc w:val="both"/>
+              <w:rPr>
+                <w:rFonts w:ascii="Times New Roman" w:hAnsi="Times New Roman" w:cs="Times New Roman"/>
+                <w:color w:val="FF0000"/>
+                <w:sz w:val="24"/>
+                <w:szCs w:val="24"/>
+                <w:lang w:val="it-IT"/>
+              </w:rPr>
+            </w:pPr>
+            <w:r>
+              <w:rPr>
+                <w:rFonts w:ascii="Times New Roman" w:hAnsi="Times New Roman" w:cs="Times New Roman"/>
+                <w:color w:val="FF0000"/>
+                <w:sz w:val="24"/>
+                <w:szCs w:val="24"/>
+                <w:lang w:val="it-IT"/>
+              </w:rPr>
+              <w:t xml:space="preserve">  garantendo che i messaggi non vengano persi in caso di crash del broker </w:t>
+            </w:r>
+          </w:p>
+          <w:p>
+            <w:pPr>
+              <w:jc w:val="both"/>
+              <w:rPr>
+                <w:rFonts w:ascii="Times New Roman" w:hAnsi="Times New Roman" w:cs="Times New Roman"/>
+                <w:color w:val="FF0000"/>
+                <w:sz w:val="24"/>
+                <w:szCs w:val="24"/>
+                <w:lang w:val="it-IT"/>
+              </w:rPr>
+            </w:pPr>
+            <w:r>
+              <w:rPr>
+                <w:rFonts w:ascii="Times New Roman" w:hAnsi="Times New Roman" w:cs="Times New Roman"/>
+                <w:color w:val="FF0000"/>
+                <w:sz w:val="24"/>
+                <w:szCs w:val="24"/>
+                <w:lang w:val="it-IT"/>
+              </w:rPr>
+              <w:t xml:space="preserve">  (</w:t>
+            </w:r>
+            <w:proofErr w:type="spellStart"/>
+            <w:r>
+              <w:rPr>
+                <w:rFonts w:ascii="Times New Roman" w:hAnsi="Times New Roman" w:cs="Times New Roman"/>
+                <w:color w:val="FF0000"/>
+                <w:sz w:val="24"/>
+                <w:szCs w:val="24"/>
+                <w:lang w:val="it-IT"/>
+              </w:rPr>
+              <w:t>transaction</w:t>
+            </w:r>
+            <w:proofErr w:type="spellEnd"/>
+            <w:r>
+              <w:rPr>
+                <w:rFonts w:ascii="Times New Roman" w:hAnsi="Times New Roman" w:cs="Times New Roman"/>
+                <w:color w:val="FF0000"/>
+                <w:sz w:val="24"/>
+                <w:szCs w:val="24"/>
+                <w:lang w:val="it-IT"/>
+              </w:rPr>
+              <w:t xml:space="preserve">-like </w:t>
+            </w:r>
+            <w:proofErr w:type="spellStart"/>
+            <w:r>
+              <w:rPr>
+                <w:rFonts w:ascii="Times New Roman" w:hAnsi="Times New Roman" w:cs="Times New Roman"/>
+                <w:color w:val="FF0000"/>
+                <w:sz w:val="24"/>
+                <w:szCs w:val="24"/>
+                <w:lang w:val="it-IT"/>
+              </w:rPr>
+              <w:t>behavior</w:t>
+            </w:r>
+            <w:proofErr w:type="spellEnd"/>
+            <w:r>
+              <w:rPr>
+                <w:rFonts w:ascii="Times New Roman" w:hAnsi="Times New Roman" w:cs="Times New Roman"/>
+                <w:color w:val="FF0000"/>
+                <w:sz w:val="24"/>
+                <w:szCs w:val="24"/>
+                <w:lang w:val="it-IT"/>
+              </w:rPr>
+              <w:t>).</w:t>
+            </w:r>
+          </w:p>
+          <w:p>
+            <w:pPr>
+              <w:jc w:val="both"/>
+              <w:rPr>
+                <w:rFonts w:ascii="Times New Roman" w:hAnsi="Times New Roman" w:cs="Times New Roman"/>
+                <w:color w:val="FF0000"/>
+                <w:sz w:val="24"/>
+                <w:szCs w:val="24"/>
+                <w:lang w:val="it-IT"/>
+              </w:rPr>
+            </w:pPr>
+          </w:p>
+          <w:p>
+            <w:pPr>
+              <w:jc w:val="both"/>
+              <w:rPr>
+                <w:rFonts w:ascii="Times New Roman" w:hAnsi="Times New Roman" w:cs="Times New Roman"/>
+                <w:color w:val="FF0000"/>
+                <w:sz w:val="24"/>
+                <w:szCs w:val="24"/>
+                <w:lang w:val="it-IT"/>
+              </w:rPr>
+            </w:pPr>
+            <w:r>
+              <w:rPr>
+                <w:rFonts w:ascii="Times New Roman" w:hAnsi="Times New Roman" w:cs="Times New Roman"/>
+                <w:color w:val="FF0000"/>
+                <w:sz w:val="24"/>
+                <w:szCs w:val="24"/>
+                <w:lang w:val="it-IT"/>
+              </w:rPr>
+              <w:t xml:space="preserve">- **Modello relazionale concettuale**: Definizione chiara della struttura dei dati </w:t>
+            </w:r>
+          </w:p>
+          <w:p>
+            <w:pPr>
+              <w:jc w:val="both"/>
+              <w:rPr>
+                <w:rFonts w:ascii="Times New Roman" w:hAnsi="Times New Roman" w:cs="Times New Roman"/>
+                <w:color w:val="FF0000"/>
+                <w:sz w:val="24"/>
+                <w:szCs w:val="24"/>
+                <w:lang w:val="it-IT"/>
+              </w:rPr>
+            </w:pPr>
+            <w:r>
+              <w:rPr>
+                <w:rFonts w:ascii="Times New Roman" w:hAnsi="Times New Roman" w:cs="Times New Roman"/>
+                <w:color w:val="FF0000"/>
+                <w:sz w:val="24"/>
+                <w:szCs w:val="24"/>
+                <w:lang w:val="it-IT"/>
+              </w:rPr>
+              <w:lastRenderedPageBreak/>
+              <w:t xml:space="preserve">  (schema JSON implicito) con campi obbligatori (device, </w:t>
+            </w:r>
+            <w:proofErr w:type="spellStart"/>
+            <w:r>
+              <w:rPr>
+                <w:rFonts w:ascii="Times New Roman" w:hAnsi="Times New Roman" w:cs="Times New Roman"/>
+                <w:color w:val="FF0000"/>
+                <w:sz w:val="24"/>
+                <w:szCs w:val="24"/>
+                <w:lang w:val="it-IT"/>
+              </w:rPr>
+              <w:t>panel_id</w:t>
+            </w:r>
+            <w:proofErr w:type="spellEnd"/>
+            <w:r>
+              <w:rPr>
+                <w:rFonts w:ascii="Times New Roman" w:hAnsi="Times New Roman" w:cs="Times New Roman"/>
+                <w:color w:val="FF0000"/>
+                <w:sz w:val="24"/>
+                <w:szCs w:val="24"/>
+                <w:lang w:val="it-IT"/>
+              </w:rPr>
+              <w:t xml:space="preserve">, </w:t>
+            </w:r>
+            <w:proofErr w:type="spellStart"/>
+            <w:r>
+              <w:rPr>
+                <w:rFonts w:ascii="Times New Roman" w:hAnsi="Times New Roman" w:cs="Times New Roman"/>
+                <w:color w:val="FF0000"/>
+                <w:sz w:val="24"/>
+                <w:szCs w:val="24"/>
+                <w:lang w:val="it-IT"/>
+              </w:rPr>
+              <w:t>power_watts</w:t>
+            </w:r>
+            <w:proofErr w:type="spellEnd"/>
+            <w:r>
+              <w:rPr>
+                <w:rFonts w:ascii="Times New Roman" w:hAnsi="Times New Roman" w:cs="Times New Roman"/>
+                <w:color w:val="FF0000"/>
+                <w:sz w:val="24"/>
+                <w:szCs w:val="24"/>
+                <w:lang w:val="it-IT"/>
+              </w:rPr>
+              <w:t>, etc.).</w:t>
+            </w:r>
+          </w:p>
+          <w:p>
+            <w:pPr>
+              <w:jc w:val="both"/>
+              <w:rPr>
+                <w:rFonts w:ascii="Times New Roman" w:hAnsi="Times New Roman" w:cs="Times New Roman"/>
+                <w:color w:val="FF0000"/>
+                <w:sz w:val="24"/>
+                <w:szCs w:val="24"/>
+                <w:lang w:val="it-IT"/>
+              </w:rPr>
+            </w:pPr>
+          </w:p>
+          <w:p>
+            <w:pPr>
+              <w:jc w:val="both"/>
+              <w:rPr>
+                <w:rFonts w:ascii="Times New Roman" w:hAnsi="Times New Roman" w:cs="Times New Roman"/>
+                <w:color w:val="FF0000"/>
+                <w:sz w:val="24"/>
+                <w:szCs w:val="24"/>
+                <w:lang w:val="it-IT"/>
+              </w:rPr>
+            </w:pPr>
+            <w:r>
+              <w:rPr>
+                <w:rFonts w:ascii="Times New Roman" w:hAnsi="Times New Roman" w:cs="Times New Roman"/>
+                <w:color w:val="FF0000"/>
+                <w:sz w:val="24"/>
+                <w:szCs w:val="24"/>
+                <w:lang w:val="it-IT"/>
+              </w:rPr>
+              <w:t xml:space="preserve">- **Integrità dei dati**: Validazione centralizzata che assicura solo messaggi </w:t>
+            </w:r>
+          </w:p>
+          <w:p>
+            <w:pPr>
+              <w:jc w:val="both"/>
+              <w:rPr>
+                <w:rFonts w:ascii="Times New Roman" w:hAnsi="Times New Roman" w:cs="Times New Roman"/>
+                <w:color w:val="FF0000"/>
+                <w:sz w:val="24"/>
+                <w:szCs w:val="24"/>
+                <w:lang w:val="it-IT"/>
+              </w:rPr>
+            </w:pPr>
+            <w:r>
+              <w:rPr>
+                <w:rFonts w:ascii="Times New Roman" w:hAnsi="Times New Roman" w:cs="Times New Roman"/>
+                <w:color w:val="FF0000"/>
+                <w:sz w:val="24"/>
+                <w:szCs w:val="24"/>
+                <w:lang w:val="it-IT"/>
+              </w:rPr>
+              <w:t xml:space="preserve">  conformi allo schema entrino nel sistema.</w:t>
+            </w:r>
+          </w:p>
+          <w:p>
+            <w:pPr>
+              <w:jc w:val="both"/>
+              <w:rPr>
+                <w:rFonts w:ascii="Times New Roman" w:hAnsi="Times New Roman" w:cs="Times New Roman"/>
+                <w:color w:val="FF0000"/>
+                <w:sz w:val="24"/>
+                <w:szCs w:val="24"/>
+                <w:lang w:val="it-IT"/>
+              </w:rPr>
+            </w:pPr>
+          </w:p>
+          <w:p>
+            <w:pPr>
+              <w:jc w:val="both"/>
+              <w:rPr>
+                <w:rFonts w:ascii="Times New Roman" w:hAnsi="Times New Roman" w:cs="Times New Roman"/>
+                <w:color w:val="FF0000"/>
+                <w:sz w:val="24"/>
+                <w:szCs w:val="24"/>
+                <w:lang w:val="it-IT"/>
+              </w:rPr>
+            </w:pPr>
+            <w:r>
+              <w:rPr>
+                <w:rFonts w:ascii="Times New Roman" w:hAnsi="Times New Roman" w:cs="Times New Roman"/>
+                <w:color w:val="FF0000"/>
+                <w:sz w:val="24"/>
+                <w:szCs w:val="24"/>
+                <w:lang w:val="it-IT"/>
+              </w:rPr>
+              <w:t xml:space="preserve">- **Gestione transazionale**: </w:t>
+            </w:r>
+            <w:proofErr w:type="spellStart"/>
+            <w:r>
+              <w:rPr>
+                <w:rFonts w:ascii="Times New Roman" w:hAnsi="Times New Roman" w:cs="Times New Roman"/>
+                <w:color w:val="FF0000"/>
+                <w:sz w:val="24"/>
+                <w:szCs w:val="24"/>
+                <w:lang w:val="it-IT"/>
+              </w:rPr>
+              <w:t>Acknowledgment</w:t>
+            </w:r>
+            <w:proofErr w:type="spellEnd"/>
+            <w:r>
+              <w:rPr>
+                <w:rFonts w:ascii="Times New Roman" w:hAnsi="Times New Roman" w:cs="Times New Roman"/>
+                <w:color w:val="FF0000"/>
+                <w:sz w:val="24"/>
+                <w:szCs w:val="24"/>
+                <w:lang w:val="it-IT"/>
+              </w:rPr>
+              <w:t xml:space="preserve"> esplicito (ACK/NACK) che simula il </w:t>
+            </w:r>
+          </w:p>
+          <w:p>
+            <w:pPr>
+              <w:jc w:val="both"/>
+              <w:rPr>
+                <w:rFonts w:ascii="Times New Roman" w:hAnsi="Times New Roman" w:cs="Times New Roman"/>
+                <w:color w:val="FF0000"/>
+                <w:sz w:val="24"/>
+                <w:szCs w:val="24"/>
+                <w:lang w:val="it-IT"/>
+              </w:rPr>
+            </w:pPr>
+            <w:r>
+              <w:rPr>
+                <w:rFonts w:ascii="Times New Roman" w:hAnsi="Times New Roman" w:cs="Times New Roman"/>
+                <w:color w:val="FF0000"/>
+                <w:sz w:val="24"/>
+                <w:szCs w:val="24"/>
+                <w:lang w:val="it-IT"/>
+              </w:rPr>
+              <w:t xml:space="preserve">  comportamento ACID di una transazione database.</w:t>
+            </w:r>
+          </w:p>
+          <w:p>
+            <w:pPr>
+              <w:jc w:val="both"/>
+              <w:rPr>
+                <w:rFonts w:ascii="Times New Roman" w:hAnsi="Times New Roman" w:cs="Times New Roman"/>
+                <w:color w:val="FF0000"/>
+                <w:sz w:val="24"/>
+                <w:szCs w:val="24"/>
+                <w:lang w:val="it-IT"/>
+              </w:rPr>
+            </w:pPr>
+          </w:p>
+          <w:p>
+            <w:pPr>
+              <w:jc w:val="both"/>
+              <w:rPr>
+                <w:rFonts w:ascii="Times New Roman" w:hAnsi="Times New Roman" w:cs="Times New Roman"/>
+                <w:color w:val="FF0000"/>
+                <w:sz w:val="24"/>
+                <w:szCs w:val="24"/>
+                <w:lang w:val="it-IT"/>
+              </w:rPr>
+            </w:pPr>
+            <w:r>
+              <w:rPr>
+                <w:rFonts w:ascii="Times New Roman" w:hAnsi="Times New Roman" w:cs="Times New Roman"/>
+                <w:color w:val="FF0000"/>
+                <w:sz w:val="24"/>
+                <w:szCs w:val="24"/>
+                <w:lang w:val="it-IT"/>
+              </w:rPr>
+              <w:t>---</w:t>
+            </w:r>
+          </w:p>
+          <w:p>
+            <w:pPr>
+              <w:jc w:val="both"/>
+              <w:rPr>
+                <w:rFonts w:ascii="Times New Roman" w:hAnsi="Times New Roman" w:cs="Times New Roman"/>
+                <w:color w:val="FF0000"/>
+                <w:sz w:val="24"/>
+                <w:szCs w:val="24"/>
+                <w:lang w:val="it-IT"/>
+              </w:rPr>
+            </w:pPr>
+          </w:p>
+          <w:p>
+            <w:pPr>
+              <w:jc w:val="both"/>
+              <w:rPr>
+                <w:rFonts w:ascii="Times New Roman" w:hAnsi="Times New Roman" w:cs="Times New Roman"/>
+                <w:color w:val="FF0000"/>
+                <w:sz w:val="24"/>
+                <w:szCs w:val="24"/>
+                <w:lang w:val="it-IT"/>
+              </w:rPr>
+            </w:pPr>
+            <w:r>
+              <w:rPr>
+                <w:rFonts w:ascii="Times New Roman" w:hAnsi="Times New Roman" w:cs="Times New Roman"/>
+                <w:color w:val="FF0000"/>
+                <w:sz w:val="24"/>
+                <w:szCs w:val="24"/>
+                <w:lang w:val="it-IT"/>
+              </w:rPr>
+              <w:t>## RETI DI CALCOLATORI E CYBERSECURITY</w:t>
+            </w:r>
+          </w:p>
+          <w:p>
+            <w:pPr>
+              <w:jc w:val="both"/>
+              <w:rPr>
+                <w:rFonts w:ascii="Times New Roman" w:hAnsi="Times New Roman" w:cs="Times New Roman"/>
+                <w:color w:val="FF0000"/>
+                <w:sz w:val="24"/>
+                <w:szCs w:val="24"/>
+                <w:lang w:val="it-IT"/>
+              </w:rPr>
+            </w:pPr>
+            <w:r>
+              <w:rPr>
+                <w:rFonts w:ascii="Times New Roman" w:hAnsi="Times New Roman" w:cs="Times New Roman"/>
+                <w:color w:val="FF0000"/>
+                <w:sz w:val="24"/>
+                <w:szCs w:val="24"/>
+                <w:lang w:val="it-IT"/>
+              </w:rPr>
+              <w:t>(Reti di calcolatori e Cybersecurity - INF01II)</w:t>
+            </w:r>
+          </w:p>
+          <w:p>
+            <w:pPr>
+              <w:jc w:val="both"/>
+              <w:rPr>
+                <w:rFonts w:ascii="Times New Roman" w:hAnsi="Times New Roman" w:cs="Times New Roman"/>
+                <w:color w:val="FF0000"/>
+                <w:sz w:val="24"/>
+                <w:szCs w:val="24"/>
+                <w:lang w:val="it-IT"/>
+              </w:rPr>
+            </w:pPr>
+          </w:p>
+          <w:p>
+            <w:pPr>
+              <w:jc w:val="both"/>
+              <w:rPr>
+                <w:rFonts w:ascii="Times New Roman" w:hAnsi="Times New Roman" w:cs="Times New Roman"/>
+                <w:color w:val="FF0000"/>
+                <w:sz w:val="24"/>
+                <w:szCs w:val="24"/>
+                <w:lang w:val="it-IT"/>
+              </w:rPr>
+            </w:pPr>
+            <w:r>
+              <w:rPr>
+                <w:rFonts w:ascii="Times New Roman" w:hAnsi="Times New Roman" w:cs="Times New Roman"/>
+                <w:color w:val="FF0000"/>
+                <w:sz w:val="24"/>
+                <w:szCs w:val="24"/>
+                <w:lang w:val="it-IT"/>
+              </w:rPr>
+              <w:t>L'architettura del middleware si basa completamente su concetti di networking:</w:t>
+            </w:r>
+          </w:p>
+          <w:p>
+            <w:pPr>
+              <w:jc w:val="both"/>
+              <w:rPr>
+                <w:rFonts w:ascii="Times New Roman" w:hAnsi="Times New Roman" w:cs="Times New Roman"/>
+                <w:color w:val="FF0000"/>
+                <w:sz w:val="24"/>
+                <w:szCs w:val="24"/>
+                <w:lang w:val="it-IT"/>
+              </w:rPr>
+            </w:pPr>
+          </w:p>
+          <w:p>
+            <w:pPr>
+              <w:jc w:val="both"/>
+              <w:rPr>
+                <w:rFonts w:ascii="Times New Roman" w:hAnsi="Times New Roman" w:cs="Times New Roman"/>
+                <w:color w:val="FF0000"/>
+                <w:sz w:val="24"/>
+                <w:szCs w:val="24"/>
+                <w:lang w:val="it-IT"/>
+              </w:rPr>
+            </w:pPr>
+            <w:r>
+              <w:rPr>
+                <w:rFonts w:ascii="Times New Roman" w:hAnsi="Times New Roman" w:cs="Times New Roman"/>
+                <w:color w:val="FF0000"/>
+                <w:sz w:val="24"/>
+                <w:szCs w:val="24"/>
+                <w:lang w:val="it-IT"/>
+              </w:rPr>
+              <w:t xml:space="preserve">- **Protocolli di comunicazione**: Implementazione del protocollo AMQP (Advanced </w:t>
+            </w:r>
+          </w:p>
+          <w:p>
+            <w:pPr>
+              <w:jc w:val="both"/>
+              <w:rPr>
+                <w:rFonts w:ascii="Times New Roman" w:hAnsi="Times New Roman" w:cs="Times New Roman"/>
+                <w:color w:val="FF0000"/>
+                <w:sz w:val="24"/>
+                <w:szCs w:val="24"/>
+                <w:lang w:val="it-IT"/>
+              </w:rPr>
+            </w:pPr>
+            <w:r>
+              <w:rPr>
+                <w:rFonts w:ascii="Times New Roman" w:hAnsi="Times New Roman" w:cs="Times New Roman"/>
+                <w:color w:val="FF0000"/>
+                <w:sz w:val="24"/>
+                <w:szCs w:val="24"/>
+                <w:lang w:val="it-IT"/>
+              </w:rPr>
+              <w:t xml:space="preserve">  Message Queuing </w:t>
+            </w:r>
+            <w:proofErr w:type="spellStart"/>
+            <w:r>
+              <w:rPr>
+                <w:rFonts w:ascii="Times New Roman" w:hAnsi="Times New Roman" w:cs="Times New Roman"/>
+                <w:color w:val="FF0000"/>
+                <w:sz w:val="24"/>
+                <w:szCs w:val="24"/>
+                <w:lang w:val="it-IT"/>
+              </w:rPr>
+              <w:t>Protocol</w:t>
+            </w:r>
+            <w:proofErr w:type="spellEnd"/>
+            <w:r>
+              <w:rPr>
+                <w:rFonts w:ascii="Times New Roman" w:hAnsi="Times New Roman" w:cs="Times New Roman"/>
+                <w:color w:val="FF0000"/>
+                <w:sz w:val="24"/>
+                <w:szCs w:val="24"/>
+                <w:lang w:val="it-IT"/>
+              </w:rPr>
+              <w:t xml:space="preserve">), uno standard industri per messaggistica asincrona </w:t>
+            </w:r>
+          </w:p>
+          <w:p>
+            <w:pPr>
+              <w:jc w:val="both"/>
+              <w:rPr>
+                <w:rFonts w:ascii="Times New Roman" w:hAnsi="Times New Roman" w:cs="Times New Roman"/>
+                <w:color w:val="FF0000"/>
+                <w:sz w:val="24"/>
+                <w:szCs w:val="24"/>
+                <w:lang w:val="it-IT"/>
+              </w:rPr>
+            </w:pPr>
+            <w:r>
+              <w:rPr>
+                <w:rFonts w:ascii="Times New Roman" w:hAnsi="Times New Roman" w:cs="Times New Roman"/>
+                <w:color w:val="FF0000"/>
+                <w:sz w:val="24"/>
+                <w:szCs w:val="24"/>
+                <w:lang w:val="it-IT"/>
+              </w:rPr>
+              <w:t xml:space="preserve">  su reti.</w:t>
+            </w:r>
+          </w:p>
+          <w:p>
+            <w:pPr>
+              <w:jc w:val="both"/>
+              <w:rPr>
+                <w:rFonts w:ascii="Times New Roman" w:hAnsi="Times New Roman" w:cs="Times New Roman"/>
+                <w:color w:val="FF0000"/>
+                <w:sz w:val="24"/>
+                <w:szCs w:val="24"/>
+                <w:lang w:val="it-IT"/>
+              </w:rPr>
+            </w:pPr>
+          </w:p>
+          <w:p>
+            <w:pPr>
+              <w:jc w:val="both"/>
+              <w:rPr>
+                <w:rFonts w:ascii="Times New Roman" w:hAnsi="Times New Roman" w:cs="Times New Roman"/>
+                <w:color w:val="FF0000"/>
+                <w:sz w:val="24"/>
+                <w:szCs w:val="24"/>
+                <w:lang w:val="it-IT"/>
+              </w:rPr>
+            </w:pPr>
+            <w:r>
+              <w:rPr>
+                <w:rFonts w:ascii="Times New Roman" w:hAnsi="Times New Roman" w:cs="Times New Roman"/>
+                <w:color w:val="FF0000"/>
+                <w:sz w:val="24"/>
+                <w:szCs w:val="24"/>
+                <w:lang w:val="it-IT"/>
+              </w:rPr>
+              <w:t>- **Routing e Topic-</w:t>
+            </w:r>
+            <w:proofErr w:type="spellStart"/>
+            <w:r>
+              <w:rPr>
+                <w:rFonts w:ascii="Times New Roman" w:hAnsi="Times New Roman" w:cs="Times New Roman"/>
+                <w:color w:val="FF0000"/>
+                <w:sz w:val="24"/>
+                <w:szCs w:val="24"/>
+                <w:lang w:val="it-IT"/>
+              </w:rPr>
+              <w:t>based</w:t>
+            </w:r>
+            <w:proofErr w:type="spellEnd"/>
+            <w:r>
+              <w:rPr>
+                <w:rFonts w:ascii="Times New Roman" w:hAnsi="Times New Roman" w:cs="Times New Roman"/>
+                <w:color w:val="FF0000"/>
+                <w:sz w:val="24"/>
+                <w:szCs w:val="24"/>
+                <w:lang w:val="it-IT"/>
+              </w:rPr>
+              <w:t xml:space="preserve"> Distribution**: Configurazione di </w:t>
+            </w:r>
+            <w:proofErr w:type="spellStart"/>
+            <w:r>
+              <w:rPr>
+                <w:rFonts w:ascii="Times New Roman" w:hAnsi="Times New Roman" w:cs="Times New Roman"/>
+                <w:color w:val="FF0000"/>
+                <w:sz w:val="24"/>
+                <w:szCs w:val="24"/>
+                <w:lang w:val="it-IT"/>
+              </w:rPr>
+              <w:t>topic</w:t>
+            </w:r>
+            <w:proofErr w:type="spellEnd"/>
+            <w:r>
+              <w:rPr>
+                <w:rFonts w:ascii="Times New Roman" w:hAnsi="Times New Roman" w:cs="Times New Roman"/>
+                <w:color w:val="FF0000"/>
+                <w:sz w:val="24"/>
+                <w:szCs w:val="24"/>
+                <w:lang w:val="it-IT"/>
+              </w:rPr>
+              <w:t xml:space="preserve"> </w:t>
+            </w:r>
+            <w:proofErr w:type="spellStart"/>
+            <w:r>
+              <w:rPr>
+                <w:rFonts w:ascii="Times New Roman" w:hAnsi="Times New Roman" w:cs="Times New Roman"/>
+                <w:color w:val="FF0000"/>
+                <w:sz w:val="24"/>
+                <w:szCs w:val="24"/>
+                <w:lang w:val="it-IT"/>
+              </w:rPr>
+              <w:t>exchange</w:t>
+            </w:r>
+            <w:proofErr w:type="spellEnd"/>
+            <w:r>
+              <w:rPr>
+                <w:rFonts w:ascii="Times New Roman" w:hAnsi="Times New Roman" w:cs="Times New Roman"/>
+                <w:color w:val="FF0000"/>
+                <w:sz w:val="24"/>
+                <w:szCs w:val="24"/>
+                <w:lang w:val="it-IT"/>
+              </w:rPr>
+              <w:t xml:space="preserve"> con </w:t>
+            </w:r>
+          </w:p>
+          <w:p>
+            <w:pPr>
+              <w:jc w:val="both"/>
+              <w:rPr>
+                <w:rFonts w:ascii="Times New Roman" w:hAnsi="Times New Roman" w:cs="Times New Roman"/>
+                <w:color w:val="FF0000"/>
+                <w:sz w:val="24"/>
+                <w:szCs w:val="24"/>
+                <w:lang w:val="en-GB"/>
+              </w:rPr>
+            </w:pPr>
+            <w:r>
+              <w:rPr>
+                <w:rFonts w:ascii="Times New Roman" w:hAnsi="Times New Roman" w:cs="Times New Roman"/>
+                <w:color w:val="FF0000"/>
+                <w:sz w:val="24"/>
+                <w:szCs w:val="24"/>
+                <w:lang w:val="it-IT"/>
+              </w:rPr>
+              <w:t xml:space="preserve">  </w:t>
+            </w:r>
+            <w:r>
+              <w:rPr>
+                <w:rFonts w:ascii="Times New Roman" w:hAnsi="Times New Roman" w:cs="Times New Roman"/>
+                <w:color w:val="FF0000"/>
+                <w:sz w:val="24"/>
+                <w:szCs w:val="24"/>
+                <w:lang w:val="en-GB"/>
+              </w:rPr>
+              <w:t xml:space="preserve">routing keys (agriculture.solar_panels.#, agriculture.irrigation.#) per dirigere </w:t>
+            </w:r>
+          </w:p>
+          <w:p>
+            <w:pPr>
+              <w:jc w:val="both"/>
+              <w:rPr>
+                <w:rFonts w:ascii="Times New Roman" w:hAnsi="Times New Roman" w:cs="Times New Roman"/>
+                <w:color w:val="FF0000"/>
+                <w:sz w:val="24"/>
+                <w:szCs w:val="24"/>
+                <w:lang w:val="it-IT"/>
+              </w:rPr>
+            </w:pPr>
+            <w:r>
+              <w:rPr>
+                <w:rFonts w:ascii="Times New Roman" w:hAnsi="Times New Roman" w:cs="Times New Roman"/>
+                <w:color w:val="FF0000"/>
+                <w:sz w:val="24"/>
+                <w:szCs w:val="24"/>
+                <w:lang w:val="en-GB"/>
+              </w:rPr>
+              <w:t xml:space="preserve">  </w:t>
+            </w:r>
+            <w:r>
+              <w:rPr>
+                <w:rFonts w:ascii="Times New Roman" w:hAnsi="Times New Roman" w:cs="Times New Roman"/>
+                <w:color w:val="FF0000"/>
+                <w:sz w:val="24"/>
+                <w:szCs w:val="24"/>
+                <w:lang w:val="it-IT"/>
+              </w:rPr>
+              <w:t xml:space="preserve">i messaggi verso le code appropriate, seguendo il pattern </w:t>
+            </w:r>
+            <w:proofErr w:type="spellStart"/>
+            <w:r>
+              <w:rPr>
+                <w:rFonts w:ascii="Times New Roman" w:hAnsi="Times New Roman" w:cs="Times New Roman"/>
+                <w:color w:val="FF0000"/>
+                <w:sz w:val="24"/>
+                <w:szCs w:val="24"/>
+                <w:lang w:val="it-IT"/>
+              </w:rPr>
+              <w:t>Publish</w:t>
+            </w:r>
+            <w:proofErr w:type="spellEnd"/>
+            <w:r>
+              <w:rPr>
+                <w:rFonts w:ascii="Times New Roman" w:hAnsi="Times New Roman" w:cs="Times New Roman"/>
+                <w:color w:val="FF0000"/>
+                <w:sz w:val="24"/>
+                <w:szCs w:val="24"/>
+                <w:lang w:val="it-IT"/>
+              </w:rPr>
+              <w:t>/</w:t>
+            </w:r>
+            <w:proofErr w:type="spellStart"/>
+            <w:r>
+              <w:rPr>
+                <w:rFonts w:ascii="Times New Roman" w:hAnsi="Times New Roman" w:cs="Times New Roman"/>
+                <w:color w:val="FF0000"/>
+                <w:sz w:val="24"/>
+                <w:szCs w:val="24"/>
+                <w:lang w:val="it-IT"/>
+              </w:rPr>
+              <w:t>Subscribe</w:t>
+            </w:r>
+            <w:proofErr w:type="spellEnd"/>
+            <w:r>
+              <w:rPr>
+                <w:rFonts w:ascii="Times New Roman" w:hAnsi="Times New Roman" w:cs="Times New Roman"/>
+                <w:color w:val="FF0000"/>
+                <w:sz w:val="24"/>
+                <w:szCs w:val="24"/>
+                <w:lang w:val="it-IT"/>
+              </w:rPr>
+              <w:t>.</w:t>
+            </w:r>
+          </w:p>
+          <w:p>
+            <w:pPr>
+              <w:jc w:val="both"/>
+              <w:rPr>
+                <w:rFonts w:ascii="Times New Roman" w:hAnsi="Times New Roman" w:cs="Times New Roman"/>
+                <w:color w:val="FF0000"/>
+                <w:sz w:val="24"/>
+                <w:szCs w:val="24"/>
+                <w:lang w:val="it-IT"/>
+              </w:rPr>
+            </w:pPr>
+          </w:p>
+          <w:p>
+            <w:pPr>
+              <w:jc w:val="both"/>
+              <w:rPr>
+                <w:rFonts w:ascii="Times New Roman" w:hAnsi="Times New Roman" w:cs="Times New Roman"/>
+                <w:color w:val="FF0000"/>
+                <w:sz w:val="24"/>
+                <w:szCs w:val="24"/>
+                <w:lang w:val="it-IT"/>
+              </w:rPr>
+            </w:pPr>
+            <w:r>
+              <w:rPr>
+                <w:rFonts w:ascii="Times New Roman" w:hAnsi="Times New Roman" w:cs="Times New Roman"/>
+                <w:color w:val="FF0000"/>
+                <w:sz w:val="24"/>
+                <w:szCs w:val="24"/>
+                <w:lang w:val="it-IT"/>
+              </w:rPr>
+              <w:t xml:space="preserve">- **Connessioni di rete**: Gestione delle connessioni TCP/IP verso </w:t>
+            </w:r>
+            <w:proofErr w:type="spellStart"/>
+            <w:r>
+              <w:rPr>
+                <w:rFonts w:ascii="Times New Roman" w:hAnsi="Times New Roman" w:cs="Times New Roman"/>
+                <w:color w:val="FF0000"/>
+                <w:sz w:val="24"/>
+                <w:szCs w:val="24"/>
+                <w:lang w:val="it-IT"/>
+              </w:rPr>
+              <w:t>RabbitMQ</w:t>
+            </w:r>
+            <w:proofErr w:type="spellEnd"/>
+            <w:r>
+              <w:rPr>
+                <w:rFonts w:ascii="Times New Roman" w:hAnsi="Times New Roman" w:cs="Times New Roman"/>
+                <w:color w:val="FF0000"/>
+                <w:sz w:val="24"/>
+                <w:szCs w:val="24"/>
+                <w:lang w:val="it-IT"/>
+              </w:rPr>
+              <w:t xml:space="preserve"> con </w:t>
+            </w:r>
+          </w:p>
+          <w:p>
+            <w:pPr>
+              <w:jc w:val="both"/>
+              <w:rPr>
+                <w:rFonts w:ascii="Times New Roman" w:hAnsi="Times New Roman" w:cs="Times New Roman"/>
+                <w:color w:val="FF0000"/>
+                <w:sz w:val="24"/>
+                <w:szCs w:val="24"/>
+                <w:lang w:val="it-IT"/>
+              </w:rPr>
+            </w:pPr>
+            <w:r>
+              <w:rPr>
+                <w:rFonts w:ascii="Times New Roman" w:hAnsi="Times New Roman" w:cs="Times New Roman"/>
+                <w:color w:val="FF0000"/>
+                <w:sz w:val="24"/>
+                <w:szCs w:val="24"/>
+                <w:lang w:val="it-IT"/>
+              </w:rPr>
+              <w:t xml:space="preserve">  </w:t>
+            </w:r>
+            <w:proofErr w:type="spellStart"/>
+            <w:r>
+              <w:rPr>
+                <w:rFonts w:ascii="Times New Roman" w:hAnsi="Times New Roman" w:cs="Times New Roman"/>
+                <w:color w:val="FF0000"/>
+                <w:sz w:val="24"/>
+                <w:szCs w:val="24"/>
+                <w:lang w:val="it-IT"/>
+              </w:rPr>
+              <w:t>retry</w:t>
+            </w:r>
+            <w:proofErr w:type="spellEnd"/>
+            <w:r>
+              <w:rPr>
+                <w:rFonts w:ascii="Times New Roman" w:hAnsi="Times New Roman" w:cs="Times New Roman"/>
+                <w:color w:val="FF0000"/>
+                <w:sz w:val="24"/>
+                <w:szCs w:val="24"/>
+                <w:lang w:val="it-IT"/>
+              </w:rPr>
+              <w:t xml:space="preserve"> </w:t>
+            </w:r>
+            <w:proofErr w:type="spellStart"/>
+            <w:r>
+              <w:rPr>
+                <w:rFonts w:ascii="Times New Roman" w:hAnsi="Times New Roman" w:cs="Times New Roman"/>
+                <w:color w:val="FF0000"/>
+                <w:sz w:val="24"/>
+                <w:szCs w:val="24"/>
+                <w:lang w:val="it-IT"/>
+              </w:rPr>
+              <w:t>logic</w:t>
+            </w:r>
+            <w:proofErr w:type="spellEnd"/>
+            <w:r>
+              <w:rPr>
+                <w:rFonts w:ascii="Times New Roman" w:hAnsi="Times New Roman" w:cs="Times New Roman"/>
+                <w:color w:val="FF0000"/>
+                <w:sz w:val="24"/>
+                <w:szCs w:val="24"/>
+                <w:lang w:val="it-IT"/>
+              </w:rPr>
+              <w:t xml:space="preserve"> e </w:t>
+            </w:r>
+            <w:proofErr w:type="spellStart"/>
+            <w:r>
+              <w:rPr>
+                <w:rFonts w:ascii="Times New Roman" w:hAnsi="Times New Roman" w:cs="Times New Roman"/>
+                <w:color w:val="FF0000"/>
+                <w:sz w:val="24"/>
+                <w:szCs w:val="24"/>
+                <w:lang w:val="it-IT"/>
+              </w:rPr>
+              <w:t>backoff</w:t>
+            </w:r>
+            <w:proofErr w:type="spellEnd"/>
+            <w:r>
+              <w:rPr>
+                <w:rFonts w:ascii="Times New Roman" w:hAnsi="Times New Roman" w:cs="Times New Roman"/>
+                <w:color w:val="FF0000"/>
+                <w:sz w:val="24"/>
+                <w:szCs w:val="24"/>
+                <w:lang w:val="it-IT"/>
+              </w:rPr>
+              <w:t xml:space="preserve"> esponenziale, garantendo resilienza a guasti transitori.</w:t>
+            </w:r>
+          </w:p>
+          <w:p>
+            <w:pPr>
+              <w:jc w:val="both"/>
+              <w:rPr>
+                <w:rFonts w:ascii="Times New Roman" w:hAnsi="Times New Roman" w:cs="Times New Roman"/>
+                <w:color w:val="FF0000"/>
+                <w:sz w:val="24"/>
+                <w:szCs w:val="24"/>
+                <w:lang w:val="it-IT"/>
+              </w:rPr>
+            </w:pPr>
+          </w:p>
+          <w:p>
+            <w:pPr>
+              <w:jc w:val="both"/>
+              <w:rPr>
+                <w:rFonts w:ascii="Times New Roman" w:hAnsi="Times New Roman" w:cs="Times New Roman"/>
+                <w:color w:val="FF0000"/>
+                <w:sz w:val="24"/>
+                <w:szCs w:val="24"/>
+                <w:lang w:val="it-IT"/>
+              </w:rPr>
+            </w:pPr>
+            <w:r>
+              <w:rPr>
+                <w:rFonts w:ascii="Times New Roman" w:hAnsi="Times New Roman" w:cs="Times New Roman"/>
+                <w:color w:val="FF0000"/>
+                <w:sz w:val="24"/>
+                <w:szCs w:val="24"/>
+                <w:lang w:val="it-IT"/>
+              </w:rPr>
+              <w:t xml:space="preserve">- **Autenticazione**: Implementazione di credenziali </w:t>
+            </w:r>
+            <w:proofErr w:type="spellStart"/>
+            <w:r>
+              <w:rPr>
+                <w:rFonts w:ascii="Times New Roman" w:hAnsi="Times New Roman" w:cs="Times New Roman"/>
+                <w:color w:val="FF0000"/>
+                <w:sz w:val="24"/>
+                <w:szCs w:val="24"/>
+                <w:lang w:val="it-IT"/>
+              </w:rPr>
+              <w:t>RabbitMQ</w:t>
+            </w:r>
+            <w:proofErr w:type="spellEnd"/>
+            <w:r>
+              <w:rPr>
+                <w:rFonts w:ascii="Times New Roman" w:hAnsi="Times New Roman" w:cs="Times New Roman"/>
+                <w:color w:val="FF0000"/>
+                <w:sz w:val="24"/>
+                <w:szCs w:val="24"/>
+                <w:lang w:val="it-IT"/>
+              </w:rPr>
+              <w:t xml:space="preserve"> (username/password) </w:t>
+            </w:r>
+          </w:p>
+          <w:p>
+            <w:pPr>
+              <w:jc w:val="both"/>
+              <w:rPr>
+                <w:rFonts w:ascii="Times New Roman" w:hAnsi="Times New Roman" w:cs="Times New Roman"/>
+                <w:color w:val="FF0000"/>
+                <w:sz w:val="24"/>
+                <w:szCs w:val="24"/>
+                <w:lang w:val="it-IT"/>
+              </w:rPr>
+            </w:pPr>
+            <w:r>
+              <w:rPr>
+                <w:rFonts w:ascii="Times New Roman" w:hAnsi="Times New Roman" w:cs="Times New Roman"/>
+                <w:color w:val="FF0000"/>
+                <w:sz w:val="24"/>
+                <w:szCs w:val="24"/>
+                <w:lang w:val="it-IT"/>
+              </w:rPr>
+              <w:t xml:space="preserve">  gestite in forma centralizzata nel file config.py, seguendo best practices di </w:t>
+            </w:r>
+          </w:p>
+          <w:p>
+            <w:pPr>
+              <w:jc w:val="both"/>
+              <w:rPr>
+                <w:rFonts w:ascii="Times New Roman" w:hAnsi="Times New Roman" w:cs="Times New Roman"/>
+                <w:color w:val="FF0000"/>
+                <w:sz w:val="24"/>
+                <w:szCs w:val="24"/>
+                <w:lang w:val="it-IT"/>
+              </w:rPr>
+            </w:pPr>
+            <w:r>
+              <w:rPr>
+                <w:rFonts w:ascii="Times New Roman" w:hAnsi="Times New Roman" w:cs="Times New Roman"/>
+                <w:color w:val="FF0000"/>
+                <w:sz w:val="24"/>
+                <w:szCs w:val="24"/>
+                <w:lang w:val="it-IT"/>
+              </w:rPr>
+              <w:t xml:space="preserve">  security.</w:t>
+            </w:r>
+          </w:p>
+          <w:p>
+            <w:pPr>
+              <w:jc w:val="both"/>
+              <w:rPr>
+                <w:rFonts w:ascii="Times New Roman" w:hAnsi="Times New Roman" w:cs="Times New Roman"/>
+                <w:color w:val="FF0000"/>
+                <w:sz w:val="24"/>
+                <w:szCs w:val="24"/>
+                <w:lang w:val="it-IT"/>
+              </w:rPr>
+            </w:pPr>
+          </w:p>
+          <w:p>
+            <w:pPr>
+              <w:jc w:val="both"/>
+              <w:rPr>
+                <w:rFonts w:ascii="Times New Roman" w:hAnsi="Times New Roman" w:cs="Times New Roman"/>
+                <w:color w:val="FF0000"/>
+                <w:sz w:val="24"/>
+                <w:szCs w:val="24"/>
+                <w:lang w:val="it-IT"/>
+              </w:rPr>
+            </w:pPr>
+            <w:r>
+              <w:rPr>
+                <w:rFonts w:ascii="Times New Roman" w:hAnsi="Times New Roman" w:cs="Times New Roman"/>
+                <w:color w:val="FF0000"/>
+                <w:sz w:val="24"/>
+                <w:szCs w:val="24"/>
+                <w:lang w:val="it-IT"/>
+              </w:rPr>
+              <w:t>- **Validazione dell'input**: Defense-in-</w:t>
+            </w:r>
+            <w:proofErr w:type="spellStart"/>
+            <w:r>
+              <w:rPr>
+                <w:rFonts w:ascii="Times New Roman" w:hAnsi="Times New Roman" w:cs="Times New Roman"/>
+                <w:color w:val="FF0000"/>
+                <w:sz w:val="24"/>
+                <w:szCs w:val="24"/>
+                <w:lang w:val="it-IT"/>
+              </w:rPr>
+              <w:t>depth</w:t>
+            </w:r>
+            <w:proofErr w:type="spellEnd"/>
+            <w:r>
+              <w:rPr>
+                <w:rFonts w:ascii="Times New Roman" w:hAnsi="Times New Roman" w:cs="Times New Roman"/>
+                <w:color w:val="FF0000"/>
+                <w:sz w:val="24"/>
+                <w:szCs w:val="24"/>
+                <w:lang w:val="it-IT"/>
+              </w:rPr>
+              <w:t xml:space="preserve"> con validazione centralizzata nel </w:t>
+            </w:r>
+          </w:p>
+          <w:p>
+            <w:pPr>
+              <w:jc w:val="both"/>
+              <w:rPr>
+                <w:rFonts w:ascii="Times New Roman" w:hAnsi="Times New Roman" w:cs="Times New Roman"/>
+                <w:color w:val="FF0000"/>
+                <w:sz w:val="24"/>
+                <w:szCs w:val="24"/>
+                <w:lang w:val="it-IT"/>
+              </w:rPr>
+            </w:pPr>
+            <w:r>
+              <w:rPr>
+                <w:rFonts w:ascii="Times New Roman" w:hAnsi="Times New Roman" w:cs="Times New Roman"/>
+                <w:color w:val="FF0000"/>
+                <w:sz w:val="24"/>
+                <w:szCs w:val="24"/>
+                <w:lang w:val="it-IT"/>
+              </w:rPr>
+              <w:t xml:space="preserve">  consumer, evitando l'esecuzione di operazioni su dati non verificati.</w:t>
+            </w:r>
+          </w:p>
+          <w:p>
+            <w:pPr>
+              <w:jc w:val="both"/>
+              <w:rPr>
+                <w:rFonts w:ascii="Times New Roman" w:hAnsi="Times New Roman" w:cs="Times New Roman"/>
+                <w:color w:val="FF0000"/>
+                <w:sz w:val="24"/>
+                <w:szCs w:val="24"/>
+                <w:lang w:val="it-IT"/>
+              </w:rPr>
+            </w:pPr>
+          </w:p>
+          <w:p>
+            <w:pPr>
+              <w:jc w:val="both"/>
+              <w:rPr>
+                <w:rFonts w:ascii="Times New Roman" w:hAnsi="Times New Roman" w:cs="Times New Roman"/>
+                <w:color w:val="FF0000"/>
+                <w:sz w:val="24"/>
+                <w:szCs w:val="24"/>
+                <w:lang w:val="it-IT"/>
+              </w:rPr>
+            </w:pPr>
+            <w:r>
+              <w:rPr>
+                <w:rFonts w:ascii="Times New Roman" w:hAnsi="Times New Roman" w:cs="Times New Roman"/>
+                <w:color w:val="FF0000"/>
+                <w:sz w:val="24"/>
+                <w:szCs w:val="24"/>
+                <w:lang w:val="it-IT"/>
+              </w:rPr>
+              <w:t>---</w:t>
+            </w:r>
+          </w:p>
+          <w:p>
+            <w:pPr>
+              <w:jc w:val="both"/>
+              <w:rPr>
+                <w:rFonts w:ascii="Times New Roman" w:hAnsi="Times New Roman" w:cs="Times New Roman"/>
+                <w:color w:val="FF0000"/>
+                <w:sz w:val="24"/>
+                <w:szCs w:val="24"/>
+                <w:lang w:val="it-IT"/>
+              </w:rPr>
+            </w:pPr>
+          </w:p>
+          <w:p>
+            <w:pPr>
+              <w:jc w:val="both"/>
+              <w:rPr>
+                <w:rFonts w:ascii="Times New Roman" w:hAnsi="Times New Roman" w:cs="Times New Roman"/>
+                <w:color w:val="FF0000"/>
+                <w:sz w:val="24"/>
+                <w:szCs w:val="24"/>
+                <w:lang w:val="it-IT"/>
+              </w:rPr>
+            </w:pPr>
+            <w:r>
+              <w:rPr>
+                <w:rFonts w:ascii="Times New Roman" w:hAnsi="Times New Roman" w:cs="Times New Roman"/>
+                <w:color w:val="FF0000"/>
+                <w:sz w:val="24"/>
+                <w:szCs w:val="24"/>
+                <w:lang w:val="it-IT"/>
+              </w:rPr>
+              <w:t>## INGEGNERIA DEL SOFTWARE</w:t>
+            </w:r>
+          </w:p>
+          <w:p>
+            <w:pPr>
+              <w:jc w:val="both"/>
+              <w:rPr>
+                <w:rFonts w:ascii="Times New Roman" w:hAnsi="Times New Roman" w:cs="Times New Roman"/>
+                <w:color w:val="FF0000"/>
+                <w:sz w:val="24"/>
+                <w:szCs w:val="24"/>
+                <w:lang w:val="it-IT"/>
+              </w:rPr>
+            </w:pPr>
+            <w:r>
+              <w:rPr>
+                <w:rFonts w:ascii="Times New Roman" w:hAnsi="Times New Roman" w:cs="Times New Roman"/>
+                <w:color w:val="FF0000"/>
+                <w:sz w:val="24"/>
+                <w:szCs w:val="24"/>
+                <w:lang w:val="it-IT"/>
+              </w:rPr>
+              <w:t>(Ingegneria del Software - INGINF05)</w:t>
+            </w:r>
+          </w:p>
+          <w:p>
+            <w:pPr>
+              <w:jc w:val="both"/>
+              <w:rPr>
+                <w:rFonts w:ascii="Times New Roman" w:hAnsi="Times New Roman" w:cs="Times New Roman"/>
+                <w:color w:val="FF0000"/>
+                <w:sz w:val="24"/>
+                <w:szCs w:val="24"/>
+                <w:lang w:val="it-IT"/>
+              </w:rPr>
+            </w:pPr>
+          </w:p>
+          <w:p>
+            <w:pPr>
+              <w:jc w:val="both"/>
+              <w:rPr>
+                <w:rFonts w:ascii="Times New Roman" w:hAnsi="Times New Roman" w:cs="Times New Roman"/>
+                <w:color w:val="FF0000"/>
+                <w:sz w:val="24"/>
+                <w:szCs w:val="24"/>
+                <w:lang w:val="it-IT"/>
+              </w:rPr>
+            </w:pPr>
+            <w:r>
+              <w:rPr>
+                <w:rFonts w:ascii="Times New Roman" w:hAnsi="Times New Roman" w:cs="Times New Roman"/>
+                <w:color w:val="FF0000"/>
+                <w:sz w:val="24"/>
+                <w:szCs w:val="24"/>
+                <w:lang w:val="it-IT"/>
+              </w:rPr>
+              <w:t xml:space="preserve">Questo insegnamento ha fornito le metodologie fondamentali per la progettazione </w:t>
+            </w:r>
+          </w:p>
+          <w:p>
+            <w:pPr>
+              <w:jc w:val="both"/>
+              <w:rPr>
+                <w:rFonts w:ascii="Times New Roman" w:hAnsi="Times New Roman" w:cs="Times New Roman"/>
+                <w:color w:val="FF0000"/>
+                <w:sz w:val="24"/>
+                <w:szCs w:val="24"/>
+                <w:lang w:val="it-IT"/>
+              </w:rPr>
+            </w:pPr>
+            <w:r>
+              <w:rPr>
+                <w:rFonts w:ascii="Times New Roman" w:hAnsi="Times New Roman" w:cs="Times New Roman"/>
+                <w:color w:val="FF0000"/>
+                <w:sz w:val="24"/>
+                <w:szCs w:val="24"/>
+                <w:lang w:val="it-IT"/>
+              </w:rPr>
+              <w:t>e implementazione:</w:t>
+            </w:r>
+          </w:p>
+          <w:p>
+            <w:pPr>
+              <w:jc w:val="both"/>
+              <w:rPr>
+                <w:rFonts w:ascii="Times New Roman" w:hAnsi="Times New Roman" w:cs="Times New Roman"/>
+                <w:color w:val="FF0000"/>
+                <w:sz w:val="24"/>
+                <w:szCs w:val="24"/>
+                <w:lang w:val="it-IT"/>
+              </w:rPr>
+            </w:pPr>
+          </w:p>
+          <w:p>
+            <w:pPr>
+              <w:jc w:val="both"/>
+              <w:rPr>
+                <w:rFonts w:ascii="Times New Roman" w:hAnsi="Times New Roman" w:cs="Times New Roman"/>
+                <w:color w:val="FF0000"/>
+                <w:sz w:val="24"/>
+                <w:szCs w:val="24"/>
+                <w:lang w:val="it-IT"/>
+              </w:rPr>
+            </w:pPr>
+            <w:r>
+              <w:rPr>
+                <w:rFonts w:ascii="Times New Roman" w:hAnsi="Times New Roman" w:cs="Times New Roman"/>
+                <w:color w:val="FF0000"/>
+                <w:sz w:val="24"/>
+                <w:szCs w:val="24"/>
+                <w:lang w:val="it-IT"/>
+              </w:rPr>
+              <w:t xml:space="preserve">- **Analisi dei requisiti**: Identificazione e documentazione di requisiti </w:t>
+            </w:r>
+          </w:p>
+          <w:p>
+            <w:pPr>
+              <w:jc w:val="both"/>
+              <w:rPr>
+                <w:rFonts w:ascii="Times New Roman" w:hAnsi="Times New Roman" w:cs="Times New Roman"/>
+                <w:color w:val="FF0000"/>
+                <w:sz w:val="24"/>
+                <w:szCs w:val="24"/>
+                <w:lang w:val="it-IT"/>
+              </w:rPr>
+            </w:pPr>
+            <w:r>
+              <w:rPr>
+                <w:rFonts w:ascii="Times New Roman" w:hAnsi="Times New Roman" w:cs="Times New Roman"/>
+                <w:color w:val="FF0000"/>
+                <w:sz w:val="24"/>
+                <w:szCs w:val="24"/>
+                <w:lang w:val="it-IT"/>
+              </w:rPr>
+              <w:t xml:space="preserve">  funzionali (monitoraggio real-time, </w:t>
+            </w:r>
+            <w:proofErr w:type="spellStart"/>
+            <w:r>
+              <w:rPr>
+                <w:rFonts w:ascii="Times New Roman" w:hAnsi="Times New Roman" w:cs="Times New Roman"/>
+                <w:color w:val="FF0000"/>
+                <w:sz w:val="24"/>
+                <w:szCs w:val="24"/>
+                <w:lang w:val="it-IT"/>
+              </w:rPr>
+              <w:t>logging</w:t>
+            </w:r>
+            <w:proofErr w:type="spellEnd"/>
+            <w:r>
+              <w:rPr>
+                <w:rFonts w:ascii="Times New Roman" w:hAnsi="Times New Roman" w:cs="Times New Roman"/>
+                <w:color w:val="FF0000"/>
+                <w:sz w:val="24"/>
+                <w:szCs w:val="24"/>
+                <w:lang w:val="it-IT"/>
+              </w:rPr>
+              <w:t xml:space="preserve">, dashboard web) e non-funzionali </w:t>
+            </w:r>
+          </w:p>
+          <w:p>
+            <w:pPr>
+              <w:jc w:val="both"/>
+              <w:rPr>
+                <w:rFonts w:ascii="Times New Roman" w:hAnsi="Times New Roman" w:cs="Times New Roman"/>
+                <w:color w:val="FF0000"/>
+                <w:sz w:val="24"/>
+                <w:szCs w:val="24"/>
+                <w:lang w:val="it-IT"/>
+              </w:rPr>
+            </w:pPr>
+            <w:r>
+              <w:rPr>
+                <w:rFonts w:ascii="Times New Roman" w:hAnsi="Times New Roman" w:cs="Times New Roman"/>
+                <w:color w:val="FF0000"/>
+                <w:sz w:val="24"/>
+                <w:szCs w:val="24"/>
+                <w:lang w:val="it-IT"/>
+              </w:rPr>
+              <w:t xml:space="preserve">  (affidabilità, scalabilità, resilienza).</w:t>
+            </w:r>
+          </w:p>
+          <w:p>
+            <w:pPr>
+              <w:jc w:val="both"/>
+              <w:rPr>
+                <w:rFonts w:ascii="Times New Roman" w:hAnsi="Times New Roman" w:cs="Times New Roman"/>
+                <w:color w:val="FF0000"/>
+                <w:sz w:val="24"/>
+                <w:szCs w:val="24"/>
+                <w:lang w:val="it-IT"/>
+              </w:rPr>
+            </w:pPr>
+          </w:p>
+          <w:p>
+            <w:pPr>
+              <w:jc w:val="both"/>
+              <w:rPr>
+                <w:rFonts w:ascii="Times New Roman" w:hAnsi="Times New Roman" w:cs="Times New Roman"/>
+                <w:color w:val="FF0000"/>
+                <w:sz w:val="24"/>
+                <w:szCs w:val="24"/>
+                <w:lang w:val="it-IT"/>
+              </w:rPr>
+            </w:pPr>
+            <w:r>
+              <w:rPr>
+                <w:rFonts w:ascii="Times New Roman" w:hAnsi="Times New Roman" w:cs="Times New Roman"/>
+                <w:color w:val="FF0000"/>
+                <w:sz w:val="24"/>
+                <w:szCs w:val="24"/>
+                <w:lang w:val="it-IT"/>
+              </w:rPr>
+              <w:t xml:space="preserve">- **Pattern architetturali**: Applicazione di pattern consolidati come </w:t>
+            </w:r>
+          </w:p>
+          <w:p>
+            <w:pPr>
+              <w:jc w:val="both"/>
+              <w:rPr>
+                <w:rFonts w:ascii="Times New Roman" w:hAnsi="Times New Roman" w:cs="Times New Roman"/>
+                <w:color w:val="FF0000"/>
+                <w:sz w:val="24"/>
+                <w:szCs w:val="24"/>
+                <w:lang w:val="it-IT"/>
+              </w:rPr>
+            </w:pPr>
+            <w:r>
+              <w:rPr>
+                <w:rFonts w:ascii="Times New Roman" w:hAnsi="Times New Roman" w:cs="Times New Roman"/>
+                <w:color w:val="FF0000"/>
+                <w:sz w:val="24"/>
+                <w:szCs w:val="24"/>
+                <w:lang w:val="it-IT"/>
+              </w:rPr>
+              <w:t xml:space="preserve">  </w:t>
+            </w:r>
+            <w:proofErr w:type="spellStart"/>
+            <w:r>
+              <w:rPr>
+                <w:rFonts w:ascii="Times New Roman" w:hAnsi="Times New Roman" w:cs="Times New Roman"/>
+                <w:color w:val="FF0000"/>
+                <w:sz w:val="24"/>
+                <w:szCs w:val="24"/>
+                <w:lang w:val="it-IT"/>
+              </w:rPr>
+              <w:t>Publish</w:t>
+            </w:r>
+            <w:proofErr w:type="spellEnd"/>
+            <w:r>
+              <w:rPr>
+                <w:rFonts w:ascii="Times New Roman" w:hAnsi="Times New Roman" w:cs="Times New Roman"/>
+                <w:color w:val="FF0000"/>
+                <w:sz w:val="24"/>
+                <w:szCs w:val="24"/>
+                <w:lang w:val="it-IT"/>
+              </w:rPr>
+              <w:t>/</w:t>
+            </w:r>
+            <w:proofErr w:type="spellStart"/>
+            <w:r>
+              <w:rPr>
+                <w:rFonts w:ascii="Times New Roman" w:hAnsi="Times New Roman" w:cs="Times New Roman"/>
+                <w:color w:val="FF0000"/>
+                <w:sz w:val="24"/>
+                <w:szCs w:val="24"/>
+                <w:lang w:val="it-IT"/>
+              </w:rPr>
+              <w:t>Subscribe</w:t>
+            </w:r>
+            <w:proofErr w:type="spellEnd"/>
+            <w:r>
+              <w:rPr>
+                <w:rFonts w:ascii="Times New Roman" w:hAnsi="Times New Roman" w:cs="Times New Roman"/>
+                <w:color w:val="FF0000"/>
+                <w:sz w:val="24"/>
+                <w:szCs w:val="24"/>
+                <w:lang w:val="it-IT"/>
+              </w:rPr>
+              <w:t>, Message-</w:t>
+            </w:r>
+            <w:proofErr w:type="spellStart"/>
+            <w:r>
+              <w:rPr>
+                <w:rFonts w:ascii="Times New Roman" w:hAnsi="Times New Roman" w:cs="Times New Roman"/>
+                <w:color w:val="FF0000"/>
+                <w:sz w:val="24"/>
+                <w:szCs w:val="24"/>
+                <w:lang w:val="it-IT"/>
+              </w:rPr>
+              <w:t>Driven</w:t>
+            </w:r>
+            <w:proofErr w:type="spellEnd"/>
+            <w:r>
+              <w:rPr>
+                <w:rFonts w:ascii="Times New Roman" w:hAnsi="Times New Roman" w:cs="Times New Roman"/>
+                <w:color w:val="FF0000"/>
+                <w:sz w:val="24"/>
+                <w:szCs w:val="24"/>
+                <w:lang w:val="it-IT"/>
+              </w:rPr>
+              <w:t xml:space="preserve"> Architecture, e Dead Letter Queue per la </w:t>
+            </w:r>
+          </w:p>
+          <w:p>
+            <w:pPr>
+              <w:jc w:val="both"/>
+              <w:rPr>
+                <w:rFonts w:ascii="Times New Roman" w:hAnsi="Times New Roman" w:cs="Times New Roman"/>
+                <w:color w:val="FF0000"/>
+                <w:sz w:val="24"/>
+                <w:szCs w:val="24"/>
+                <w:lang w:val="it-IT"/>
+              </w:rPr>
+            </w:pPr>
+            <w:r>
+              <w:rPr>
+                <w:rFonts w:ascii="Times New Roman" w:hAnsi="Times New Roman" w:cs="Times New Roman"/>
+                <w:color w:val="FF0000"/>
+                <w:sz w:val="24"/>
+                <w:szCs w:val="24"/>
+                <w:lang w:val="it-IT"/>
+              </w:rPr>
+              <w:lastRenderedPageBreak/>
+              <w:t xml:space="preserve">  gestione degli errori.</w:t>
+            </w:r>
+          </w:p>
+          <w:p>
+            <w:pPr>
+              <w:jc w:val="both"/>
+              <w:rPr>
+                <w:rFonts w:ascii="Times New Roman" w:hAnsi="Times New Roman" w:cs="Times New Roman"/>
+                <w:color w:val="FF0000"/>
+                <w:sz w:val="24"/>
+                <w:szCs w:val="24"/>
+                <w:lang w:val="it-IT"/>
+              </w:rPr>
+            </w:pPr>
+          </w:p>
+          <w:p>
+            <w:pPr>
+              <w:jc w:val="both"/>
+              <w:rPr>
+                <w:rFonts w:ascii="Times New Roman" w:hAnsi="Times New Roman" w:cs="Times New Roman"/>
+                <w:color w:val="FF0000"/>
+                <w:sz w:val="24"/>
+                <w:szCs w:val="24"/>
+                <w:lang w:val="it-IT"/>
+              </w:rPr>
+            </w:pPr>
+            <w:r>
+              <w:rPr>
+                <w:rFonts w:ascii="Times New Roman" w:hAnsi="Times New Roman" w:cs="Times New Roman"/>
+                <w:color w:val="FF0000"/>
+                <w:sz w:val="24"/>
+                <w:szCs w:val="24"/>
+                <w:lang w:val="it-IT"/>
+              </w:rPr>
+              <w:t>- **Design patterns**: Utilizzo di design patterns come Observer (</w:t>
+            </w:r>
+            <w:proofErr w:type="spellStart"/>
+            <w:r>
+              <w:rPr>
+                <w:rFonts w:ascii="Times New Roman" w:hAnsi="Times New Roman" w:cs="Times New Roman"/>
+                <w:color w:val="FF0000"/>
+                <w:sz w:val="24"/>
+                <w:szCs w:val="24"/>
+                <w:lang w:val="it-IT"/>
+              </w:rPr>
+              <w:t>through</w:t>
+            </w:r>
+            <w:proofErr w:type="spellEnd"/>
+            <w:r>
+              <w:rPr>
+                <w:rFonts w:ascii="Times New Roman" w:hAnsi="Times New Roman" w:cs="Times New Roman"/>
+                <w:color w:val="FF0000"/>
+                <w:sz w:val="24"/>
+                <w:szCs w:val="24"/>
+                <w:lang w:val="it-IT"/>
+              </w:rPr>
+              <w:t xml:space="preserve"> pub/sub), </w:t>
+            </w:r>
+          </w:p>
+          <w:p>
+            <w:pPr>
+              <w:jc w:val="both"/>
+              <w:rPr>
+                <w:rFonts w:ascii="Times New Roman" w:hAnsi="Times New Roman" w:cs="Times New Roman"/>
+                <w:color w:val="FF0000"/>
+                <w:sz w:val="24"/>
+                <w:szCs w:val="24"/>
+                <w:lang w:val="it-IT"/>
+              </w:rPr>
+            </w:pPr>
+            <w:r>
+              <w:rPr>
+                <w:rFonts w:ascii="Times New Roman" w:hAnsi="Times New Roman" w:cs="Times New Roman"/>
+                <w:color w:val="FF0000"/>
+                <w:sz w:val="24"/>
+                <w:szCs w:val="24"/>
+                <w:lang w:val="it-IT"/>
+              </w:rPr>
+              <w:t xml:space="preserve">  </w:t>
+            </w:r>
+            <w:proofErr w:type="spellStart"/>
+            <w:r>
+              <w:rPr>
+                <w:rFonts w:ascii="Times New Roman" w:hAnsi="Times New Roman" w:cs="Times New Roman"/>
+                <w:color w:val="FF0000"/>
+                <w:sz w:val="24"/>
+                <w:szCs w:val="24"/>
+                <w:lang w:val="it-IT"/>
+              </w:rPr>
+              <w:t>Factory</w:t>
+            </w:r>
+            <w:proofErr w:type="spellEnd"/>
+            <w:r>
+              <w:rPr>
+                <w:rFonts w:ascii="Times New Roman" w:hAnsi="Times New Roman" w:cs="Times New Roman"/>
+                <w:color w:val="FF0000"/>
+                <w:sz w:val="24"/>
+                <w:szCs w:val="24"/>
+                <w:lang w:val="it-IT"/>
+              </w:rPr>
+              <w:t xml:space="preserve"> (creazione producer/consumer), e Chain of </w:t>
+            </w:r>
+            <w:proofErr w:type="spellStart"/>
+            <w:r>
+              <w:rPr>
+                <w:rFonts w:ascii="Times New Roman" w:hAnsi="Times New Roman" w:cs="Times New Roman"/>
+                <w:color w:val="FF0000"/>
+                <w:sz w:val="24"/>
+                <w:szCs w:val="24"/>
+                <w:lang w:val="it-IT"/>
+              </w:rPr>
+              <w:t>Responsibility</w:t>
+            </w:r>
+            <w:proofErr w:type="spellEnd"/>
+            <w:r>
+              <w:rPr>
+                <w:rFonts w:ascii="Times New Roman" w:hAnsi="Times New Roman" w:cs="Times New Roman"/>
+                <w:color w:val="FF0000"/>
+                <w:sz w:val="24"/>
+                <w:szCs w:val="24"/>
+                <w:lang w:val="it-IT"/>
+              </w:rPr>
+              <w:t xml:space="preserve"> (pipeline di </w:t>
+            </w:r>
+          </w:p>
+          <w:p>
+            <w:pPr>
+              <w:jc w:val="both"/>
+              <w:rPr>
+                <w:rFonts w:ascii="Times New Roman" w:hAnsi="Times New Roman" w:cs="Times New Roman"/>
+                <w:color w:val="FF0000"/>
+                <w:sz w:val="24"/>
+                <w:szCs w:val="24"/>
+                <w:lang w:val="it-IT"/>
+              </w:rPr>
+            </w:pPr>
+            <w:r>
+              <w:rPr>
+                <w:rFonts w:ascii="Times New Roman" w:hAnsi="Times New Roman" w:cs="Times New Roman"/>
+                <w:color w:val="FF0000"/>
+                <w:sz w:val="24"/>
+                <w:szCs w:val="24"/>
+                <w:lang w:val="it-IT"/>
+              </w:rPr>
+              <w:t xml:space="preserve">  validazione).</w:t>
+            </w:r>
+          </w:p>
+          <w:p>
+            <w:pPr>
+              <w:jc w:val="both"/>
+              <w:rPr>
+                <w:rFonts w:ascii="Times New Roman" w:hAnsi="Times New Roman" w:cs="Times New Roman"/>
+                <w:color w:val="FF0000"/>
+                <w:sz w:val="24"/>
+                <w:szCs w:val="24"/>
+                <w:lang w:val="it-IT"/>
+              </w:rPr>
+            </w:pPr>
+          </w:p>
+          <w:p>
+            <w:pPr>
+              <w:jc w:val="both"/>
+              <w:rPr>
+                <w:rFonts w:ascii="Times New Roman" w:hAnsi="Times New Roman" w:cs="Times New Roman"/>
+                <w:color w:val="FF0000"/>
+                <w:sz w:val="24"/>
+                <w:szCs w:val="24"/>
+                <w:lang w:val="it-IT"/>
+              </w:rPr>
+            </w:pPr>
+            <w:r>
+              <w:rPr>
+                <w:rFonts w:ascii="Times New Roman" w:hAnsi="Times New Roman" w:cs="Times New Roman"/>
+                <w:color w:val="FF0000"/>
+                <w:sz w:val="24"/>
+                <w:szCs w:val="24"/>
+                <w:lang w:val="it-IT"/>
+              </w:rPr>
+              <w:t xml:space="preserve">- **Gestione degli errori**: Progettazione di una Dead Letter Queue dedicata ai </w:t>
+            </w:r>
+          </w:p>
+          <w:p>
+            <w:pPr>
+              <w:jc w:val="both"/>
+              <w:rPr>
+                <w:rFonts w:ascii="Times New Roman" w:hAnsi="Times New Roman" w:cs="Times New Roman"/>
+                <w:color w:val="FF0000"/>
+                <w:sz w:val="24"/>
+                <w:szCs w:val="24"/>
+                <w:lang w:val="it-IT"/>
+              </w:rPr>
+            </w:pPr>
+            <w:r>
+              <w:rPr>
+                <w:rFonts w:ascii="Times New Roman" w:hAnsi="Times New Roman" w:cs="Times New Roman"/>
+                <w:color w:val="FF0000"/>
+                <w:sz w:val="24"/>
+                <w:szCs w:val="24"/>
+                <w:lang w:val="it-IT"/>
+              </w:rPr>
+              <w:t xml:space="preserve">  messaggi che falliscono la validazione, consentendo investigazione e debugging </w:t>
+            </w:r>
+          </w:p>
+          <w:p>
+            <w:pPr>
+              <w:jc w:val="both"/>
+              <w:rPr>
+                <w:rFonts w:ascii="Times New Roman" w:hAnsi="Times New Roman" w:cs="Times New Roman"/>
+                <w:color w:val="FF0000"/>
+                <w:sz w:val="24"/>
+                <w:szCs w:val="24"/>
+                <w:lang w:val="it-IT"/>
+              </w:rPr>
+            </w:pPr>
+            <w:r>
+              <w:rPr>
+                <w:rFonts w:ascii="Times New Roman" w:hAnsi="Times New Roman" w:cs="Times New Roman"/>
+                <w:color w:val="FF0000"/>
+                <w:sz w:val="24"/>
+                <w:szCs w:val="24"/>
+                <w:lang w:val="it-IT"/>
+              </w:rPr>
+              <w:t xml:space="preserve">  senza perdere dati.</w:t>
+            </w:r>
+          </w:p>
+          <w:p>
+            <w:pPr>
+              <w:jc w:val="both"/>
+              <w:rPr>
+                <w:rFonts w:ascii="Times New Roman" w:hAnsi="Times New Roman" w:cs="Times New Roman"/>
+                <w:color w:val="FF0000"/>
+                <w:sz w:val="24"/>
+                <w:szCs w:val="24"/>
+                <w:lang w:val="it-IT"/>
+              </w:rPr>
+            </w:pPr>
+          </w:p>
+          <w:p>
+            <w:pPr>
+              <w:jc w:val="both"/>
+              <w:rPr>
+                <w:rFonts w:ascii="Times New Roman" w:hAnsi="Times New Roman" w:cs="Times New Roman"/>
+                <w:color w:val="FF0000"/>
+                <w:sz w:val="24"/>
+                <w:szCs w:val="24"/>
+                <w:lang w:val="it-IT"/>
+              </w:rPr>
+            </w:pPr>
+            <w:r>
+              <w:rPr>
+                <w:rFonts w:ascii="Times New Roman" w:hAnsi="Times New Roman" w:cs="Times New Roman"/>
+                <w:color w:val="FF0000"/>
+                <w:sz w:val="24"/>
+                <w:szCs w:val="24"/>
+                <w:lang w:val="it-IT"/>
+              </w:rPr>
+              <w:t xml:space="preserve">- **Testing e validazione**: Pianificazione e esecuzione di scenari di test </w:t>
+            </w:r>
+          </w:p>
+          <w:p>
+            <w:pPr>
+              <w:jc w:val="both"/>
+              <w:rPr>
+                <w:rFonts w:ascii="Times New Roman" w:hAnsi="Times New Roman" w:cs="Times New Roman"/>
+                <w:color w:val="FF0000"/>
+                <w:sz w:val="24"/>
+                <w:szCs w:val="24"/>
+                <w:lang w:val="it-IT"/>
+              </w:rPr>
+            </w:pPr>
+            <w:r>
+              <w:rPr>
+                <w:rFonts w:ascii="Times New Roman" w:hAnsi="Times New Roman" w:cs="Times New Roman"/>
+                <w:color w:val="FF0000"/>
+                <w:sz w:val="24"/>
+                <w:szCs w:val="24"/>
+                <w:lang w:val="it-IT"/>
+              </w:rPr>
+              <w:t xml:space="preserve">  (messaggio valido, invalido, connection </w:t>
+            </w:r>
+            <w:proofErr w:type="spellStart"/>
+            <w:r>
+              <w:rPr>
+                <w:rFonts w:ascii="Times New Roman" w:hAnsi="Times New Roman" w:cs="Times New Roman"/>
+                <w:color w:val="FF0000"/>
+                <w:sz w:val="24"/>
+                <w:szCs w:val="24"/>
+                <w:lang w:val="it-IT"/>
+              </w:rPr>
+              <w:t>failure</w:t>
+            </w:r>
+            <w:proofErr w:type="spellEnd"/>
+            <w:r>
+              <w:rPr>
+                <w:rFonts w:ascii="Times New Roman" w:hAnsi="Times New Roman" w:cs="Times New Roman"/>
+                <w:color w:val="FF0000"/>
+                <w:sz w:val="24"/>
+                <w:szCs w:val="24"/>
+                <w:lang w:val="it-IT"/>
+              </w:rPr>
+              <w:t xml:space="preserve">, sovraccarico) per verificare </w:t>
+            </w:r>
+          </w:p>
+          <w:p>
+            <w:pPr>
+              <w:jc w:val="both"/>
+              <w:rPr>
+                <w:rFonts w:ascii="Times New Roman" w:hAnsi="Times New Roman" w:cs="Times New Roman"/>
+                <w:color w:val="FF0000"/>
+                <w:sz w:val="24"/>
+                <w:szCs w:val="24"/>
+                <w:lang w:val="it-IT"/>
+              </w:rPr>
+            </w:pPr>
+            <w:r>
+              <w:rPr>
+                <w:rFonts w:ascii="Times New Roman" w:hAnsi="Times New Roman" w:cs="Times New Roman"/>
+                <w:color w:val="FF0000"/>
+                <w:sz w:val="24"/>
+                <w:szCs w:val="24"/>
+                <w:lang w:val="it-IT"/>
+              </w:rPr>
+              <w:t xml:space="preserve">  il corretto funzionamento.</w:t>
+            </w:r>
+          </w:p>
+          <w:p>
+            <w:pPr>
+              <w:jc w:val="both"/>
+              <w:rPr>
+                <w:rFonts w:ascii="Times New Roman" w:hAnsi="Times New Roman" w:cs="Times New Roman"/>
+                <w:color w:val="FF0000"/>
+                <w:sz w:val="24"/>
+                <w:szCs w:val="24"/>
+                <w:lang w:val="it-IT"/>
+              </w:rPr>
+            </w:pPr>
+          </w:p>
+          <w:p>
+            <w:pPr>
+              <w:jc w:val="both"/>
+              <w:rPr>
+                <w:rFonts w:ascii="Times New Roman" w:hAnsi="Times New Roman" w:cs="Times New Roman"/>
+                <w:color w:val="FF0000"/>
+                <w:sz w:val="24"/>
+                <w:szCs w:val="24"/>
+                <w:lang w:val="it-IT"/>
+              </w:rPr>
+            </w:pPr>
+            <w:r>
+              <w:rPr>
+                <w:rFonts w:ascii="Times New Roman" w:hAnsi="Times New Roman" w:cs="Times New Roman"/>
+                <w:color w:val="FF0000"/>
+                <w:sz w:val="24"/>
+                <w:szCs w:val="24"/>
+                <w:lang w:val="it-IT"/>
+              </w:rPr>
+              <w:t xml:space="preserve">- **Documentazione**: Creazione di rapporto tecnico che descrive architettura, </w:t>
+            </w:r>
+          </w:p>
+          <w:p>
+            <w:pPr>
+              <w:jc w:val="both"/>
+              <w:rPr>
+                <w:rFonts w:ascii="Times New Roman" w:hAnsi="Times New Roman" w:cs="Times New Roman"/>
+                <w:color w:val="FF0000"/>
+                <w:sz w:val="24"/>
+                <w:szCs w:val="24"/>
+                <w:lang w:val="it-IT"/>
+              </w:rPr>
+            </w:pPr>
+            <w:r>
+              <w:rPr>
+                <w:rFonts w:ascii="Times New Roman" w:hAnsi="Times New Roman" w:cs="Times New Roman"/>
+                <w:color w:val="FF0000"/>
+                <w:sz w:val="24"/>
+                <w:szCs w:val="24"/>
+                <w:lang w:val="it-IT"/>
+              </w:rPr>
+              <w:t xml:space="preserve">  implementazione, e risultati sperimentali.</w:t>
+            </w:r>
+          </w:p>
+          <w:p>
+            <w:pPr>
+              <w:jc w:val="both"/>
+              <w:rPr>
+                <w:rFonts w:ascii="Times New Roman" w:hAnsi="Times New Roman" w:cs="Times New Roman"/>
+                <w:color w:val="FF0000"/>
+                <w:sz w:val="24"/>
+                <w:szCs w:val="24"/>
+                <w:lang w:val="it-IT"/>
+              </w:rPr>
+            </w:pPr>
+          </w:p>
+          <w:p>
+            <w:pPr>
+              <w:jc w:val="both"/>
+              <w:rPr>
+                <w:rFonts w:ascii="Times New Roman" w:hAnsi="Times New Roman" w:cs="Times New Roman"/>
+                <w:color w:val="FF0000"/>
+                <w:sz w:val="24"/>
+                <w:szCs w:val="24"/>
+                <w:lang w:val="it-IT"/>
+              </w:rPr>
+            </w:pPr>
+            <w:r>
+              <w:rPr>
+                <w:rFonts w:ascii="Times New Roman" w:hAnsi="Times New Roman" w:cs="Times New Roman"/>
+                <w:color w:val="FF0000"/>
+                <w:sz w:val="24"/>
+                <w:szCs w:val="24"/>
+                <w:lang w:val="it-IT"/>
+              </w:rPr>
+              <w:t>---</w:t>
+            </w:r>
+          </w:p>
+          <w:p>
+            <w:pPr>
+              <w:jc w:val="both"/>
+              <w:rPr>
+                <w:rFonts w:ascii="Times New Roman" w:hAnsi="Times New Roman" w:cs="Times New Roman"/>
+                <w:color w:val="FF0000"/>
+                <w:sz w:val="24"/>
+                <w:szCs w:val="24"/>
+                <w:lang w:val="it-IT"/>
+              </w:rPr>
+            </w:pPr>
+          </w:p>
+          <w:p>
+            <w:pPr>
+              <w:jc w:val="both"/>
+              <w:rPr>
+                <w:rFonts w:ascii="Times New Roman" w:hAnsi="Times New Roman" w:cs="Times New Roman"/>
+                <w:color w:val="FF0000"/>
+                <w:sz w:val="24"/>
+                <w:szCs w:val="24"/>
+                <w:lang w:val="it-IT"/>
+              </w:rPr>
+            </w:pPr>
+            <w:r>
+              <w:rPr>
+                <w:rFonts w:ascii="Times New Roman" w:hAnsi="Times New Roman" w:cs="Times New Roman"/>
+                <w:color w:val="FF0000"/>
+                <w:sz w:val="24"/>
+                <w:szCs w:val="24"/>
+                <w:lang w:val="it-IT"/>
+              </w:rPr>
+              <w:t>## TECNOLOGIE WEB</w:t>
+            </w:r>
+          </w:p>
+          <w:p>
+            <w:pPr>
+              <w:jc w:val="both"/>
+              <w:rPr>
+                <w:rFonts w:ascii="Times New Roman" w:hAnsi="Times New Roman" w:cs="Times New Roman"/>
+                <w:color w:val="FF0000"/>
+                <w:sz w:val="24"/>
+                <w:szCs w:val="24"/>
+                <w:lang w:val="it-IT"/>
+              </w:rPr>
+            </w:pPr>
+            <w:r>
+              <w:rPr>
+                <w:rFonts w:ascii="Times New Roman" w:hAnsi="Times New Roman" w:cs="Times New Roman"/>
+                <w:color w:val="FF0000"/>
+                <w:sz w:val="24"/>
+                <w:szCs w:val="24"/>
+                <w:lang w:val="it-IT"/>
+              </w:rPr>
+              <w:t>(Tecnologie Web - INF01IV)</w:t>
+            </w:r>
+          </w:p>
+          <w:p>
+            <w:pPr>
+              <w:jc w:val="both"/>
+              <w:rPr>
+                <w:rFonts w:ascii="Times New Roman" w:hAnsi="Times New Roman" w:cs="Times New Roman"/>
+                <w:color w:val="FF0000"/>
+                <w:sz w:val="24"/>
+                <w:szCs w:val="24"/>
+                <w:lang w:val="it-IT"/>
+              </w:rPr>
+            </w:pPr>
+          </w:p>
+          <w:p>
+            <w:pPr>
+              <w:jc w:val="both"/>
+              <w:rPr>
+                <w:rFonts w:ascii="Times New Roman" w:hAnsi="Times New Roman" w:cs="Times New Roman"/>
+                <w:color w:val="FF0000"/>
+                <w:sz w:val="24"/>
+                <w:szCs w:val="24"/>
+                <w:lang w:val="it-IT"/>
+              </w:rPr>
+            </w:pPr>
+            <w:r>
+              <w:rPr>
+                <w:rFonts w:ascii="Times New Roman" w:hAnsi="Times New Roman" w:cs="Times New Roman"/>
+                <w:color w:val="FF0000"/>
+                <w:sz w:val="24"/>
+                <w:szCs w:val="24"/>
+                <w:lang w:val="it-IT"/>
+              </w:rPr>
+              <w:t>Sebbene il core sia il middleware, le componenti web hanno sfruttato competenze web:</w:t>
+            </w:r>
+          </w:p>
+          <w:p>
+            <w:pPr>
+              <w:jc w:val="both"/>
+              <w:rPr>
+                <w:rFonts w:ascii="Times New Roman" w:hAnsi="Times New Roman" w:cs="Times New Roman"/>
+                <w:color w:val="FF0000"/>
+                <w:sz w:val="24"/>
+                <w:szCs w:val="24"/>
+                <w:lang w:val="it-IT"/>
+              </w:rPr>
+            </w:pPr>
+          </w:p>
+          <w:p>
+            <w:pPr>
+              <w:jc w:val="both"/>
+              <w:rPr>
+                <w:rFonts w:ascii="Times New Roman" w:hAnsi="Times New Roman" w:cs="Times New Roman"/>
+                <w:color w:val="FF0000"/>
+                <w:sz w:val="24"/>
+                <w:szCs w:val="24"/>
+                <w:lang w:val="it-IT"/>
+              </w:rPr>
+            </w:pPr>
+            <w:r>
+              <w:rPr>
+                <w:rFonts w:ascii="Times New Roman" w:hAnsi="Times New Roman" w:cs="Times New Roman"/>
+                <w:color w:val="FF0000"/>
+                <w:sz w:val="24"/>
+                <w:szCs w:val="24"/>
+                <w:lang w:val="it-IT"/>
+              </w:rPr>
+              <w:t>- **Framework web**: Utilizzo di Flask per esporre la dashboard web in tempo reale.</w:t>
+            </w:r>
+          </w:p>
+          <w:p>
+            <w:pPr>
+              <w:jc w:val="both"/>
+              <w:rPr>
+                <w:rFonts w:ascii="Times New Roman" w:hAnsi="Times New Roman" w:cs="Times New Roman"/>
+                <w:color w:val="FF0000"/>
+                <w:sz w:val="24"/>
+                <w:szCs w:val="24"/>
+                <w:lang w:val="it-IT"/>
+              </w:rPr>
+            </w:pPr>
+          </w:p>
+          <w:p>
+            <w:pPr>
+              <w:jc w:val="both"/>
+              <w:rPr>
+                <w:rFonts w:ascii="Times New Roman" w:hAnsi="Times New Roman" w:cs="Times New Roman"/>
+                <w:color w:val="FF0000"/>
+                <w:sz w:val="24"/>
+                <w:szCs w:val="24"/>
+                <w:lang w:val="it-IT"/>
+              </w:rPr>
+            </w:pPr>
+            <w:r>
+              <w:rPr>
+                <w:rFonts w:ascii="Times New Roman" w:hAnsi="Times New Roman" w:cs="Times New Roman"/>
+                <w:color w:val="FF0000"/>
+                <w:sz w:val="24"/>
+                <w:szCs w:val="24"/>
+                <w:lang w:val="it-IT"/>
+              </w:rPr>
+              <w:t>- **</w:t>
+            </w:r>
+            <w:proofErr w:type="spellStart"/>
+            <w:r>
+              <w:rPr>
+                <w:rFonts w:ascii="Times New Roman" w:hAnsi="Times New Roman" w:cs="Times New Roman"/>
+                <w:color w:val="FF0000"/>
+                <w:sz w:val="24"/>
+                <w:szCs w:val="24"/>
+                <w:lang w:val="it-IT"/>
+              </w:rPr>
+              <w:t>WebSocket</w:t>
+            </w:r>
+            <w:proofErr w:type="spellEnd"/>
+            <w:r>
+              <w:rPr>
+                <w:rFonts w:ascii="Times New Roman" w:hAnsi="Times New Roman" w:cs="Times New Roman"/>
+                <w:color w:val="FF0000"/>
+                <w:sz w:val="24"/>
+                <w:szCs w:val="24"/>
+                <w:lang w:val="it-IT"/>
+              </w:rPr>
+              <w:t xml:space="preserve">**: Implementazione di comunicazione bidirezionale real-time tra </w:t>
+            </w:r>
+          </w:p>
+          <w:p>
+            <w:pPr>
+              <w:jc w:val="both"/>
+              <w:rPr>
+                <w:rFonts w:ascii="Times New Roman" w:hAnsi="Times New Roman" w:cs="Times New Roman"/>
+                <w:color w:val="FF0000"/>
+                <w:sz w:val="24"/>
+                <w:szCs w:val="24"/>
+                <w:lang w:val="it-IT"/>
+              </w:rPr>
+            </w:pPr>
+            <w:r>
+              <w:rPr>
+                <w:rFonts w:ascii="Times New Roman" w:hAnsi="Times New Roman" w:cs="Times New Roman"/>
+                <w:color w:val="FF0000"/>
+                <w:sz w:val="24"/>
+                <w:szCs w:val="24"/>
+                <w:lang w:val="it-IT"/>
+              </w:rPr>
+              <w:t xml:space="preserve">  server e client browser attraverso </w:t>
+            </w:r>
+            <w:proofErr w:type="spellStart"/>
+            <w:r>
+              <w:rPr>
+                <w:rFonts w:ascii="Times New Roman" w:hAnsi="Times New Roman" w:cs="Times New Roman"/>
+                <w:color w:val="FF0000"/>
+                <w:sz w:val="24"/>
+                <w:szCs w:val="24"/>
+                <w:lang w:val="it-IT"/>
+              </w:rPr>
+              <w:t>SocketIO</w:t>
+            </w:r>
+            <w:proofErr w:type="spellEnd"/>
+            <w:r>
+              <w:rPr>
+                <w:rFonts w:ascii="Times New Roman" w:hAnsi="Times New Roman" w:cs="Times New Roman"/>
+                <w:color w:val="FF0000"/>
+                <w:sz w:val="24"/>
+                <w:szCs w:val="24"/>
+                <w:lang w:val="it-IT"/>
+              </w:rPr>
+              <w:t xml:space="preserve">, per aggiornamenti live delle </w:t>
+            </w:r>
+          </w:p>
+          <w:p>
+            <w:pPr>
+              <w:jc w:val="both"/>
+              <w:rPr>
+                <w:rFonts w:ascii="Times New Roman" w:hAnsi="Times New Roman" w:cs="Times New Roman"/>
+                <w:color w:val="FF0000"/>
+                <w:sz w:val="24"/>
+                <w:szCs w:val="24"/>
+                <w:lang w:val="it-IT"/>
+              </w:rPr>
+            </w:pPr>
+            <w:r>
+              <w:rPr>
+                <w:rFonts w:ascii="Times New Roman" w:hAnsi="Times New Roman" w:cs="Times New Roman"/>
+                <w:color w:val="FF0000"/>
+                <w:sz w:val="24"/>
+                <w:szCs w:val="24"/>
+                <w:lang w:val="it-IT"/>
+              </w:rPr>
+              <w:t xml:space="preserve">  statistiche.</w:t>
+            </w:r>
+          </w:p>
+          <w:p>
+            <w:pPr>
+              <w:jc w:val="both"/>
+              <w:rPr>
+                <w:rFonts w:ascii="Times New Roman" w:hAnsi="Times New Roman" w:cs="Times New Roman"/>
+                <w:color w:val="FF0000"/>
+                <w:sz w:val="24"/>
+                <w:szCs w:val="24"/>
+                <w:lang w:val="it-IT"/>
+              </w:rPr>
+            </w:pPr>
+          </w:p>
+          <w:p>
+            <w:pPr>
+              <w:jc w:val="both"/>
+              <w:rPr>
+                <w:rFonts w:ascii="Times New Roman" w:hAnsi="Times New Roman" w:cs="Times New Roman"/>
+                <w:color w:val="FF0000"/>
+                <w:sz w:val="24"/>
+                <w:szCs w:val="24"/>
+                <w:lang w:val="it-IT"/>
+              </w:rPr>
+            </w:pPr>
+            <w:r>
+              <w:rPr>
+                <w:rFonts w:ascii="Times New Roman" w:hAnsi="Times New Roman" w:cs="Times New Roman"/>
+                <w:color w:val="FF0000"/>
+                <w:sz w:val="24"/>
+                <w:szCs w:val="24"/>
+                <w:lang w:val="it-IT"/>
+              </w:rPr>
+              <w:t>- **REST API**: Creazione di endpoint HTTP (/api/</w:t>
+            </w:r>
+            <w:proofErr w:type="spellStart"/>
+            <w:r>
+              <w:rPr>
+                <w:rFonts w:ascii="Times New Roman" w:hAnsi="Times New Roman" w:cs="Times New Roman"/>
+                <w:color w:val="FF0000"/>
+                <w:sz w:val="24"/>
+                <w:szCs w:val="24"/>
+                <w:lang w:val="it-IT"/>
+              </w:rPr>
+              <w:t>stats</w:t>
+            </w:r>
+            <w:proofErr w:type="spellEnd"/>
+            <w:r>
+              <w:rPr>
+                <w:rFonts w:ascii="Times New Roman" w:hAnsi="Times New Roman" w:cs="Times New Roman"/>
+                <w:color w:val="FF0000"/>
+                <w:sz w:val="24"/>
+                <w:szCs w:val="24"/>
+                <w:lang w:val="it-IT"/>
+              </w:rPr>
+              <w:t xml:space="preserve">) per </w:t>
+            </w:r>
+            <w:proofErr w:type="spellStart"/>
+            <w:r>
+              <w:rPr>
+                <w:rFonts w:ascii="Times New Roman" w:hAnsi="Times New Roman" w:cs="Times New Roman"/>
+                <w:color w:val="FF0000"/>
+                <w:sz w:val="24"/>
+                <w:szCs w:val="24"/>
+                <w:lang w:val="it-IT"/>
+              </w:rPr>
+              <w:t>fallback</w:t>
+            </w:r>
+            <w:proofErr w:type="spellEnd"/>
+            <w:r>
+              <w:rPr>
+                <w:rFonts w:ascii="Times New Roman" w:hAnsi="Times New Roman" w:cs="Times New Roman"/>
+                <w:color w:val="FF0000"/>
+                <w:sz w:val="24"/>
+                <w:szCs w:val="24"/>
+                <w:lang w:val="it-IT"/>
+              </w:rPr>
+              <w:t xml:space="preserve"> in caso il </w:t>
+            </w:r>
+          </w:p>
+          <w:p>
+            <w:pPr>
+              <w:jc w:val="both"/>
+              <w:rPr>
+                <w:rFonts w:ascii="Times New Roman" w:hAnsi="Times New Roman" w:cs="Times New Roman"/>
+                <w:color w:val="FF0000"/>
+                <w:sz w:val="24"/>
+                <w:szCs w:val="24"/>
+                <w:lang w:val="it-IT"/>
+              </w:rPr>
+            </w:pPr>
+            <w:r>
+              <w:rPr>
+                <w:rFonts w:ascii="Times New Roman" w:hAnsi="Times New Roman" w:cs="Times New Roman"/>
+                <w:color w:val="FF0000"/>
+                <w:sz w:val="24"/>
+                <w:szCs w:val="24"/>
+                <w:lang w:val="it-IT"/>
+              </w:rPr>
+              <w:t xml:space="preserve">  </w:t>
+            </w:r>
+            <w:proofErr w:type="spellStart"/>
+            <w:r>
+              <w:rPr>
+                <w:rFonts w:ascii="Times New Roman" w:hAnsi="Times New Roman" w:cs="Times New Roman"/>
+                <w:color w:val="FF0000"/>
+                <w:sz w:val="24"/>
+                <w:szCs w:val="24"/>
+                <w:lang w:val="it-IT"/>
+              </w:rPr>
+              <w:t>WebSocket</w:t>
+            </w:r>
+            <w:proofErr w:type="spellEnd"/>
+            <w:r>
+              <w:rPr>
+                <w:rFonts w:ascii="Times New Roman" w:hAnsi="Times New Roman" w:cs="Times New Roman"/>
+                <w:color w:val="FF0000"/>
+                <w:sz w:val="24"/>
+                <w:szCs w:val="24"/>
+                <w:lang w:val="it-IT"/>
+              </w:rPr>
+              <w:t xml:space="preserve"> non sia disponibile.</w:t>
+            </w:r>
+          </w:p>
+          <w:p>
+            <w:pPr>
+              <w:jc w:val="both"/>
+              <w:rPr>
+                <w:rFonts w:ascii="Times New Roman" w:hAnsi="Times New Roman" w:cs="Times New Roman"/>
+                <w:color w:val="FF0000"/>
+                <w:sz w:val="24"/>
+                <w:szCs w:val="24"/>
+                <w:lang w:val="it-IT"/>
+              </w:rPr>
+            </w:pPr>
+          </w:p>
+          <w:p>
+            <w:pPr>
+              <w:jc w:val="both"/>
+              <w:rPr>
+                <w:rFonts w:ascii="Times New Roman" w:hAnsi="Times New Roman" w:cs="Times New Roman"/>
+                <w:color w:val="FF0000"/>
+                <w:sz w:val="24"/>
+                <w:szCs w:val="24"/>
+                <w:lang w:val="it-IT"/>
+              </w:rPr>
+            </w:pPr>
+            <w:r>
+              <w:rPr>
+                <w:rFonts w:ascii="Times New Roman" w:hAnsi="Times New Roman" w:cs="Times New Roman"/>
+                <w:color w:val="FF0000"/>
+                <w:sz w:val="24"/>
+                <w:szCs w:val="24"/>
+                <w:lang w:val="it-IT"/>
+              </w:rPr>
+              <w:t>- **</w:t>
+            </w:r>
+            <w:proofErr w:type="spellStart"/>
+            <w:r>
+              <w:rPr>
+                <w:rFonts w:ascii="Times New Roman" w:hAnsi="Times New Roman" w:cs="Times New Roman"/>
+                <w:color w:val="FF0000"/>
+                <w:sz w:val="24"/>
+                <w:szCs w:val="24"/>
+                <w:lang w:val="it-IT"/>
+              </w:rPr>
+              <w:t>Frontend</w:t>
+            </w:r>
+            <w:proofErr w:type="spellEnd"/>
+            <w:r>
+              <w:rPr>
+                <w:rFonts w:ascii="Times New Roman" w:hAnsi="Times New Roman" w:cs="Times New Roman"/>
+                <w:color w:val="FF0000"/>
+                <w:sz w:val="24"/>
+                <w:szCs w:val="24"/>
+                <w:lang w:val="it-IT"/>
+              </w:rPr>
+              <w:t xml:space="preserve"> dinamico**: JavaScript per aggiornamento dinamico della dashboard </w:t>
+            </w:r>
+          </w:p>
+          <w:p>
+            <w:pPr>
+              <w:jc w:val="both"/>
+              <w:rPr>
+                <w:rFonts w:ascii="Times New Roman" w:hAnsi="Times New Roman" w:cs="Times New Roman"/>
+                <w:color w:val="FF0000"/>
+                <w:sz w:val="24"/>
+                <w:szCs w:val="24"/>
+                <w:lang w:val="it-IT"/>
+              </w:rPr>
+            </w:pPr>
+            <w:r>
+              <w:rPr>
+                <w:rFonts w:ascii="Times New Roman" w:hAnsi="Times New Roman" w:cs="Times New Roman"/>
+                <w:color w:val="FF0000"/>
+                <w:sz w:val="24"/>
+                <w:szCs w:val="24"/>
+                <w:lang w:val="it-IT"/>
+              </w:rPr>
+              <w:t xml:space="preserve">  senza page </w:t>
+            </w:r>
+            <w:proofErr w:type="spellStart"/>
+            <w:r>
+              <w:rPr>
+                <w:rFonts w:ascii="Times New Roman" w:hAnsi="Times New Roman" w:cs="Times New Roman"/>
+                <w:color w:val="FF0000"/>
+                <w:sz w:val="24"/>
+                <w:szCs w:val="24"/>
+                <w:lang w:val="it-IT"/>
+              </w:rPr>
+              <w:t>reload</w:t>
+            </w:r>
+            <w:proofErr w:type="spellEnd"/>
+            <w:r>
+              <w:rPr>
+                <w:rFonts w:ascii="Times New Roman" w:hAnsi="Times New Roman" w:cs="Times New Roman"/>
+                <w:color w:val="FF0000"/>
+                <w:sz w:val="24"/>
+                <w:szCs w:val="24"/>
+                <w:lang w:val="it-IT"/>
+              </w:rPr>
+              <w:t>.</w:t>
+            </w:r>
+          </w:p>
+          <w:p>
+            <w:pPr>
+              <w:jc w:val="both"/>
+              <w:rPr>
+                <w:rFonts w:ascii="Times New Roman" w:hAnsi="Times New Roman" w:cs="Times New Roman"/>
+                <w:color w:val="FF0000"/>
+                <w:sz w:val="24"/>
+                <w:szCs w:val="24"/>
+                <w:lang w:val="it-IT"/>
+              </w:rPr>
+            </w:pPr>
+          </w:p>
+          <w:p>
+            <w:pPr>
+              <w:jc w:val="both"/>
+              <w:rPr>
+                <w:rFonts w:ascii="Times New Roman" w:hAnsi="Times New Roman" w:cs="Times New Roman"/>
+                <w:color w:val="FF0000"/>
+                <w:sz w:val="24"/>
+                <w:szCs w:val="24"/>
+                <w:lang w:val="it-IT"/>
+              </w:rPr>
+            </w:pPr>
+            <w:r>
+              <w:rPr>
+                <w:rFonts w:ascii="Times New Roman" w:hAnsi="Times New Roman" w:cs="Times New Roman"/>
+                <w:color w:val="FF0000"/>
+                <w:sz w:val="24"/>
+                <w:szCs w:val="24"/>
+                <w:lang w:val="it-IT"/>
+              </w:rPr>
+              <w:t>---</w:t>
+            </w:r>
+          </w:p>
+          <w:p>
+            <w:pPr>
+              <w:jc w:val="both"/>
+              <w:rPr>
+                <w:rFonts w:ascii="Times New Roman" w:hAnsi="Times New Roman" w:cs="Times New Roman"/>
+                <w:color w:val="FF0000"/>
+                <w:sz w:val="24"/>
+                <w:szCs w:val="24"/>
+                <w:lang w:val="it-IT"/>
+              </w:rPr>
+            </w:pPr>
+          </w:p>
+          <w:p>
+            <w:pPr>
+              <w:jc w:val="both"/>
+              <w:rPr>
+                <w:rFonts w:ascii="Times New Roman" w:hAnsi="Times New Roman" w:cs="Times New Roman"/>
+                <w:color w:val="FF0000"/>
+                <w:sz w:val="24"/>
+                <w:szCs w:val="24"/>
+                <w:lang w:val="it-IT"/>
+              </w:rPr>
+            </w:pPr>
+            <w:r>
+              <w:rPr>
+                <w:rFonts w:ascii="Times New Roman" w:hAnsi="Times New Roman" w:cs="Times New Roman"/>
+                <w:color w:val="FF0000"/>
+                <w:sz w:val="24"/>
+                <w:szCs w:val="24"/>
+                <w:lang w:val="it-IT"/>
+              </w:rPr>
+              <w:t>## PROGRAMMAZIONE DISTRIBUITA E CLOUD COMPUTING</w:t>
+            </w:r>
+          </w:p>
+          <w:p>
+            <w:pPr>
+              <w:jc w:val="both"/>
+              <w:rPr>
+                <w:rFonts w:ascii="Times New Roman" w:hAnsi="Times New Roman" w:cs="Times New Roman"/>
+                <w:color w:val="FF0000"/>
+                <w:sz w:val="24"/>
+                <w:szCs w:val="24"/>
+                <w:lang w:val="it-IT"/>
+              </w:rPr>
+            </w:pPr>
+            <w:r>
+              <w:rPr>
+                <w:rFonts w:ascii="Times New Roman" w:hAnsi="Times New Roman" w:cs="Times New Roman"/>
+                <w:color w:val="FF0000"/>
+                <w:sz w:val="24"/>
+                <w:szCs w:val="24"/>
+                <w:lang w:val="it-IT"/>
+              </w:rPr>
+              <w:t>(Programmazione distribuita e cloud computing - INGINF05I)</w:t>
+            </w:r>
+          </w:p>
+          <w:p>
+            <w:pPr>
+              <w:jc w:val="both"/>
+              <w:rPr>
+                <w:rFonts w:ascii="Times New Roman" w:hAnsi="Times New Roman" w:cs="Times New Roman"/>
+                <w:color w:val="FF0000"/>
+                <w:sz w:val="24"/>
+                <w:szCs w:val="24"/>
+                <w:lang w:val="it-IT"/>
+              </w:rPr>
+            </w:pPr>
+          </w:p>
+          <w:p>
+            <w:pPr>
+              <w:jc w:val="both"/>
+              <w:rPr>
+                <w:rFonts w:ascii="Times New Roman" w:hAnsi="Times New Roman" w:cs="Times New Roman"/>
+                <w:color w:val="FF0000"/>
+                <w:sz w:val="24"/>
+                <w:szCs w:val="24"/>
+                <w:lang w:val="it-IT"/>
+              </w:rPr>
+            </w:pPr>
+            <w:r>
+              <w:rPr>
+                <w:rFonts w:ascii="Times New Roman" w:hAnsi="Times New Roman" w:cs="Times New Roman"/>
+                <w:color w:val="FF0000"/>
+                <w:sz w:val="24"/>
+                <w:szCs w:val="24"/>
+                <w:lang w:val="it-IT"/>
+              </w:rPr>
+              <w:t xml:space="preserve">Sebbene non ancora sostenuto, questo insegnamento è strettamente correlato al </w:t>
+            </w:r>
+          </w:p>
+          <w:p>
+            <w:pPr>
+              <w:jc w:val="both"/>
+              <w:rPr>
+                <w:rFonts w:ascii="Times New Roman" w:hAnsi="Times New Roman" w:cs="Times New Roman"/>
+                <w:color w:val="FF0000"/>
+                <w:sz w:val="24"/>
+                <w:szCs w:val="24"/>
+                <w:lang w:val="it-IT"/>
+              </w:rPr>
+            </w:pPr>
+            <w:r>
+              <w:rPr>
+                <w:rFonts w:ascii="Times New Roman" w:hAnsi="Times New Roman" w:cs="Times New Roman"/>
+                <w:color w:val="FF0000"/>
+                <w:sz w:val="24"/>
+                <w:szCs w:val="24"/>
+                <w:lang w:val="it-IT"/>
+              </w:rPr>
+              <w:t>progetto, che implementa i concetti chiave:</w:t>
+            </w:r>
+          </w:p>
+          <w:p>
+            <w:pPr>
+              <w:jc w:val="both"/>
+              <w:rPr>
+                <w:rFonts w:ascii="Times New Roman" w:hAnsi="Times New Roman" w:cs="Times New Roman"/>
+                <w:color w:val="FF0000"/>
+                <w:sz w:val="24"/>
+                <w:szCs w:val="24"/>
+                <w:lang w:val="it-IT"/>
+              </w:rPr>
+            </w:pPr>
+          </w:p>
+          <w:p>
+            <w:pPr>
+              <w:jc w:val="both"/>
+              <w:rPr>
+                <w:rFonts w:ascii="Times New Roman" w:hAnsi="Times New Roman" w:cs="Times New Roman"/>
+                <w:color w:val="FF0000"/>
+                <w:sz w:val="24"/>
+                <w:szCs w:val="24"/>
+                <w:lang w:val="it-IT"/>
+              </w:rPr>
+            </w:pPr>
+            <w:r>
+              <w:rPr>
+                <w:rFonts w:ascii="Times New Roman" w:hAnsi="Times New Roman" w:cs="Times New Roman"/>
+                <w:color w:val="FF0000"/>
+                <w:sz w:val="24"/>
+                <w:szCs w:val="24"/>
+                <w:lang w:val="it-IT"/>
+              </w:rPr>
+              <w:t xml:space="preserve">- **Sistemi distribuiti**: L'architettura con producer multipli, broker centralizzato, </w:t>
+            </w:r>
+          </w:p>
+          <w:p>
+            <w:pPr>
+              <w:jc w:val="both"/>
+              <w:rPr>
+                <w:rFonts w:ascii="Times New Roman" w:hAnsi="Times New Roman" w:cs="Times New Roman"/>
+                <w:color w:val="FF0000"/>
+                <w:sz w:val="24"/>
+                <w:szCs w:val="24"/>
+                <w:lang w:val="it-IT"/>
+              </w:rPr>
+            </w:pPr>
+            <w:r>
+              <w:rPr>
+                <w:rFonts w:ascii="Times New Roman" w:hAnsi="Times New Roman" w:cs="Times New Roman"/>
+                <w:color w:val="FF0000"/>
+                <w:sz w:val="24"/>
+                <w:szCs w:val="24"/>
+                <w:lang w:val="it-IT"/>
+              </w:rPr>
+              <w:t xml:space="preserve">  e consumer multipli è un sistema distribuito classico.</w:t>
+            </w:r>
+          </w:p>
+          <w:p>
+            <w:pPr>
+              <w:jc w:val="both"/>
+              <w:rPr>
+                <w:rFonts w:ascii="Times New Roman" w:hAnsi="Times New Roman" w:cs="Times New Roman"/>
+                <w:color w:val="FF0000"/>
+                <w:sz w:val="24"/>
+                <w:szCs w:val="24"/>
+                <w:lang w:val="it-IT"/>
+              </w:rPr>
+            </w:pPr>
+          </w:p>
+          <w:p>
+            <w:pPr>
+              <w:jc w:val="both"/>
+              <w:rPr>
+                <w:rFonts w:ascii="Times New Roman" w:hAnsi="Times New Roman" w:cs="Times New Roman"/>
+                <w:color w:val="FF0000"/>
+                <w:sz w:val="24"/>
+                <w:szCs w:val="24"/>
+                <w:lang w:val="it-IT"/>
+              </w:rPr>
+            </w:pPr>
+            <w:r>
+              <w:rPr>
+                <w:rFonts w:ascii="Times New Roman" w:hAnsi="Times New Roman" w:cs="Times New Roman"/>
+                <w:color w:val="FF0000"/>
+                <w:sz w:val="24"/>
+                <w:szCs w:val="24"/>
+                <w:lang w:val="it-IT"/>
+              </w:rPr>
+              <w:lastRenderedPageBreak/>
+              <w:t xml:space="preserve">- **Message </w:t>
+            </w:r>
+            <w:proofErr w:type="spellStart"/>
+            <w:r>
+              <w:rPr>
+                <w:rFonts w:ascii="Times New Roman" w:hAnsi="Times New Roman" w:cs="Times New Roman"/>
+                <w:color w:val="FF0000"/>
+                <w:sz w:val="24"/>
+                <w:szCs w:val="24"/>
+                <w:lang w:val="it-IT"/>
+              </w:rPr>
+              <w:t>passing</w:t>
+            </w:r>
+            <w:proofErr w:type="spellEnd"/>
+            <w:r>
+              <w:rPr>
+                <w:rFonts w:ascii="Times New Roman" w:hAnsi="Times New Roman" w:cs="Times New Roman"/>
+                <w:color w:val="FF0000"/>
+                <w:sz w:val="24"/>
+                <w:szCs w:val="24"/>
+                <w:lang w:val="it-IT"/>
+              </w:rPr>
+              <w:t xml:space="preserve">**: Comunicazione asincrona tramite messaggi, disaccoppiando </w:t>
+            </w:r>
+          </w:p>
+          <w:p>
+            <w:pPr>
+              <w:jc w:val="both"/>
+              <w:rPr>
+                <w:rFonts w:ascii="Times New Roman" w:hAnsi="Times New Roman" w:cs="Times New Roman"/>
+                <w:color w:val="FF0000"/>
+                <w:sz w:val="24"/>
+                <w:szCs w:val="24"/>
+                <w:lang w:val="it-IT"/>
+              </w:rPr>
+            </w:pPr>
+            <w:r>
+              <w:rPr>
+                <w:rFonts w:ascii="Times New Roman" w:hAnsi="Times New Roman" w:cs="Times New Roman"/>
+                <w:color w:val="FF0000"/>
+                <w:sz w:val="24"/>
+                <w:szCs w:val="24"/>
+                <w:lang w:val="it-IT"/>
+              </w:rPr>
+              <w:t xml:space="preserve">  completamente i componenti.</w:t>
+            </w:r>
+          </w:p>
+          <w:p>
+            <w:pPr>
+              <w:jc w:val="both"/>
+              <w:rPr>
+                <w:rFonts w:ascii="Times New Roman" w:hAnsi="Times New Roman" w:cs="Times New Roman"/>
+                <w:color w:val="FF0000"/>
+                <w:sz w:val="24"/>
+                <w:szCs w:val="24"/>
+                <w:lang w:val="it-IT"/>
+              </w:rPr>
+            </w:pPr>
+          </w:p>
+          <w:p>
+            <w:pPr>
+              <w:jc w:val="both"/>
+              <w:rPr>
+                <w:rFonts w:ascii="Times New Roman" w:hAnsi="Times New Roman" w:cs="Times New Roman"/>
+                <w:color w:val="FF0000"/>
+                <w:sz w:val="24"/>
+                <w:szCs w:val="24"/>
+                <w:lang w:val="it-IT"/>
+              </w:rPr>
+            </w:pPr>
+            <w:r>
+              <w:rPr>
+                <w:rFonts w:ascii="Times New Roman" w:hAnsi="Times New Roman" w:cs="Times New Roman"/>
+                <w:color w:val="FF0000"/>
+                <w:sz w:val="24"/>
+                <w:szCs w:val="24"/>
+                <w:lang w:val="it-IT"/>
+              </w:rPr>
+              <w:t xml:space="preserve">- **Scalabilità orizzontale**: Il design consente di aggiungere nuovi producer </w:t>
+            </w:r>
+          </w:p>
+          <w:p>
+            <w:pPr>
+              <w:jc w:val="both"/>
+              <w:rPr>
+                <w:rFonts w:ascii="Times New Roman" w:hAnsi="Times New Roman" w:cs="Times New Roman"/>
+                <w:color w:val="FF0000"/>
+                <w:sz w:val="24"/>
+                <w:szCs w:val="24"/>
+                <w:lang w:val="it-IT"/>
+              </w:rPr>
+            </w:pPr>
+            <w:r>
+              <w:rPr>
+                <w:rFonts w:ascii="Times New Roman" w:hAnsi="Times New Roman" w:cs="Times New Roman"/>
+                <w:color w:val="FF0000"/>
+                <w:sz w:val="24"/>
+                <w:szCs w:val="24"/>
+                <w:lang w:val="it-IT"/>
+              </w:rPr>
+              <w:t xml:space="preserve">  (nuovi campi, nuovi sensori) o consumer (nuovi analizzatori) senza modificare </w:t>
+            </w:r>
+          </w:p>
+          <w:p>
+            <w:pPr>
+              <w:jc w:val="both"/>
+              <w:rPr>
+                <w:rFonts w:ascii="Times New Roman" w:hAnsi="Times New Roman" w:cs="Times New Roman"/>
+                <w:color w:val="FF0000"/>
+                <w:sz w:val="24"/>
+                <w:szCs w:val="24"/>
+                <w:lang w:val="it-IT"/>
+              </w:rPr>
+            </w:pPr>
+            <w:r>
+              <w:rPr>
+                <w:rFonts w:ascii="Times New Roman" w:hAnsi="Times New Roman" w:cs="Times New Roman"/>
+                <w:color w:val="FF0000"/>
+                <w:sz w:val="24"/>
+                <w:szCs w:val="24"/>
+                <w:lang w:val="it-IT"/>
+              </w:rPr>
+              <w:t xml:space="preserve">  il sistema esistente.</w:t>
+            </w:r>
+          </w:p>
+          <w:p>
+            <w:pPr>
+              <w:jc w:val="both"/>
+              <w:rPr>
+                <w:rFonts w:ascii="Times New Roman" w:hAnsi="Times New Roman" w:cs="Times New Roman"/>
+                <w:color w:val="FF0000"/>
+                <w:sz w:val="24"/>
+                <w:szCs w:val="24"/>
+                <w:lang w:val="it-IT"/>
+              </w:rPr>
+            </w:pPr>
+          </w:p>
+          <w:p>
+            <w:pPr>
+              <w:jc w:val="both"/>
+              <w:rPr>
+                <w:rFonts w:ascii="Times New Roman" w:hAnsi="Times New Roman" w:cs="Times New Roman"/>
+                <w:color w:val="FF0000"/>
+                <w:sz w:val="24"/>
+                <w:szCs w:val="24"/>
+                <w:lang w:val="it-IT"/>
+              </w:rPr>
+            </w:pPr>
+            <w:r>
+              <w:rPr>
+                <w:rFonts w:ascii="Times New Roman" w:hAnsi="Times New Roman" w:cs="Times New Roman"/>
+                <w:color w:val="FF0000"/>
+                <w:sz w:val="24"/>
+                <w:szCs w:val="24"/>
+                <w:lang w:val="it-IT"/>
+              </w:rPr>
+              <w:t xml:space="preserve">- **Fault </w:t>
+            </w:r>
+            <w:proofErr w:type="spellStart"/>
+            <w:r>
+              <w:rPr>
+                <w:rFonts w:ascii="Times New Roman" w:hAnsi="Times New Roman" w:cs="Times New Roman"/>
+                <w:color w:val="FF0000"/>
+                <w:sz w:val="24"/>
+                <w:szCs w:val="24"/>
+                <w:lang w:val="it-IT"/>
+              </w:rPr>
+              <w:t>tolerance</w:t>
+            </w:r>
+            <w:proofErr w:type="spellEnd"/>
+            <w:r>
+              <w:rPr>
+                <w:rFonts w:ascii="Times New Roman" w:hAnsi="Times New Roman" w:cs="Times New Roman"/>
+                <w:color w:val="FF0000"/>
+                <w:sz w:val="24"/>
+                <w:szCs w:val="24"/>
+                <w:lang w:val="it-IT"/>
+              </w:rPr>
+              <w:t xml:space="preserve">**: Gestione di scenari di guasto (producer down, consumer slow, </w:t>
+            </w:r>
+          </w:p>
+          <w:p>
+            <w:pPr>
+              <w:jc w:val="both"/>
+              <w:rPr>
+                <w:rFonts w:ascii="Times New Roman" w:hAnsi="Times New Roman" w:cs="Times New Roman"/>
+                <w:color w:val="FF0000"/>
+                <w:sz w:val="24"/>
+                <w:szCs w:val="24"/>
+                <w:lang w:val="it-IT"/>
+              </w:rPr>
+            </w:pPr>
+            <w:r>
+              <w:rPr>
+                <w:rFonts w:ascii="Times New Roman" w:hAnsi="Times New Roman" w:cs="Times New Roman"/>
+                <w:color w:val="FF0000"/>
+                <w:sz w:val="24"/>
+                <w:szCs w:val="24"/>
+                <w:lang w:val="it-IT"/>
+              </w:rPr>
+              <w:t xml:space="preserve">  </w:t>
+            </w:r>
+            <w:proofErr w:type="spellStart"/>
+            <w:r>
+              <w:rPr>
+                <w:rFonts w:ascii="Times New Roman" w:hAnsi="Times New Roman" w:cs="Times New Roman"/>
+                <w:color w:val="FF0000"/>
+                <w:sz w:val="24"/>
+                <w:szCs w:val="24"/>
+                <w:lang w:val="it-IT"/>
+              </w:rPr>
+              <w:t>RabbitMQ</w:t>
+            </w:r>
+            <w:proofErr w:type="spellEnd"/>
+            <w:r>
+              <w:rPr>
+                <w:rFonts w:ascii="Times New Roman" w:hAnsi="Times New Roman" w:cs="Times New Roman"/>
+                <w:color w:val="FF0000"/>
+                <w:sz w:val="24"/>
+                <w:szCs w:val="24"/>
+                <w:lang w:val="it-IT"/>
+              </w:rPr>
+              <w:t xml:space="preserve"> down) con meccanismi di </w:t>
+            </w:r>
+            <w:proofErr w:type="spellStart"/>
+            <w:r>
+              <w:rPr>
+                <w:rFonts w:ascii="Times New Roman" w:hAnsi="Times New Roman" w:cs="Times New Roman"/>
+                <w:color w:val="FF0000"/>
+                <w:sz w:val="24"/>
+                <w:szCs w:val="24"/>
+                <w:lang w:val="it-IT"/>
+              </w:rPr>
+              <w:t>retry</w:t>
+            </w:r>
+            <w:proofErr w:type="spellEnd"/>
+            <w:r>
+              <w:rPr>
+                <w:rFonts w:ascii="Times New Roman" w:hAnsi="Times New Roman" w:cs="Times New Roman"/>
+                <w:color w:val="FF0000"/>
+                <w:sz w:val="24"/>
+                <w:szCs w:val="24"/>
+                <w:lang w:val="it-IT"/>
+              </w:rPr>
+              <w:t xml:space="preserve"> e persistenza.</w:t>
+            </w:r>
+          </w:p>
+          <w:p>
+            <w:pPr>
+              <w:jc w:val="both"/>
+              <w:rPr>
+                <w:rFonts w:ascii="Times New Roman" w:hAnsi="Times New Roman" w:cs="Times New Roman"/>
+                <w:color w:val="FF0000"/>
+                <w:sz w:val="24"/>
+                <w:szCs w:val="24"/>
+                <w:lang w:val="it-IT"/>
+              </w:rPr>
+            </w:pPr>
+          </w:p>
+          <w:p>
+            <w:pPr>
+              <w:jc w:val="both"/>
+              <w:rPr>
+                <w:rFonts w:ascii="Times New Roman" w:hAnsi="Times New Roman" w:cs="Times New Roman"/>
+                <w:color w:val="FF0000"/>
+                <w:sz w:val="24"/>
+                <w:szCs w:val="24"/>
+                <w:lang w:val="it-IT"/>
+              </w:rPr>
+            </w:pPr>
+            <w:r>
+              <w:rPr>
+                <w:rFonts w:ascii="Times New Roman" w:hAnsi="Times New Roman" w:cs="Times New Roman"/>
+                <w:color w:val="FF0000"/>
+                <w:sz w:val="24"/>
+                <w:szCs w:val="24"/>
+                <w:lang w:val="it-IT"/>
+              </w:rPr>
+              <w:t>---</w:t>
+            </w:r>
+          </w:p>
+          <w:p>
+            <w:pPr>
+              <w:jc w:val="both"/>
+              <w:rPr>
+                <w:rFonts w:ascii="Times New Roman" w:hAnsi="Times New Roman" w:cs="Times New Roman"/>
+                <w:color w:val="FF0000"/>
+                <w:sz w:val="24"/>
+                <w:szCs w:val="24"/>
+                <w:lang w:val="it-IT"/>
+              </w:rPr>
+            </w:pPr>
+          </w:p>
+          <w:p>
+            <w:pPr>
+              <w:jc w:val="both"/>
+              <w:rPr>
+                <w:rFonts w:ascii="Times New Roman" w:hAnsi="Times New Roman" w:cs="Times New Roman"/>
+                <w:color w:val="FF0000"/>
+                <w:sz w:val="24"/>
+                <w:szCs w:val="24"/>
+                <w:lang w:val="it-IT"/>
+              </w:rPr>
+            </w:pPr>
+            <w:r>
+              <w:rPr>
+                <w:rFonts w:ascii="Times New Roman" w:hAnsi="Times New Roman" w:cs="Times New Roman"/>
+                <w:color w:val="FF0000"/>
+                <w:sz w:val="24"/>
+                <w:szCs w:val="24"/>
+                <w:lang w:val="it-IT"/>
+              </w:rPr>
+              <w:t>## ARCHITETTURA DEI CALCOLATORI</w:t>
+            </w:r>
+          </w:p>
+          <w:p>
+            <w:pPr>
+              <w:jc w:val="both"/>
+              <w:rPr>
+                <w:rFonts w:ascii="Times New Roman" w:hAnsi="Times New Roman" w:cs="Times New Roman"/>
+                <w:color w:val="FF0000"/>
+                <w:sz w:val="24"/>
+                <w:szCs w:val="24"/>
+                <w:lang w:val="it-IT"/>
+              </w:rPr>
+            </w:pPr>
+            <w:r>
+              <w:rPr>
+                <w:rFonts w:ascii="Times New Roman" w:hAnsi="Times New Roman" w:cs="Times New Roman"/>
+                <w:color w:val="FF0000"/>
+                <w:sz w:val="24"/>
+                <w:szCs w:val="24"/>
+                <w:lang w:val="it-IT"/>
+              </w:rPr>
+              <w:t>(Architettura dei calcolatori - INF01)</w:t>
+            </w:r>
+          </w:p>
+          <w:p>
+            <w:pPr>
+              <w:jc w:val="both"/>
+              <w:rPr>
+                <w:rFonts w:ascii="Times New Roman" w:hAnsi="Times New Roman" w:cs="Times New Roman"/>
+                <w:color w:val="FF0000"/>
+                <w:sz w:val="24"/>
+                <w:szCs w:val="24"/>
+                <w:lang w:val="it-IT"/>
+              </w:rPr>
+            </w:pPr>
+          </w:p>
+          <w:p>
+            <w:pPr>
+              <w:jc w:val="both"/>
+              <w:rPr>
+                <w:rFonts w:ascii="Times New Roman" w:hAnsi="Times New Roman" w:cs="Times New Roman"/>
+                <w:color w:val="FF0000"/>
+                <w:sz w:val="24"/>
+                <w:szCs w:val="24"/>
+                <w:lang w:val="it-IT"/>
+              </w:rPr>
+            </w:pPr>
+            <w:r>
+              <w:rPr>
+                <w:rFonts w:ascii="Times New Roman" w:hAnsi="Times New Roman" w:cs="Times New Roman"/>
+                <w:color w:val="FF0000"/>
+                <w:sz w:val="24"/>
+                <w:szCs w:val="24"/>
+                <w:lang w:val="it-IT"/>
+              </w:rPr>
+              <w:t>I concetti di basso livello hanno supportato le scelte di implementazione:</w:t>
+            </w:r>
+          </w:p>
+          <w:p>
+            <w:pPr>
+              <w:jc w:val="both"/>
+              <w:rPr>
+                <w:rFonts w:ascii="Times New Roman" w:hAnsi="Times New Roman" w:cs="Times New Roman"/>
+                <w:color w:val="FF0000"/>
+                <w:sz w:val="24"/>
+                <w:szCs w:val="24"/>
+                <w:lang w:val="it-IT"/>
+              </w:rPr>
+            </w:pPr>
+          </w:p>
+          <w:p>
+            <w:pPr>
+              <w:jc w:val="both"/>
+              <w:rPr>
+                <w:rFonts w:ascii="Times New Roman" w:hAnsi="Times New Roman" w:cs="Times New Roman"/>
+                <w:color w:val="FF0000"/>
+                <w:sz w:val="24"/>
+                <w:szCs w:val="24"/>
+                <w:lang w:val="it-IT"/>
+              </w:rPr>
+            </w:pPr>
+            <w:r>
+              <w:rPr>
+                <w:rFonts w:ascii="Times New Roman" w:hAnsi="Times New Roman" w:cs="Times New Roman"/>
+                <w:color w:val="FF0000"/>
+                <w:sz w:val="24"/>
+                <w:szCs w:val="24"/>
+                <w:lang w:val="it-IT"/>
+              </w:rPr>
+              <w:t xml:space="preserve">- **Concorrenza e threading**: Utilizzo di </w:t>
+            </w:r>
+            <w:proofErr w:type="spellStart"/>
+            <w:r>
+              <w:rPr>
+                <w:rFonts w:ascii="Times New Roman" w:hAnsi="Times New Roman" w:cs="Times New Roman"/>
+                <w:color w:val="FF0000"/>
+                <w:sz w:val="24"/>
+                <w:szCs w:val="24"/>
+                <w:lang w:val="it-IT"/>
+              </w:rPr>
+              <w:t>thread</w:t>
+            </w:r>
+            <w:proofErr w:type="spellEnd"/>
+            <w:r>
+              <w:rPr>
+                <w:rFonts w:ascii="Times New Roman" w:hAnsi="Times New Roman" w:cs="Times New Roman"/>
+                <w:color w:val="FF0000"/>
+                <w:sz w:val="24"/>
+                <w:szCs w:val="24"/>
+                <w:lang w:val="it-IT"/>
+              </w:rPr>
+              <w:t xml:space="preserve"> in Python per eseguire il </w:t>
+            </w:r>
+          </w:p>
+          <w:p>
+            <w:pPr>
+              <w:jc w:val="both"/>
+              <w:rPr>
+                <w:rFonts w:ascii="Times New Roman" w:hAnsi="Times New Roman" w:cs="Times New Roman"/>
+                <w:color w:val="FF0000"/>
+                <w:sz w:val="24"/>
+                <w:szCs w:val="24"/>
+                <w:lang w:val="it-IT"/>
+              </w:rPr>
+            </w:pPr>
+            <w:r>
+              <w:rPr>
+                <w:rFonts w:ascii="Times New Roman" w:hAnsi="Times New Roman" w:cs="Times New Roman"/>
+                <w:color w:val="FF0000"/>
+                <w:sz w:val="24"/>
+                <w:szCs w:val="24"/>
+                <w:lang w:val="it-IT"/>
+              </w:rPr>
+              <w:t xml:space="preserve">  consumer </w:t>
+            </w:r>
+            <w:proofErr w:type="spellStart"/>
+            <w:r>
+              <w:rPr>
+                <w:rFonts w:ascii="Times New Roman" w:hAnsi="Times New Roman" w:cs="Times New Roman"/>
+                <w:color w:val="FF0000"/>
+                <w:sz w:val="24"/>
+                <w:szCs w:val="24"/>
+                <w:lang w:val="it-IT"/>
+              </w:rPr>
+              <w:t>RabbitMQ</w:t>
+            </w:r>
+            <w:proofErr w:type="spellEnd"/>
+            <w:r>
+              <w:rPr>
+                <w:rFonts w:ascii="Times New Roman" w:hAnsi="Times New Roman" w:cs="Times New Roman"/>
+                <w:color w:val="FF0000"/>
+                <w:sz w:val="24"/>
+                <w:szCs w:val="24"/>
+                <w:lang w:val="it-IT"/>
+              </w:rPr>
+              <w:t xml:space="preserve"> in parallelo con il server Flask web, permettendo I/O </w:t>
+            </w:r>
+          </w:p>
+          <w:p>
+            <w:pPr>
+              <w:jc w:val="both"/>
+              <w:rPr>
+                <w:rFonts w:ascii="Times New Roman" w:hAnsi="Times New Roman" w:cs="Times New Roman"/>
+                <w:color w:val="FF0000"/>
+                <w:sz w:val="24"/>
+                <w:szCs w:val="24"/>
+                <w:lang w:val="it-IT"/>
+              </w:rPr>
+            </w:pPr>
+            <w:r>
+              <w:rPr>
+                <w:rFonts w:ascii="Times New Roman" w:hAnsi="Times New Roman" w:cs="Times New Roman"/>
+                <w:color w:val="FF0000"/>
+                <w:sz w:val="24"/>
+                <w:szCs w:val="24"/>
+                <w:lang w:val="it-IT"/>
+              </w:rPr>
+              <w:t xml:space="preserve">  non-</w:t>
+            </w:r>
+            <w:proofErr w:type="spellStart"/>
+            <w:r>
+              <w:rPr>
+                <w:rFonts w:ascii="Times New Roman" w:hAnsi="Times New Roman" w:cs="Times New Roman"/>
+                <w:color w:val="FF0000"/>
+                <w:sz w:val="24"/>
+                <w:szCs w:val="24"/>
+                <w:lang w:val="it-IT"/>
+              </w:rPr>
+              <w:t>blocking</w:t>
+            </w:r>
+            <w:proofErr w:type="spellEnd"/>
+            <w:r>
+              <w:rPr>
+                <w:rFonts w:ascii="Times New Roman" w:hAnsi="Times New Roman" w:cs="Times New Roman"/>
+                <w:color w:val="FF0000"/>
+                <w:sz w:val="24"/>
+                <w:szCs w:val="24"/>
+                <w:lang w:val="it-IT"/>
+              </w:rPr>
+              <w:t>.</w:t>
+            </w:r>
+          </w:p>
+          <w:p>
+            <w:pPr>
+              <w:jc w:val="both"/>
+              <w:rPr>
+                <w:rFonts w:ascii="Times New Roman" w:hAnsi="Times New Roman" w:cs="Times New Roman"/>
+                <w:color w:val="FF0000"/>
+                <w:sz w:val="24"/>
+                <w:szCs w:val="24"/>
+                <w:lang w:val="it-IT"/>
+              </w:rPr>
+            </w:pPr>
+          </w:p>
+          <w:p>
+            <w:pPr>
+              <w:jc w:val="both"/>
+              <w:rPr>
+                <w:rFonts w:ascii="Times New Roman" w:hAnsi="Times New Roman" w:cs="Times New Roman"/>
+                <w:color w:val="FF0000"/>
+                <w:sz w:val="24"/>
+                <w:szCs w:val="24"/>
+                <w:lang w:val="it-IT"/>
+              </w:rPr>
+            </w:pPr>
+            <w:r>
+              <w:rPr>
+                <w:rFonts w:ascii="Times New Roman" w:hAnsi="Times New Roman" w:cs="Times New Roman"/>
+                <w:color w:val="FF0000"/>
+                <w:sz w:val="24"/>
+                <w:szCs w:val="24"/>
+                <w:lang w:val="it-IT"/>
+              </w:rPr>
+              <w:t xml:space="preserve">- **Memoria e cache**: Gestione della memoria con finestre mobili di dati </w:t>
+            </w:r>
+          </w:p>
+          <w:p>
+            <w:pPr>
+              <w:jc w:val="both"/>
+              <w:rPr>
+                <w:rFonts w:ascii="Times New Roman" w:hAnsi="Times New Roman" w:cs="Times New Roman"/>
+                <w:color w:val="FF0000"/>
+                <w:sz w:val="24"/>
+                <w:szCs w:val="24"/>
+                <w:lang w:val="it-IT"/>
+              </w:rPr>
+            </w:pPr>
+            <w:r>
+              <w:rPr>
+                <w:rFonts w:ascii="Times New Roman" w:hAnsi="Times New Roman" w:cs="Times New Roman"/>
+                <w:color w:val="FF0000"/>
+                <w:sz w:val="24"/>
+                <w:szCs w:val="24"/>
+                <w:lang w:val="it-IT"/>
+              </w:rPr>
+              <w:t xml:space="preserve">  (mantenere solo gli ultimi 100 valori per pannello solare).</w:t>
+            </w:r>
+          </w:p>
+          <w:p>
+            <w:pPr>
+              <w:jc w:val="both"/>
+              <w:rPr>
+                <w:rFonts w:ascii="Times New Roman" w:hAnsi="Times New Roman" w:cs="Times New Roman"/>
+                <w:color w:val="FF0000"/>
+                <w:sz w:val="24"/>
+                <w:szCs w:val="24"/>
+                <w:lang w:val="it-IT"/>
+              </w:rPr>
+            </w:pPr>
+          </w:p>
+          <w:p>
+            <w:pPr>
+              <w:jc w:val="both"/>
+              <w:rPr>
+                <w:rFonts w:ascii="Times New Roman" w:hAnsi="Times New Roman" w:cs="Times New Roman"/>
+                <w:color w:val="FF0000"/>
+                <w:sz w:val="24"/>
+                <w:szCs w:val="24"/>
+                <w:lang w:val="it-IT"/>
+              </w:rPr>
+            </w:pPr>
+            <w:r>
+              <w:rPr>
+                <w:rFonts w:ascii="Times New Roman" w:hAnsi="Times New Roman" w:cs="Times New Roman"/>
+                <w:color w:val="FF0000"/>
+                <w:sz w:val="24"/>
+                <w:szCs w:val="24"/>
+                <w:lang w:val="it-IT"/>
+              </w:rPr>
+              <w:t>- **Sincronizzazione**: Utilizzo di lock (</w:t>
+            </w:r>
+            <w:proofErr w:type="spellStart"/>
+            <w:r>
+              <w:rPr>
+                <w:rFonts w:ascii="Times New Roman" w:hAnsi="Times New Roman" w:cs="Times New Roman"/>
+                <w:color w:val="FF0000"/>
+                <w:sz w:val="24"/>
+                <w:szCs w:val="24"/>
+                <w:lang w:val="it-IT"/>
+              </w:rPr>
+              <w:t>threading.Lock</w:t>
+            </w:r>
+            <w:proofErr w:type="spellEnd"/>
+            <w:r>
+              <w:rPr>
+                <w:rFonts w:ascii="Times New Roman" w:hAnsi="Times New Roman" w:cs="Times New Roman"/>
+                <w:color w:val="FF0000"/>
+                <w:sz w:val="24"/>
+                <w:szCs w:val="24"/>
+                <w:lang w:val="it-IT"/>
+              </w:rPr>
+              <w:t xml:space="preserve">) per garantire </w:t>
+            </w:r>
+            <w:proofErr w:type="spellStart"/>
+            <w:r>
+              <w:rPr>
+                <w:rFonts w:ascii="Times New Roman" w:hAnsi="Times New Roman" w:cs="Times New Roman"/>
+                <w:color w:val="FF0000"/>
+                <w:sz w:val="24"/>
+                <w:szCs w:val="24"/>
+                <w:lang w:val="it-IT"/>
+              </w:rPr>
+              <w:t>thread-safety</w:t>
+            </w:r>
+            <w:proofErr w:type="spellEnd"/>
+            <w:r>
+              <w:rPr>
+                <w:rFonts w:ascii="Times New Roman" w:hAnsi="Times New Roman" w:cs="Times New Roman"/>
+                <w:color w:val="FF0000"/>
+                <w:sz w:val="24"/>
+                <w:szCs w:val="24"/>
+                <w:lang w:val="it-IT"/>
+              </w:rPr>
+              <w:t xml:space="preserve"> </w:t>
+            </w:r>
+          </w:p>
+          <w:p>
+            <w:pPr>
+              <w:jc w:val="both"/>
+              <w:rPr>
+                <w:rFonts w:ascii="Times New Roman" w:hAnsi="Times New Roman" w:cs="Times New Roman"/>
+                <w:color w:val="FF0000"/>
+                <w:sz w:val="24"/>
+                <w:szCs w:val="24"/>
+                <w:lang w:val="it-IT"/>
+              </w:rPr>
+            </w:pPr>
+            <w:r>
+              <w:rPr>
+                <w:rFonts w:ascii="Times New Roman" w:hAnsi="Times New Roman" w:cs="Times New Roman"/>
+                <w:color w:val="FF0000"/>
+                <w:sz w:val="24"/>
+                <w:szCs w:val="24"/>
+                <w:lang w:val="it-IT"/>
+              </w:rPr>
+              <w:t xml:space="preserve">  quando più </w:t>
+            </w:r>
+            <w:proofErr w:type="spellStart"/>
+            <w:r>
+              <w:rPr>
+                <w:rFonts w:ascii="Times New Roman" w:hAnsi="Times New Roman" w:cs="Times New Roman"/>
+                <w:color w:val="FF0000"/>
+                <w:sz w:val="24"/>
+                <w:szCs w:val="24"/>
+                <w:lang w:val="it-IT"/>
+              </w:rPr>
+              <w:t>thread</w:t>
+            </w:r>
+            <w:proofErr w:type="spellEnd"/>
+            <w:r>
+              <w:rPr>
+                <w:rFonts w:ascii="Times New Roman" w:hAnsi="Times New Roman" w:cs="Times New Roman"/>
+                <w:color w:val="FF0000"/>
+                <w:sz w:val="24"/>
+                <w:szCs w:val="24"/>
+                <w:lang w:val="it-IT"/>
+              </w:rPr>
+              <w:t xml:space="preserve"> accedono alle strutture dati condivise.</w:t>
+            </w:r>
+          </w:p>
+          <w:p>
+            <w:pPr>
+              <w:jc w:val="both"/>
+              <w:rPr>
+                <w:rFonts w:ascii="Times New Roman" w:hAnsi="Times New Roman" w:cs="Times New Roman"/>
+                <w:color w:val="FF0000"/>
+                <w:sz w:val="24"/>
+                <w:szCs w:val="24"/>
+                <w:lang w:val="it-IT"/>
+              </w:rPr>
+            </w:pPr>
+          </w:p>
+          <w:p>
+            <w:pPr>
+              <w:jc w:val="both"/>
+              <w:rPr>
+                <w:rFonts w:ascii="Times New Roman" w:hAnsi="Times New Roman" w:cs="Times New Roman"/>
+                <w:color w:val="FF0000"/>
+                <w:sz w:val="24"/>
+                <w:szCs w:val="24"/>
+                <w:lang w:val="it-IT"/>
+              </w:rPr>
+            </w:pPr>
+            <w:r>
+              <w:rPr>
+                <w:rFonts w:ascii="Times New Roman" w:hAnsi="Times New Roman" w:cs="Times New Roman"/>
+                <w:color w:val="FF0000"/>
+                <w:sz w:val="24"/>
+                <w:szCs w:val="24"/>
+                <w:lang w:val="it-IT"/>
+              </w:rPr>
+              <w:t>---</w:t>
+            </w:r>
+          </w:p>
+          <w:p>
+            <w:pPr>
+              <w:jc w:val="both"/>
+              <w:rPr>
+                <w:rFonts w:ascii="Times New Roman" w:hAnsi="Times New Roman" w:cs="Times New Roman"/>
+                <w:color w:val="FF0000"/>
+                <w:sz w:val="24"/>
+                <w:szCs w:val="24"/>
+                <w:lang w:val="it-IT"/>
+              </w:rPr>
+            </w:pPr>
+          </w:p>
+          <w:p>
+            <w:pPr>
+              <w:jc w:val="both"/>
+              <w:rPr>
+                <w:rFonts w:ascii="Times New Roman" w:hAnsi="Times New Roman" w:cs="Times New Roman"/>
+                <w:color w:val="FF0000"/>
+                <w:sz w:val="24"/>
+                <w:szCs w:val="24"/>
+                <w:lang w:val="it-IT"/>
+              </w:rPr>
+            </w:pPr>
+            <w:r>
+              <w:rPr>
+                <w:rFonts w:ascii="Times New Roman" w:hAnsi="Times New Roman" w:cs="Times New Roman"/>
+                <w:color w:val="FF0000"/>
+                <w:sz w:val="24"/>
+                <w:szCs w:val="24"/>
+                <w:lang w:val="it-IT"/>
+              </w:rPr>
+              <w:t>## MATEMATICA E STATISTICA</w:t>
+            </w:r>
+          </w:p>
+          <w:p>
+            <w:pPr>
+              <w:jc w:val="both"/>
+              <w:rPr>
+                <w:rFonts w:ascii="Times New Roman" w:hAnsi="Times New Roman" w:cs="Times New Roman"/>
+                <w:color w:val="FF0000"/>
+                <w:sz w:val="24"/>
+                <w:szCs w:val="24"/>
+                <w:lang w:val="it-IT"/>
+              </w:rPr>
+            </w:pPr>
+            <w:r>
+              <w:rPr>
+                <w:rFonts w:ascii="Times New Roman" w:hAnsi="Times New Roman" w:cs="Times New Roman"/>
+                <w:color w:val="FF0000"/>
+                <w:sz w:val="24"/>
+                <w:szCs w:val="24"/>
+                <w:lang w:val="it-IT"/>
+              </w:rPr>
+              <w:t xml:space="preserve">(Matematica discreta, Analisi matematica, Calcolo delle probabilità e statistica - </w:t>
+            </w:r>
+          </w:p>
+          <w:p>
+            <w:pPr>
+              <w:jc w:val="both"/>
+              <w:rPr>
+                <w:rFonts w:ascii="Times New Roman" w:hAnsi="Times New Roman" w:cs="Times New Roman"/>
+                <w:color w:val="FF0000"/>
+                <w:sz w:val="24"/>
+                <w:szCs w:val="24"/>
+                <w:lang w:val="it-IT"/>
+              </w:rPr>
+            </w:pPr>
+            <w:r>
+              <w:rPr>
+                <w:rFonts w:ascii="Times New Roman" w:hAnsi="Times New Roman" w:cs="Times New Roman"/>
+                <w:color w:val="FF0000"/>
+                <w:sz w:val="24"/>
+                <w:szCs w:val="24"/>
+                <w:lang w:val="it-IT"/>
+              </w:rPr>
+              <w:t>MAT02, MAT05, MAT06)</w:t>
+            </w:r>
+          </w:p>
+          <w:p>
+            <w:pPr>
+              <w:jc w:val="both"/>
+              <w:rPr>
+                <w:rFonts w:ascii="Times New Roman" w:hAnsi="Times New Roman" w:cs="Times New Roman"/>
+                <w:color w:val="FF0000"/>
+                <w:sz w:val="24"/>
+                <w:szCs w:val="24"/>
+                <w:lang w:val="it-IT"/>
+              </w:rPr>
+            </w:pPr>
+          </w:p>
+          <w:p>
+            <w:pPr>
+              <w:jc w:val="both"/>
+              <w:rPr>
+                <w:rFonts w:ascii="Times New Roman" w:hAnsi="Times New Roman" w:cs="Times New Roman"/>
+                <w:color w:val="FF0000"/>
+                <w:sz w:val="24"/>
+                <w:szCs w:val="24"/>
+                <w:lang w:val="it-IT"/>
+              </w:rPr>
+            </w:pPr>
+            <w:r>
+              <w:rPr>
+                <w:rFonts w:ascii="Times New Roman" w:hAnsi="Times New Roman" w:cs="Times New Roman"/>
+                <w:color w:val="FF0000"/>
+                <w:sz w:val="24"/>
+                <w:szCs w:val="24"/>
+                <w:lang w:val="it-IT"/>
+              </w:rPr>
+              <w:t>Anche se non immediatamente evidenti, i fondamenti matematici supportano il progetto:</w:t>
+            </w:r>
+          </w:p>
+          <w:p>
+            <w:pPr>
+              <w:jc w:val="both"/>
+              <w:rPr>
+                <w:rFonts w:ascii="Times New Roman" w:hAnsi="Times New Roman" w:cs="Times New Roman"/>
+                <w:color w:val="FF0000"/>
+                <w:sz w:val="24"/>
+                <w:szCs w:val="24"/>
+                <w:lang w:val="it-IT"/>
+              </w:rPr>
+            </w:pPr>
+          </w:p>
+          <w:p>
+            <w:pPr>
+              <w:jc w:val="both"/>
+              <w:rPr>
+                <w:rFonts w:ascii="Times New Roman" w:hAnsi="Times New Roman" w:cs="Times New Roman"/>
+                <w:color w:val="FF0000"/>
+                <w:sz w:val="24"/>
+                <w:szCs w:val="24"/>
+                <w:lang w:val="it-IT"/>
+              </w:rPr>
+            </w:pPr>
+            <w:r>
+              <w:rPr>
+                <w:rFonts w:ascii="Times New Roman" w:hAnsi="Times New Roman" w:cs="Times New Roman"/>
+                <w:color w:val="FF0000"/>
+                <w:sz w:val="24"/>
+                <w:szCs w:val="24"/>
+                <w:lang w:val="it-IT"/>
+              </w:rPr>
+              <w:t xml:space="preserve">- **Statistica descrittiva**: Calcolo di media, minimo e massimo delle misurazioni </w:t>
+            </w:r>
+          </w:p>
+          <w:p>
+            <w:pPr>
+              <w:jc w:val="both"/>
+              <w:rPr>
+                <w:rFonts w:ascii="Times New Roman" w:hAnsi="Times New Roman" w:cs="Times New Roman"/>
+                <w:color w:val="FF0000"/>
+                <w:sz w:val="24"/>
+                <w:szCs w:val="24"/>
+                <w:lang w:val="it-IT"/>
+              </w:rPr>
+            </w:pPr>
+            <w:r>
+              <w:rPr>
+                <w:rFonts w:ascii="Times New Roman" w:hAnsi="Times New Roman" w:cs="Times New Roman"/>
+                <w:color w:val="FF0000"/>
+                <w:sz w:val="24"/>
+                <w:szCs w:val="24"/>
+                <w:lang w:val="it-IT"/>
+              </w:rPr>
+              <w:t xml:space="preserve">  (</w:t>
+            </w:r>
+            <w:proofErr w:type="spellStart"/>
+            <w:r>
+              <w:rPr>
+                <w:rFonts w:ascii="Times New Roman" w:hAnsi="Times New Roman" w:cs="Times New Roman"/>
+                <w:color w:val="FF0000"/>
+                <w:sz w:val="24"/>
+                <w:szCs w:val="24"/>
+                <w:lang w:val="it-IT"/>
+              </w:rPr>
+              <w:t>power_watts</w:t>
+            </w:r>
+            <w:proofErr w:type="spellEnd"/>
+            <w:r>
+              <w:rPr>
+                <w:rFonts w:ascii="Times New Roman" w:hAnsi="Times New Roman" w:cs="Times New Roman"/>
+                <w:color w:val="FF0000"/>
+                <w:sz w:val="24"/>
+                <w:szCs w:val="24"/>
+                <w:lang w:val="it-IT"/>
+              </w:rPr>
+              <w:t xml:space="preserve">, temperature, </w:t>
+            </w:r>
+            <w:proofErr w:type="spellStart"/>
+            <w:r>
+              <w:rPr>
+                <w:rFonts w:ascii="Times New Roman" w:hAnsi="Times New Roman" w:cs="Times New Roman"/>
+                <w:color w:val="FF0000"/>
+                <w:sz w:val="24"/>
+                <w:szCs w:val="24"/>
+                <w:lang w:val="it-IT"/>
+              </w:rPr>
+              <w:t>soil_moisture</w:t>
+            </w:r>
+            <w:proofErr w:type="spellEnd"/>
+            <w:r>
+              <w:rPr>
+                <w:rFonts w:ascii="Times New Roman" w:hAnsi="Times New Roman" w:cs="Times New Roman"/>
+                <w:color w:val="FF0000"/>
+                <w:sz w:val="24"/>
+                <w:szCs w:val="24"/>
+                <w:lang w:val="it-IT"/>
+              </w:rPr>
+              <w:t>) per la dashboard.</w:t>
+            </w:r>
+          </w:p>
+          <w:p>
+            <w:pPr>
+              <w:jc w:val="both"/>
+              <w:rPr>
+                <w:rFonts w:ascii="Times New Roman" w:hAnsi="Times New Roman" w:cs="Times New Roman"/>
+                <w:color w:val="FF0000"/>
+                <w:sz w:val="24"/>
+                <w:szCs w:val="24"/>
+                <w:lang w:val="it-IT"/>
+              </w:rPr>
+            </w:pPr>
+          </w:p>
+          <w:p>
+            <w:pPr>
+              <w:jc w:val="both"/>
+              <w:rPr>
+                <w:rFonts w:ascii="Times New Roman" w:hAnsi="Times New Roman" w:cs="Times New Roman"/>
+                <w:color w:val="FF0000"/>
+                <w:sz w:val="24"/>
+                <w:szCs w:val="24"/>
+                <w:lang w:val="it-IT"/>
+              </w:rPr>
+            </w:pPr>
+            <w:r>
+              <w:rPr>
+                <w:rFonts w:ascii="Times New Roman" w:hAnsi="Times New Roman" w:cs="Times New Roman"/>
+                <w:color w:val="FF0000"/>
+                <w:sz w:val="24"/>
+                <w:szCs w:val="24"/>
+                <w:lang w:val="it-IT"/>
+              </w:rPr>
+              <w:t xml:space="preserve">- **Probabilità**: Stima della percentuale di tempo che una pompa rimane accesa </w:t>
+            </w:r>
+          </w:p>
+          <w:p>
+            <w:pPr>
+              <w:jc w:val="both"/>
+              <w:rPr>
+                <w:rFonts w:ascii="Times New Roman" w:hAnsi="Times New Roman" w:cs="Times New Roman"/>
+                <w:color w:val="FF0000"/>
+                <w:sz w:val="24"/>
+                <w:szCs w:val="24"/>
+                <w:lang w:val="it-IT"/>
+              </w:rPr>
+            </w:pPr>
+            <w:r>
+              <w:rPr>
+                <w:rFonts w:ascii="Times New Roman" w:hAnsi="Times New Roman" w:cs="Times New Roman"/>
+                <w:color w:val="FF0000"/>
+                <w:sz w:val="24"/>
+                <w:szCs w:val="24"/>
+                <w:lang w:val="it-IT"/>
+              </w:rPr>
+              <w:t xml:space="preserve">  (</w:t>
+            </w:r>
+            <w:proofErr w:type="spellStart"/>
+            <w:r>
+              <w:rPr>
+                <w:rFonts w:ascii="Times New Roman" w:hAnsi="Times New Roman" w:cs="Times New Roman"/>
+                <w:color w:val="FF0000"/>
+                <w:sz w:val="24"/>
+                <w:szCs w:val="24"/>
+                <w:lang w:val="it-IT"/>
+              </w:rPr>
+              <w:t>pump_on_pct</w:t>
+            </w:r>
+            <w:proofErr w:type="spellEnd"/>
+            <w:r>
+              <w:rPr>
+                <w:rFonts w:ascii="Times New Roman" w:hAnsi="Times New Roman" w:cs="Times New Roman"/>
+                <w:color w:val="FF0000"/>
+                <w:sz w:val="24"/>
+                <w:szCs w:val="24"/>
+                <w:lang w:val="it-IT"/>
+              </w:rPr>
+              <w:t xml:space="preserve"> = 75% significa accesa 3/4 del tempo).</w:t>
+            </w:r>
+          </w:p>
+          <w:p>
+            <w:pPr>
+              <w:jc w:val="both"/>
+              <w:rPr>
+                <w:rFonts w:ascii="Times New Roman" w:hAnsi="Times New Roman" w:cs="Times New Roman"/>
+                <w:color w:val="FF0000"/>
+                <w:sz w:val="24"/>
+                <w:szCs w:val="24"/>
+                <w:lang w:val="it-IT"/>
+              </w:rPr>
+            </w:pPr>
+          </w:p>
+          <w:p>
+            <w:pPr>
+              <w:jc w:val="both"/>
+              <w:rPr>
+                <w:rFonts w:ascii="Times New Roman" w:hAnsi="Times New Roman" w:cs="Times New Roman"/>
+                <w:color w:val="FF0000"/>
+                <w:sz w:val="24"/>
+                <w:szCs w:val="24"/>
+                <w:lang w:val="it-IT"/>
+              </w:rPr>
+            </w:pPr>
+            <w:r>
+              <w:rPr>
+                <w:rFonts w:ascii="Times New Roman" w:hAnsi="Times New Roman" w:cs="Times New Roman"/>
+                <w:color w:val="FF0000"/>
+                <w:sz w:val="24"/>
+                <w:szCs w:val="24"/>
+                <w:lang w:val="it-IT"/>
+              </w:rPr>
+              <w:t xml:space="preserve">- **Complessità computazionale**: Utilizzo di notazione O(n) per analizzare </w:t>
+            </w:r>
+          </w:p>
+          <w:p>
+            <w:pPr>
+              <w:jc w:val="both"/>
+              <w:rPr>
+                <w:rFonts w:ascii="Times New Roman" w:hAnsi="Times New Roman" w:cs="Times New Roman"/>
+                <w:color w:val="FF0000"/>
+                <w:sz w:val="24"/>
+                <w:szCs w:val="24"/>
+                <w:lang w:val="it-IT"/>
+              </w:rPr>
+            </w:pPr>
+            <w:r>
+              <w:rPr>
+                <w:rFonts w:ascii="Times New Roman" w:hAnsi="Times New Roman" w:cs="Times New Roman"/>
+                <w:color w:val="FF0000"/>
+                <w:sz w:val="24"/>
+                <w:szCs w:val="24"/>
+                <w:lang w:val="it-IT"/>
+              </w:rPr>
+              <w:t xml:space="preserve">  l'efficienza degli algoritmi di validazione.</w:t>
+            </w:r>
+          </w:p>
+          <w:p>
+            <w:pPr>
+              <w:jc w:val="both"/>
+              <w:rPr>
+                <w:rFonts w:ascii="Times New Roman" w:hAnsi="Times New Roman" w:cs="Times New Roman"/>
+                <w:color w:val="FF0000"/>
+                <w:sz w:val="24"/>
+                <w:szCs w:val="24"/>
+                <w:lang w:val="it-IT"/>
+              </w:rPr>
+            </w:pPr>
+          </w:p>
+          <w:p>
+            <w:pPr>
+              <w:jc w:val="both"/>
+              <w:rPr>
+                <w:rFonts w:ascii="Times New Roman" w:hAnsi="Times New Roman" w:cs="Times New Roman"/>
+                <w:color w:val="FF0000"/>
+                <w:sz w:val="24"/>
+                <w:szCs w:val="24"/>
+                <w:lang w:val="it-IT"/>
+              </w:rPr>
+            </w:pPr>
+            <w:r>
+              <w:rPr>
+                <w:rFonts w:ascii="Times New Roman" w:hAnsi="Times New Roman" w:cs="Times New Roman"/>
+                <w:color w:val="FF0000"/>
+                <w:sz w:val="24"/>
+                <w:szCs w:val="24"/>
+                <w:lang w:val="it-IT"/>
+              </w:rPr>
+              <w:t>---</w:t>
+            </w:r>
+          </w:p>
+          <w:p>
+            <w:pPr>
+              <w:jc w:val="both"/>
+              <w:rPr>
+                <w:rFonts w:ascii="Times New Roman" w:hAnsi="Times New Roman" w:cs="Times New Roman"/>
+                <w:color w:val="FF0000"/>
+                <w:sz w:val="24"/>
+                <w:szCs w:val="24"/>
+                <w:lang w:val="it-IT"/>
+              </w:rPr>
+            </w:pPr>
+          </w:p>
+          <w:p>
+            <w:pPr>
+              <w:jc w:val="both"/>
+              <w:rPr>
+                <w:rFonts w:ascii="Times New Roman" w:hAnsi="Times New Roman" w:cs="Times New Roman"/>
+                <w:color w:val="FF0000"/>
+                <w:sz w:val="24"/>
+                <w:szCs w:val="24"/>
+                <w:lang w:val="it-IT"/>
+              </w:rPr>
+            </w:pPr>
+            <w:r>
+              <w:rPr>
+                <w:rFonts w:ascii="Times New Roman" w:hAnsi="Times New Roman" w:cs="Times New Roman"/>
+                <w:color w:val="FF0000"/>
+                <w:sz w:val="24"/>
+                <w:szCs w:val="24"/>
+                <w:lang w:val="it-IT"/>
+              </w:rPr>
+              <w:t>## DIRITTO PER LE AZIENDE DIGITALI</w:t>
+            </w:r>
+          </w:p>
+          <w:p>
+            <w:pPr>
+              <w:jc w:val="both"/>
+              <w:rPr>
+                <w:rFonts w:ascii="Times New Roman" w:hAnsi="Times New Roman" w:cs="Times New Roman"/>
+                <w:color w:val="FF0000"/>
+                <w:sz w:val="24"/>
+                <w:szCs w:val="24"/>
+                <w:lang w:val="it-IT"/>
+              </w:rPr>
+            </w:pPr>
+            <w:r>
+              <w:rPr>
+                <w:rFonts w:ascii="Times New Roman" w:hAnsi="Times New Roman" w:cs="Times New Roman"/>
+                <w:color w:val="FF0000"/>
+                <w:sz w:val="24"/>
+                <w:szCs w:val="24"/>
+                <w:lang w:val="it-IT"/>
+              </w:rPr>
+              <w:lastRenderedPageBreak/>
+              <w:t>(Diritto per le aziende digitali - IUS01)</w:t>
+            </w:r>
+          </w:p>
+          <w:p>
+            <w:pPr>
+              <w:jc w:val="both"/>
+              <w:rPr>
+                <w:rFonts w:ascii="Times New Roman" w:hAnsi="Times New Roman" w:cs="Times New Roman"/>
+                <w:color w:val="FF0000"/>
+                <w:sz w:val="24"/>
+                <w:szCs w:val="24"/>
+                <w:lang w:val="it-IT"/>
+              </w:rPr>
+            </w:pPr>
+          </w:p>
+          <w:p>
+            <w:pPr>
+              <w:jc w:val="both"/>
+              <w:rPr>
+                <w:rFonts w:ascii="Times New Roman" w:hAnsi="Times New Roman" w:cs="Times New Roman"/>
+                <w:color w:val="FF0000"/>
+                <w:sz w:val="24"/>
+                <w:szCs w:val="24"/>
+                <w:lang w:val="it-IT"/>
+              </w:rPr>
+            </w:pPr>
+            <w:r>
+              <w:rPr>
+                <w:rFonts w:ascii="Times New Roman" w:hAnsi="Times New Roman" w:cs="Times New Roman"/>
+                <w:color w:val="FF0000"/>
+                <w:sz w:val="24"/>
+                <w:szCs w:val="24"/>
+                <w:lang w:val="it-IT"/>
+              </w:rPr>
+              <w:t>Considerazioni legali e normative applicate:</w:t>
+            </w:r>
+          </w:p>
+          <w:p>
+            <w:pPr>
+              <w:jc w:val="both"/>
+              <w:rPr>
+                <w:rFonts w:ascii="Times New Roman" w:hAnsi="Times New Roman" w:cs="Times New Roman"/>
+                <w:color w:val="FF0000"/>
+                <w:sz w:val="24"/>
+                <w:szCs w:val="24"/>
+                <w:lang w:val="it-IT"/>
+              </w:rPr>
+            </w:pPr>
+          </w:p>
+          <w:p>
+            <w:pPr>
+              <w:jc w:val="both"/>
+              <w:rPr>
+                <w:rFonts w:ascii="Times New Roman" w:hAnsi="Times New Roman" w:cs="Times New Roman"/>
+                <w:color w:val="FF0000"/>
+                <w:sz w:val="24"/>
+                <w:szCs w:val="24"/>
+                <w:lang w:val="it-IT"/>
+              </w:rPr>
+            </w:pPr>
+            <w:r>
+              <w:rPr>
+                <w:rFonts w:ascii="Times New Roman" w:hAnsi="Times New Roman" w:cs="Times New Roman"/>
+                <w:color w:val="FF0000"/>
+                <w:sz w:val="24"/>
+                <w:szCs w:val="24"/>
+                <w:lang w:val="it-IT"/>
+              </w:rPr>
+              <w:t xml:space="preserve">- **Protezione dei dati**: Validazione centralizzata come meccanismo di protezione </w:t>
+            </w:r>
+          </w:p>
+          <w:p>
+            <w:pPr>
+              <w:jc w:val="both"/>
+              <w:rPr>
+                <w:rFonts w:ascii="Times New Roman" w:hAnsi="Times New Roman" w:cs="Times New Roman"/>
+                <w:color w:val="FF0000"/>
+                <w:sz w:val="24"/>
+                <w:szCs w:val="24"/>
+                <w:lang w:val="it-IT"/>
+              </w:rPr>
+            </w:pPr>
+            <w:r>
+              <w:rPr>
+                <w:rFonts w:ascii="Times New Roman" w:hAnsi="Times New Roman" w:cs="Times New Roman"/>
+                <w:color w:val="FF0000"/>
+                <w:sz w:val="24"/>
+                <w:szCs w:val="24"/>
+                <w:lang w:val="it-IT"/>
+              </w:rPr>
+              <w:t xml:space="preserve">  dei dati (non accettare dati malformati riduce rischi di security).</w:t>
+            </w:r>
+          </w:p>
+          <w:p>
+            <w:pPr>
+              <w:jc w:val="both"/>
+              <w:rPr>
+                <w:rFonts w:ascii="Times New Roman" w:hAnsi="Times New Roman" w:cs="Times New Roman"/>
+                <w:color w:val="FF0000"/>
+                <w:sz w:val="24"/>
+                <w:szCs w:val="24"/>
+                <w:lang w:val="it-IT"/>
+              </w:rPr>
+            </w:pPr>
+          </w:p>
+          <w:p>
+            <w:pPr>
+              <w:jc w:val="both"/>
+              <w:rPr>
+                <w:rFonts w:ascii="Times New Roman" w:hAnsi="Times New Roman" w:cs="Times New Roman"/>
+                <w:color w:val="FF0000"/>
+                <w:sz w:val="24"/>
+                <w:szCs w:val="24"/>
+                <w:lang w:val="it-IT"/>
+              </w:rPr>
+            </w:pPr>
+            <w:r>
+              <w:rPr>
+                <w:rFonts w:ascii="Times New Roman" w:hAnsi="Times New Roman" w:cs="Times New Roman"/>
+                <w:color w:val="FF0000"/>
+                <w:sz w:val="24"/>
+                <w:szCs w:val="24"/>
+                <w:lang w:val="it-IT"/>
+              </w:rPr>
+              <w:t xml:space="preserve">- **Conformità**: Documentazione completa per la compliance con standard di qualità </w:t>
+            </w:r>
+          </w:p>
+          <w:p>
+            <w:pPr>
+              <w:jc w:val="both"/>
+              <w:rPr>
+                <w:rFonts w:ascii="Times New Roman" w:hAnsi="Times New Roman" w:cs="Times New Roman"/>
+                <w:color w:val="FF0000"/>
+                <w:sz w:val="24"/>
+                <w:szCs w:val="24"/>
+                <w:lang w:val="it-IT"/>
+              </w:rPr>
+            </w:pPr>
+            <w:r>
+              <w:rPr>
+                <w:rFonts w:ascii="Times New Roman" w:hAnsi="Times New Roman" w:cs="Times New Roman"/>
+                <w:color w:val="FF0000"/>
+                <w:sz w:val="24"/>
+                <w:szCs w:val="24"/>
+                <w:lang w:val="it-IT"/>
+              </w:rPr>
+              <w:t xml:space="preserve">  del software.</w:t>
+            </w:r>
+          </w:p>
+          <w:p>
+            <w:pPr>
+              <w:jc w:val="both"/>
+              <w:rPr>
+                <w:rFonts w:ascii="Times New Roman" w:hAnsi="Times New Roman" w:cs="Times New Roman"/>
+                <w:color w:val="FF0000"/>
+                <w:sz w:val="24"/>
+                <w:szCs w:val="24"/>
+                <w:lang w:val="it-IT"/>
+              </w:rPr>
+            </w:pPr>
+          </w:p>
+          <w:p>
+            <w:pPr>
+              <w:jc w:val="both"/>
+              <w:rPr>
+                <w:rFonts w:ascii="Times New Roman" w:hAnsi="Times New Roman" w:cs="Times New Roman"/>
+                <w:color w:val="FF0000"/>
+                <w:sz w:val="24"/>
+                <w:szCs w:val="24"/>
+                <w:lang w:val="it-IT"/>
+              </w:rPr>
+            </w:pPr>
+            <w:r>
+              <w:rPr>
+                <w:rFonts w:ascii="Times New Roman" w:hAnsi="Times New Roman" w:cs="Times New Roman"/>
+                <w:color w:val="FF0000"/>
+                <w:sz w:val="24"/>
+                <w:szCs w:val="24"/>
+                <w:lang w:val="it-IT"/>
+              </w:rPr>
+              <w:t xml:space="preserve">- **Responsabilità**: </w:t>
+            </w:r>
+            <w:proofErr w:type="spellStart"/>
+            <w:r>
+              <w:rPr>
+                <w:rFonts w:ascii="Times New Roman" w:hAnsi="Times New Roman" w:cs="Times New Roman"/>
+                <w:color w:val="FF0000"/>
+                <w:sz w:val="24"/>
+                <w:szCs w:val="24"/>
+                <w:lang w:val="it-IT"/>
+              </w:rPr>
+              <w:t>Logging</w:t>
+            </w:r>
+            <w:proofErr w:type="spellEnd"/>
+            <w:r>
+              <w:rPr>
+                <w:rFonts w:ascii="Times New Roman" w:hAnsi="Times New Roman" w:cs="Times New Roman"/>
+                <w:color w:val="FF0000"/>
+                <w:sz w:val="24"/>
+                <w:szCs w:val="24"/>
+                <w:lang w:val="it-IT"/>
+              </w:rPr>
+              <w:t xml:space="preserve"> di tutti gli errori (dead </w:t>
+            </w:r>
+            <w:proofErr w:type="spellStart"/>
+            <w:r>
+              <w:rPr>
+                <w:rFonts w:ascii="Times New Roman" w:hAnsi="Times New Roman" w:cs="Times New Roman"/>
+                <w:color w:val="FF0000"/>
+                <w:sz w:val="24"/>
+                <w:szCs w:val="24"/>
+                <w:lang w:val="it-IT"/>
+              </w:rPr>
+              <w:t>letter</w:t>
+            </w:r>
+            <w:proofErr w:type="spellEnd"/>
+            <w:r>
+              <w:rPr>
+                <w:rFonts w:ascii="Times New Roman" w:hAnsi="Times New Roman" w:cs="Times New Roman"/>
+                <w:color w:val="FF0000"/>
+                <w:sz w:val="24"/>
+                <w:szCs w:val="24"/>
+                <w:lang w:val="it-IT"/>
+              </w:rPr>
+              <w:t xml:space="preserve"> </w:t>
+            </w:r>
+            <w:proofErr w:type="spellStart"/>
+            <w:r>
+              <w:rPr>
+                <w:rFonts w:ascii="Times New Roman" w:hAnsi="Times New Roman" w:cs="Times New Roman"/>
+                <w:color w:val="FF0000"/>
+                <w:sz w:val="24"/>
+                <w:szCs w:val="24"/>
+                <w:lang w:val="it-IT"/>
+              </w:rPr>
+              <w:t>queue</w:t>
+            </w:r>
+            <w:proofErr w:type="spellEnd"/>
+            <w:r>
+              <w:rPr>
+                <w:rFonts w:ascii="Times New Roman" w:hAnsi="Times New Roman" w:cs="Times New Roman"/>
+                <w:color w:val="FF0000"/>
+                <w:sz w:val="24"/>
+                <w:szCs w:val="24"/>
+                <w:lang w:val="it-IT"/>
+              </w:rPr>
+              <w:t xml:space="preserve">) per tracciabilità </w:t>
+            </w:r>
+          </w:p>
+          <w:p>
+            <w:pPr>
+              <w:jc w:val="both"/>
+              <w:rPr>
+                <w:rFonts w:ascii="Times New Roman" w:hAnsi="Times New Roman" w:cs="Times New Roman"/>
+                <w:color w:val="FF0000"/>
+                <w:sz w:val="24"/>
+                <w:szCs w:val="24"/>
+                <w:lang w:val="it-IT"/>
+              </w:rPr>
+            </w:pPr>
+            <w:r>
+              <w:rPr>
+                <w:rFonts w:ascii="Times New Roman" w:hAnsi="Times New Roman" w:cs="Times New Roman"/>
+                <w:color w:val="FF0000"/>
+                <w:sz w:val="24"/>
+                <w:szCs w:val="24"/>
+                <w:lang w:val="it-IT"/>
+              </w:rPr>
+              <w:t xml:space="preserve">  e accountability.</w:t>
+            </w:r>
+          </w:p>
+          <w:p>
+            <w:pPr>
+              <w:jc w:val="both"/>
+              <w:rPr>
+                <w:rFonts w:ascii="Times New Roman" w:hAnsi="Times New Roman" w:cs="Times New Roman"/>
+                <w:color w:val="FF0000"/>
+                <w:sz w:val="24"/>
+                <w:szCs w:val="24"/>
+                <w:lang w:val="it-IT"/>
+              </w:rPr>
+            </w:pPr>
+          </w:p>
+          <w:p>
+            <w:pPr>
+              <w:jc w:val="both"/>
+              <w:rPr>
+                <w:rFonts w:ascii="Times New Roman" w:hAnsi="Times New Roman" w:cs="Times New Roman"/>
+                <w:color w:val="FF0000"/>
+                <w:sz w:val="24"/>
+                <w:szCs w:val="24"/>
+                <w:lang w:val="it-IT"/>
+              </w:rPr>
+            </w:pPr>
+            <w:r>
+              <w:rPr>
+                <w:rFonts w:ascii="Times New Roman" w:hAnsi="Times New Roman" w:cs="Times New Roman"/>
+                <w:color w:val="FF0000"/>
+                <w:sz w:val="24"/>
+                <w:szCs w:val="24"/>
+                <w:lang w:val="it-IT"/>
+              </w:rPr>
+              <w:t>---</w:t>
+            </w:r>
+          </w:p>
+          <w:p>
+            <w:pPr>
+              <w:jc w:val="both"/>
+              <w:rPr>
+                <w:rFonts w:ascii="Times New Roman" w:hAnsi="Times New Roman" w:cs="Times New Roman"/>
+                <w:color w:val="FF0000"/>
+                <w:sz w:val="24"/>
+                <w:szCs w:val="24"/>
+                <w:lang w:val="it-IT"/>
+              </w:rPr>
+            </w:pPr>
+          </w:p>
+          <w:p>
+            <w:pPr>
+              <w:jc w:val="both"/>
+              <w:rPr>
+                <w:rFonts w:ascii="Times New Roman" w:hAnsi="Times New Roman" w:cs="Times New Roman"/>
+                <w:color w:val="FF0000"/>
+                <w:sz w:val="24"/>
+                <w:szCs w:val="24"/>
+                <w:lang w:val="it-IT"/>
+              </w:rPr>
+            </w:pPr>
+            <w:r>
+              <w:rPr>
+                <w:rFonts w:ascii="Times New Roman" w:hAnsi="Times New Roman" w:cs="Times New Roman"/>
+                <w:color w:val="FF0000"/>
+                <w:sz w:val="24"/>
+                <w:szCs w:val="24"/>
+                <w:lang w:val="it-IT"/>
+              </w:rPr>
+              <w:t>## STRATEGIA, ORGANIZZAZIONE E MARKETING</w:t>
+            </w:r>
+          </w:p>
+          <w:p>
+            <w:pPr>
+              <w:jc w:val="both"/>
+              <w:rPr>
+                <w:rFonts w:ascii="Times New Roman" w:hAnsi="Times New Roman" w:cs="Times New Roman"/>
+                <w:color w:val="FF0000"/>
+                <w:sz w:val="24"/>
+                <w:szCs w:val="24"/>
+                <w:lang w:val="it-IT"/>
+              </w:rPr>
+            </w:pPr>
+            <w:r>
+              <w:rPr>
+                <w:rFonts w:ascii="Times New Roman" w:hAnsi="Times New Roman" w:cs="Times New Roman"/>
+                <w:color w:val="FF0000"/>
+                <w:sz w:val="24"/>
+                <w:szCs w:val="24"/>
+                <w:lang w:val="it-IT"/>
+              </w:rPr>
+              <w:t>(Strategia, organizzazione e marketing - INGIND35)</w:t>
+            </w:r>
+          </w:p>
+          <w:p>
+            <w:pPr>
+              <w:jc w:val="both"/>
+              <w:rPr>
+                <w:rFonts w:ascii="Times New Roman" w:hAnsi="Times New Roman" w:cs="Times New Roman"/>
+                <w:color w:val="FF0000"/>
+                <w:sz w:val="24"/>
+                <w:szCs w:val="24"/>
+                <w:lang w:val="it-IT"/>
+              </w:rPr>
+            </w:pPr>
+          </w:p>
+          <w:p>
+            <w:pPr>
+              <w:jc w:val="both"/>
+              <w:rPr>
+                <w:rFonts w:ascii="Times New Roman" w:hAnsi="Times New Roman" w:cs="Times New Roman"/>
+                <w:color w:val="FF0000"/>
+                <w:sz w:val="24"/>
+                <w:szCs w:val="24"/>
+                <w:lang w:val="it-IT"/>
+              </w:rPr>
+            </w:pPr>
+            <w:r>
+              <w:rPr>
+                <w:rFonts w:ascii="Times New Roman" w:hAnsi="Times New Roman" w:cs="Times New Roman"/>
+                <w:color w:val="FF0000"/>
+                <w:sz w:val="24"/>
+                <w:szCs w:val="24"/>
+                <w:lang w:val="it-IT"/>
+              </w:rPr>
+              <w:t>Le scelte architetturali rispondono a esigenze di business:</w:t>
+            </w:r>
+          </w:p>
+          <w:p>
+            <w:pPr>
+              <w:jc w:val="both"/>
+              <w:rPr>
+                <w:rFonts w:ascii="Times New Roman" w:hAnsi="Times New Roman" w:cs="Times New Roman"/>
+                <w:color w:val="FF0000"/>
+                <w:sz w:val="24"/>
+                <w:szCs w:val="24"/>
+                <w:lang w:val="it-IT"/>
+              </w:rPr>
+            </w:pPr>
+          </w:p>
+          <w:p>
+            <w:pPr>
+              <w:jc w:val="both"/>
+              <w:rPr>
+                <w:rFonts w:ascii="Times New Roman" w:hAnsi="Times New Roman" w:cs="Times New Roman"/>
+                <w:color w:val="FF0000"/>
+                <w:sz w:val="24"/>
+                <w:szCs w:val="24"/>
+                <w:lang w:val="it-IT"/>
+              </w:rPr>
+            </w:pPr>
+            <w:r>
+              <w:rPr>
+                <w:rFonts w:ascii="Times New Roman" w:hAnsi="Times New Roman" w:cs="Times New Roman"/>
+                <w:color w:val="FF0000"/>
+                <w:sz w:val="24"/>
+                <w:szCs w:val="24"/>
+                <w:lang w:val="it-IT"/>
+              </w:rPr>
+              <w:t xml:space="preserve">- **Value </w:t>
+            </w:r>
+            <w:proofErr w:type="spellStart"/>
+            <w:r>
+              <w:rPr>
+                <w:rFonts w:ascii="Times New Roman" w:hAnsi="Times New Roman" w:cs="Times New Roman"/>
+                <w:color w:val="FF0000"/>
+                <w:sz w:val="24"/>
+                <w:szCs w:val="24"/>
+                <w:lang w:val="it-IT"/>
+              </w:rPr>
+              <w:t>proposition</w:t>
+            </w:r>
+            <w:proofErr w:type="spellEnd"/>
+            <w:r>
+              <w:rPr>
+                <w:rFonts w:ascii="Times New Roman" w:hAnsi="Times New Roman" w:cs="Times New Roman"/>
+                <w:color w:val="FF0000"/>
+                <w:sz w:val="24"/>
+                <w:szCs w:val="24"/>
+                <w:lang w:val="it-IT"/>
+              </w:rPr>
+              <w:t xml:space="preserve">**: Un middleware affidabile e scalabile rappresenta valore </w:t>
+            </w:r>
+          </w:p>
+          <w:p>
+            <w:pPr>
+              <w:jc w:val="both"/>
+              <w:rPr>
+                <w:rFonts w:ascii="Times New Roman" w:hAnsi="Times New Roman" w:cs="Times New Roman"/>
+                <w:color w:val="FF0000"/>
+                <w:sz w:val="24"/>
+                <w:szCs w:val="24"/>
+                <w:lang w:val="it-IT"/>
+              </w:rPr>
+            </w:pPr>
+            <w:r>
+              <w:rPr>
+                <w:rFonts w:ascii="Times New Roman" w:hAnsi="Times New Roman" w:cs="Times New Roman"/>
+                <w:color w:val="FF0000"/>
+                <w:sz w:val="24"/>
+                <w:szCs w:val="24"/>
+                <w:lang w:val="it-IT"/>
+              </w:rPr>
+              <w:t xml:space="preserve">  per un'azienda agricola (riduce </w:t>
+            </w:r>
+            <w:proofErr w:type="spellStart"/>
+            <w:r>
+              <w:rPr>
+                <w:rFonts w:ascii="Times New Roman" w:hAnsi="Times New Roman" w:cs="Times New Roman"/>
+                <w:color w:val="FF0000"/>
+                <w:sz w:val="24"/>
+                <w:szCs w:val="24"/>
+                <w:lang w:val="it-IT"/>
+              </w:rPr>
+              <w:t>downtime</w:t>
+            </w:r>
+            <w:proofErr w:type="spellEnd"/>
+            <w:r>
+              <w:rPr>
+                <w:rFonts w:ascii="Times New Roman" w:hAnsi="Times New Roman" w:cs="Times New Roman"/>
+                <w:color w:val="FF0000"/>
+                <w:sz w:val="24"/>
+                <w:szCs w:val="24"/>
+                <w:lang w:val="it-IT"/>
+              </w:rPr>
+              <w:t>, migliora decisioni).</w:t>
+            </w:r>
+          </w:p>
+          <w:p>
+            <w:pPr>
+              <w:jc w:val="both"/>
+              <w:rPr>
+                <w:rFonts w:ascii="Times New Roman" w:hAnsi="Times New Roman" w:cs="Times New Roman"/>
+                <w:color w:val="FF0000"/>
+                <w:sz w:val="24"/>
+                <w:szCs w:val="24"/>
+                <w:lang w:val="it-IT"/>
+              </w:rPr>
+            </w:pPr>
+          </w:p>
+          <w:p>
+            <w:pPr>
+              <w:jc w:val="both"/>
+              <w:rPr>
+                <w:rFonts w:ascii="Times New Roman" w:hAnsi="Times New Roman" w:cs="Times New Roman"/>
+                <w:color w:val="FF0000"/>
+                <w:sz w:val="24"/>
+                <w:szCs w:val="24"/>
+                <w:lang w:val="it-IT"/>
+              </w:rPr>
+            </w:pPr>
+            <w:r>
+              <w:rPr>
+                <w:rFonts w:ascii="Times New Roman" w:hAnsi="Times New Roman" w:cs="Times New Roman"/>
+                <w:color w:val="FF0000"/>
+                <w:sz w:val="24"/>
+                <w:szCs w:val="24"/>
+                <w:lang w:val="it-IT"/>
+              </w:rPr>
+              <w:t xml:space="preserve">- **Market positioning**: L'implementazione di </w:t>
+            </w:r>
+            <w:proofErr w:type="spellStart"/>
+            <w:r>
+              <w:rPr>
+                <w:rFonts w:ascii="Times New Roman" w:hAnsi="Times New Roman" w:cs="Times New Roman"/>
+                <w:color w:val="FF0000"/>
+                <w:sz w:val="24"/>
+                <w:szCs w:val="24"/>
+                <w:lang w:val="it-IT"/>
+              </w:rPr>
+              <w:t>AgriTech</w:t>
+            </w:r>
+            <w:proofErr w:type="spellEnd"/>
+            <w:r>
+              <w:rPr>
+                <w:rFonts w:ascii="Times New Roman" w:hAnsi="Times New Roman" w:cs="Times New Roman"/>
+                <w:color w:val="FF0000"/>
+                <w:sz w:val="24"/>
+                <w:szCs w:val="24"/>
+                <w:lang w:val="it-IT"/>
+              </w:rPr>
+              <w:t xml:space="preserve"> dimostra comprensione del </w:t>
+            </w:r>
+          </w:p>
+          <w:p>
+            <w:pPr>
+              <w:jc w:val="both"/>
+              <w:rPr>
+                <w:rFonts w:ascii="Times New Roman" w:hAnsi="Times New Roman" w:cs="Times New Roman"/>
+                <w:color w:val="FF0000"/>
+                <w:sz w:val="24"/>
+                <w:szCs w:val="24"/>
+                <w:lang w:val="it-IT"/>
+              </w:rPr>
+            </w:pPr>
+            <w:r>
+              <w:rPr>
+                <w:rFonts w:ascii="Times New Roman" w:hAnsi="Times New Roman" w:cs="Times New Roman"/>
+                <w:color w:val="FF0000"/>
+                <w:sz w:val="24"/>
+                <w:szCs w:val="24"/>
+                <w:lang w:val="it-IT"/>
+              </w:rPr>
+              <w:t xml:space="preserve">  mercato emergente dell'agricoltura di precisione.</w:t>
+            </w:r>
+          </w:p>
+          <w:p>
+            <w:pPr>
+              <w:jc w:val="both"/>
+              <w:rPr>
+                <w:rFonts w:ascii="Times New Roman" w:hAnsi="Times New Roman" w:cs="Times New Roman"/>
+                <w:color w:val="FF0000"/>
+                <w:sz w:val="24"/>
+                <w:szCs w:val="24"/>
+                <w:lang w:val="it-IT"/>
+              </w:rPr>
+            </w:pPr>
+          </w:p>
+          <w:p>
+            <w:pPr>
+              <w:jc w:val="both"/>
+              <w:rPr>
+                <w:rFonts w:ascii="Times New Roman" w:hAnsi="Times New Roman" w:cs="Times New Roman"/>
+                <w:color w:val="FF0000"/>
+                <w:sz w:val="24"/>
+                <w:szCs w:val="24"/>
+                <w:lang w:val="it-IT"/>
+              </w:rPr>
+            </w:pPr>
+            <w:r>
+              <w:rPr>
+                <w:rFonts w:ascii="Times New Roman" w:hAnsi="Times New Roman" w:cs="Times New Roman"/>
+                <w:color w:val="FF0000"/>
+                <w:sz w:val="24"/>
+                <w:szCs w:val="24"/>
+                <w:lang w:val="it-IT"/>
+              </w:rPr>
+              <w:t xml:space="preserve">- **Roadmap tecnica**: Architettura che consente crescita futura (aggiungere IoT </w:t>
+            </w:r>
+          </w:p>
+          <w:p>
+            <w:pPr>
+              <w:jc w:val="both"/>
+              <w:rPr>
+                <w:rFonts w:ascii="Times New Roman" w:hAnsi="Times New Roman" w:cs="Times New Roman"/>
+                <w:color w:val="FF0000"/>
+                <w:sz w:val="24"/>
+                <w:szCs w:val="24"/>
+                <w:lang w:val="en-GB"/>
+              </w:rPr>
+            </w:pPr>
+            <w:r>
+              <w:rPr>
+                <w:rFonts w:ascii="Times New Roman" w:hAnsi="Times New Roman" w:cs="Times New Roman"/>
+                <w:color w:val="FF0000"/>
+                <w:sz w:val="24"/>
+                <w:szCs w:val="24"/>
+                <w:lang w:val="it-IT"/>
+              </w:rPr>
+              <w:t xml:space="preserve">  </w:t>
+            </w:r>
+            <w:r>
+              <w:rPr>
+                <w:rFonts w:ascii="Times New Roman" w:hAnsi="Times New Roman" w:cs="Times New Roman"/>
+                <w:color w:val="FF0000"/>
+                <w:sz w:val="24"/>
+                <w:szCs w:val="24"/>
+                <w:lang w:val="en-GB"/>
+              </w:rPr>
+              <w:t>devices, nuovi consumer, machine learning).</w:t>
+            </w:r>
+          </w:p>
+          <w:p>
+            <w:pPr>
+              <w:jc w:val="both"/>
+              <w:rPr>
+                <w:rFonts w:ascii="Times New Roman" w:hAnsi="Times New Roman" w:cs="Times New Roman"/>
+                <w:color w:val="FF0000"/>
+                <w:sz w:val="24"/>
+                <w:szCs w:val="24"/>
+                <w:lang w:val="en-GB"/>
+              </w:rPr>
+            </w:pPr>
+          </w:p>
+          <w:p>
+            <w:pPr>
+              <w:jc w:val="both"/>
+              <w:rPr>
+                <w:rFonts w:ascii="Times New Roman" w:hAnsi="Times New Roman" w:cs="Times New Roman"/>
+                <w:color w:val="FF0000"/>
+                <w:sz w:val="24"/>
+                <w:szCs w:val="24"/>
+                <w:lang w:val="it-IT"/>
+              </w:rPr>
+            </w:pPr>
+            <w:r>
+              <w:rPr>
+                <w:rFonts w:ascii="Times New Roman" w:hAnsi="Times New Roman" w:cs="Times New Roman"/>
+                <w:color w:val="FF0000"/>
+                <w:sz w:val="24"/>
+                <w:szCs w:val="24"/>
+                <w:lang w:val="it-IT"/>
+              </w:rPr>
+              <w:t>---</w:t>
+            </w:r>
+          </w:p>
+          <w:p>
+            <w:pPr>
+              <w:jc w:val="both"/>
+              <w:rPr>
+                <w:rFonts w:ascii="Times New Roman" w:hAnsi="Times New Roman" w:cs="Times New Roman"/>
+                <w:color w:val="FF0000"/>
+                <w:sz w:val="24"/>
+                <w:szCs w:val="24"/>
+                <w:lang w:val="it-IT"/>
+              </w:rPr>
+            </w:pPr>
+          </w:p>
+          <w:p>
+            <w:pPr>
+              <w:jc w:val="both"/>
+              <w:rPr>
+                <w:rFonts w:ascii="Times New Roman" w:hAnsi="Times New Roman" w:cs="Times New Roman"/>
+                <w:color w:val="FF0000"/>
+                <w:sz w:val="24"/>
+                <w:szCs w:val="24"/>
+                <w:lang w:val="it-IT"/>
+              </w:rPr>
+            </w:pPr>
+            <w:r>
+              <w:rPr>
+                <w:rFonts w:ascii="Times New Roman" w:hAnsi="Times New Roman" w:cs="Times New Roman"/>
+                <w:color w:val="FF0000"/>
+                <w:sz w:val="24"/>
+                <w:szCs w:val="24"/>
+                <w:lang w:val="it-IT"/>
+              </w:rPr>
+              <w:t>## CORPORATE PLANNING E VALORE D'IMPRESA</w:t>
+            </w:r>
+          </w:p>
+          <w:p>
+            <w:pPr>
+              <w:jc w:val="both"/>
+              <w:rPr>
+                <w:rFonts w:ascii="Times New Roman" w:hAnsi="Times New Roman" w:cs="Times New Roman"/>
+                <w:color w:val="FF0000"/>
+                <w:sz w:val="24"/>
+                <w:szCs w:val="24"/>
+                <w:lang w:val="it-IT"/>
+              </w:rPr>
+            </w:pPr>
+            <w:r>
+              <w:rPr>
+                <w:rFonts w:ascii="Times New Roman" w:hAnsi="Times New Roman" w:cs="Times New Roman"/>
+                <w:color w:val="FF0000"/>
+                <w:sz w:val="24"/>
+                <w:szCs w:val="24"/>
+                <w:lang w:val="it-IT"/>
+              </w:rPr>
+              <w:t>(Corporate planning e valore d'impresa - SECSP07)</w:t>
+            </w:r>
+          </w:p>
+          <w:p>
+            <w:pPr>
+              <w:jc w:val="both"/>
+              <w:rPr>
+                <w:rFonts w:ascii="Times New Roman" w:hAnsi="Times New Roman" w:cs="Times New Roman"/>
+                <w:color w:val="FF0000"/>
+                <w:sz w:val="24"/>
+                <w:szCs w:val="24"/>
+                <w:lang w:val="it-IT"/>
+              </w:rPr>
+            </w:pPr>
+          </w:p>
+          <w:p>
+            <w:pPr>
+              <w:jc w:val="both"/>
+              <w:rPr>
+                <w:rFonts w:ascii="Times New Roman" w:hAnsi="Times New Roman" w:cs="Times New Roman"/>
+                <w:color w:val="FF0000"/>
+                <w:sz w:val="24"/>
+                <w:szCs w:val="24"/>
+                <w:lang w:val="it-IT"/>
+              </w:rPr>
+            </w:pPr>
+            <w:r>
+              <w:rPr>
+                <w:rFonts w:ascii="Times New Roman" w:hAnsi="Times New Roman" w:cs="Times New Roman"/>
+                <w:color w:val="FF0000"/>
+                <w:sz w:val="24"/>
+                <w:szCs w:val="24"/>
+                <w:lang w:val="it-IT"/>
+              </w:rPr>
+              <w:t>Il progetto dimostra valore strategico:</w:t>
+            </w:r>
+          </w:p>
+          <w:p>
+            <w:pPr>
+              <w:jc w:val="both"/>
+              <w:rPr>
+                <w:rFonts w:ascii="Times New Roman" w:hAnsi="Times New Roman" w:cs="Times New Roman"/>
+                <w:color w:val="FF0000"/>
+                <w:sz w:val="24"/>
+                <w:szCs w:val="24"/>
+                <w:lang w:val="it-IT"/>
+              </w:rPr>
+            </w:pPr>
+          </w:p>
+          <w:p>
+            <w:pPr>
+              <w:jc w:val="both"/>
+              <w:rPr>
+                <w:rFonts w:ascii="Times New Roman" w:hAnsi="Times New Roman" w:cs="Times New Roman"/>
+                <w:color w:val="FF0000"/>
+                <w:sz w:val="24"/>
+                <w:szCs w:val="24"/>
+                <w:lang w:val="it-IT"/>
+              </w:rPr>
+            </w:pPr>
+            <w:r>
+              <w:rPr>
+                <w:rFonts w:ascii="Times New Roman" w:hAnsi="Times New Roman" w:cs="Times New Roman"/>
+                <w:color w:val="FF0000"/>
+                <w:sz w:val="24"/>
+                <w:szCs w:val="24"/>
+                <w:lang w:val="it-IT"/>
+              </w:rPr>
+              <w:t xml:space="preserve">- **ROI**: Un middleware affidabile riduce costi di </w:t>
+            </w:r>
+            <w:proofErr w:type="spellStart"/>
+            <w:r>
+              <w:rPr>
+                <w:rFonts w:ascii="Times New Roman" w:hAnsi="Times New Roman" w:cs="Times New Roman"/>
+                <w:color w:val="FF0000"/>
+                <w:sz w:val="24"/>
+                <w:szCs w:val="24"/>
+                <w:lang w:val="it-IT"/>
+              </w:rPr>
+              <w:t>downtime</w:t>
+            </w:r>
+            <w:proofErr w:type="spellEnd"/>
+            <w:r>
+              <w:rPr>
+                <w:rFonts w:ascii="Times New Roman" w:hAnsi="Times New Roman" w:cs="Times New Roman"/>
+                <w:color w:val="FF0000"/>
+                <w:sz w:val="24"/>
+                <w:szCs w:val="24"/>
+                <w:lang w:val="it-IT"/>
+              </w:rPr>
+              <w:t xml:space="preserve"> e migliora efficienza </w:t>
+            </w:r>
+          </w:p>
+          <w:p>
+            <w:pPr>
+              <w:jc w:val="both"/>
+              <w:rPr>
+                <w:rFonts w:ascii="Times New Roman" w:hAnsi="Times New Roman" w:cs="Times New Roman"/>
+                <w:color w:val="FF0000"/>
+                <w:sz w:val="24"/>
+                <w:szCs w:val="24"/>
+                <w:lang w:val="it-IT"/>
+              </w:rPr>
+            </w:pPr>
+            <w:r>
+              <w:rPr>
+                <w:rFonts w:ascii="Times New Roman" w:hAnsi="Times New Roman" w:cs="Times New Roman"/>
+                <w:color w:val="FF0000"/>
+                <w:sz w:val="24"/>
+                <w:szCs w:val="24"/>
+                <w:lang w:val="it-IT"/>
+              </w:rPr>
+              <w:t xml:space="preserve">  operativa.</w:t>
+            </w:r>
+          </w:p>
+          <w:p>
+            <w:pPr>
+              <w:jc w:val="both"/>
+              <w:rPr>
+                <w:rFonts w:ascii="Times New Roman" w:hAnsi="Times New Roman" w:cs="Times New Roman"/>
+                <w:color w:val="FF0000"/>
+                <w:sz w:val="24"/>
+                <w:szCs w:val="24"/>
+                <w:lang w:val="it-IT"/>
+              </w:rPr>
+            </w:pPr>
+          </w:p>
+          <w:p>
+            <w:pPr>
+              <w:jc w:val="both"/>
+              <w:rPr>
+                <w:rFonts w:ascii="Times New Roman" w:hAnsi="Times New Roman" w:cs="Times New Roman"/>
+                <w:color w:val="FF0000"/>
+                <w:sz w:val="24"/>
+                <w:szCs w:val="24"/>
+                <w:lang w:val="it-IT"/>
+              </w:rPr>
+            </w:pPr>
+            <w:r>
+              <w:rPr>
+                <w:rFonts w:ascii="Times New Roman" w:hAnsi="Times New Roman" w:cs="Times New Roman"/>
+                <w:color w:val="FF0000"/>
+                <w:sz w:val="24"/>
+                <w:szCs w:val="24"/>
+                <w:lang w:val="it-IT"/>
+              </w:rPr>
+              <w:t xml:space="preserve">- **Scalabilità economica**: Aggiungere nuovi sensori/campi ha costo marginale basso </w:t>
+            </w:r>
+          </w:p>
+          <w:p>
+            <w:pPr>
+              <w:jc w:val="both"/>
+              <w:rPr>
+                <w:rFonts w:ascii="Times New Roman" w:hAnsi="Times New Roman" w:cs="Times New Roman"/>
+                <w:color w:val="FF0000"/>
+                <w:sz w:val="24"/>
+                <w:szCs w:val="24"/>
+                <w:lang w:val="it-IT"/>
+              </w:rPr>
+            </w:pPr>
+            <w:r>
+              <w:rPr>
+                <w:rFonts w:ascii="Times New Roman" w:hAnsi="Times New Roman" w:cs="Times New Roman"/>
+                <w:color w:val="FF0000"/>
+                <w:sz w:val="24"/>
+                <w:szCs w:val="24"/>
+                <w:lang w:val="it-IT"/>
+              </w:rPr>
+              <w:t xml:space="preserve">  grazie al design modulare.</w:t>
+            </w:r>
+          </w:p>
+          <w:p>
+            <w:pPr>
+              <w:jc w:val="both"/>
+              <w:rPr>
+                <w:rFonts w:ascii="Times New Roman" w:hAnsi="Times New Roman" w:cs="Times New Roman"/>
+                <w:color w:val="FF0000"/>
+                <w:sz w:val="24"/>
+                <w:szCs w:val="24"/>
+                <w:lang w:val="it-IT"/>
+              </w:rPr>
+            </w:pPr>
+          </w:p>
+          <w:p>
+            <w:pPr>
+              <w:jc w:val="both"/>
+              <w:rPr>
+                <w:rFonts w:ascii="Times New Roman" w:hAnsi="Times New Roman" w:cs="Times New Roman"/>
+                <w:color w:val="FF0000"/>
+                <w:sz w:val="24"/>
+                <w:szCs w:val="24"/>
+                <w:lang w:val="it-IT"/>
+              </w:rPr>
+            </w:pPr>
+            <w:r>
+              <w:rPr>
+                <w:rFonts w:ascii="Times New Roman" w:hAnsi="Times New Roman" w:cs="Times New Roman"/>
+                <w:color w:val="FF0000"/>
+                <w:sz w:val="24"/>
+                <w:szCs w:val="24"/>
+                <w:lang w:val="it-IT"/>
+              </w:rPr>
+              <w:t>- **Competitività**: Implementazione di Industria 4.0 per aziende agricole moderne.</w:t>
+            </w:r>
+          </w:p>
+          <w:p>
+            <w:pPr>
+              <w:jc w:val="both"/>
+              <w:rPr>
+                <w:rFonts w:ascii="Times New Roman" w:hAnsi="Times New Roman" w:cs="Times New Roman"/>
+                <w:color w:val="FF0000"/>
+                <w:sz w:val="24"/>
+                <w:szCs w:val="24"/>
+                <w:lang w:val="it-IT"/>
+              </w:rPr>
+            </w:pPr>
+          </w:p>
+          <w:p>
+            <w:pPr>
+              <w:jc w:val="both"/>
+              <w:rPr>
+                <w:rFonts w:ascii="Times New Roman" w:hAnsi="Times New Roman" w:cs="Times New Roman"/>
+                <w:color w:val="FF0000"/>
+                <w:sz w:val="24"/>
+                <w:szCs w:val="24"/>
+                <w:lang w:val="it-IT"/>
+              </w:rPr>
+            </w:pPr>
+            <w:r>
+              <w:rPr>
+                <w:rFonts w:ascii="Times New Roman" w:hAnsi="Times New Roman" w:cs="Times New Roman"/>
+                <w:color w:val="FF0000"/>
+                <w:sz w:val="24"/>
+                <w:szCs w:val="24"/>
+                <w:lang w:val="it-IT"/>
+              </w:rPr>
+              <w:t>---</w:t>
+            </w:r>
+          </w:p>
+          <w:p>
+            <w:pPr>
+              <w:jc w:val="both"/>
+              <w:rPr>
+                <w:rFonts w:ascii="Times New Roman" w:hAnsi="Times New Roman" w:cs="Times New Roman"/>
+                <w:color w:val="FF0000"/>
+                <w:sz w:val="24"/>
+                <w:szCs w:val="24"/>
+                <w:lang w:val="it-IT"/>
+              </w:rPr>
+            </w:pPr>
+          </w:p>
+          <w:p>
+            <w:pPr>
+              <w:jc w:val="both"/>
+              <w:rPr>
+                <w:rFonts w:ascii="Times New Roman" w:hAnsi="Times New Roman" w:cs="Times New Roman"/>
+                <w:color w:val="FF0000"/>
+                <w:sz w:val="24"/>
+                <w:szCs w:val="24"/>
+                <w:lang w:val="it-IT"/>
+              </w:rPr>
+            </w:pPr>
+            <w:r>
+              <w:rPr>
+                <w:rFonts w:ascii="Times New Roman" w:hAnsi="Times New Roman" w:cs="Times New Roman"/>
+                <w:color w:val="FF0000"/>
+                <w:sz w:val="24"/>
+                <w:szCs w:val="24"/>
+                <w:lang w:val="it-IT"/>
+              </w:rPr>
+              <w:t>## CONCLUSIONE</w:t>
+            </w:r>
+          </w:p>
+          <w:p>
+            <w:pPr>
+              <w:jc w:val="both"/>
+              <w:rPr>
+                <w:rFonts w:ascii="Times New Roman" w:hAnsi="Times New Roman" w:cs="Times New Roman"/>
+                <w:color w:val="FF0000"/>
+                <w:sz w:val="24"/>
+                <w:szCs w:val="24"/>
+                <w:lang w:val="it-IT"/>
+              </w:rPr>
+            </w:pPr>
+          </w:p>
+          <w:p>
+            <w:pPr>
+              <w:jc w:val="both"/>
+              <w:rPr>
+                <w:rFonts w:ascii="Times New Roman" w:hAnsi="Times New Roman" w:cs="Times New Roman"/>
+                <w:color w:val="FF0000"/>
+                <w:sz w:val="24"/>
+                <w:szCs w:val="24"/>
+                <w:lang w:val="it-IT"/>
+              </w:rPr>
+            </w:pPr>
+            <w:r>
+              <w:rPr>
+                <w:rFonts w:ascii="Times New Roman" w:hAnsi="Times New Roman" w:cs="Times New Roman"/>
+                <w:color w:val="FF0000"/>
+                <w:sz w:val="24"/>
+                <w:szCs w:val="24"/>
+                <w:lang w:val="it-IT"/>
+              </w:rPr>
+              <w:t xml:space="preserve">L'elaborato rappresenta un'integrazione completa e funzionante delle competenze </w:t>
+            </w:r>
+          </w:p>
+          <w:p>
+            <w:pPr>
+              <w:jc w:val="both"/>
+              <w:rPr>
+                <w:rFonts w:ascii="Times New Roman" w:hAnsi="Times New Roman" w:cs="Times New Roman"/>
+                <w:color w:val="FF0000"/>
+                <w:sz w:val="24"/>
+                <w:szCs w:val="24"/>
+                <w:lang w:val="it-IT"/>
+              </w:rPr>
+            </w:pPr>
+            <w:r>
+              <w:rPr>
+                <w:rFonts w:ascii="Times New Roman" w:hAnsi="Times New Roman" w:cs="Times New Roman"/>
+                <w:color w:val="FF0000"/>
+                <w:sz w:val="24"/>
+                <w:szCs w:val="24"/>
+                <w:lang w:val="it-IT"/>
+              </w:rPr>
+              <w:t xml:space="preserve">teoriche e pratiche acquisite durante il percorso di studi. Dall'analisi dei </w:t>
+            </w:r>
+          </w:p>
+          <w:p>
+            <w:pPr>
+              <w:jc w:val="both"/>
+              <w:rPr>
+                <w:rFonts w:ascii="Times New Roman" w:hAnsi="Times New Roman" w:cs="Times New Roman"/>
+                <w:color w:val="FF0000"/>
+                <w:sz w:val="24"/>
+                <w:szCs w:val="24"/>
+                <w:lang w:val="it-IT"/>
+              </w:rPr>
+            </w:pPr>
+            <w:r>
+              <w:rPr>
+                <w:rFonts w:ascii="Times New Roman" w:hAnsi="Times New Roman" w:cs="Times New Roman"/>
+                <w:color w:val="FF0000"/>
+                <w:sz w:val="24"/>
+                <w:szCs w:val="24"/>
+                <w:lang w:val="it-IT"/>
+              </w:rPr>
+              <w:t xml:space="preserve">requisiti (Ingegneria del Software) alla programmazione (Programmazione 1-2), </w:t>
+            </w:r>
+          </w:p>
+          <w:p>
+            <w:pPr>
+              <w:jc w:val="both"/>
+              <w:rPr>
+                <w:rFonts w:ascii="Times New Roman" w:hAnsi="Times New Roman" w:cs="Times New Roman"/>
+                <w:color w:val="FF0000"/>
+                <w:sz w:val="24"/>
+                <w:szCs w:val="24"/>
+                <w:lang w:val="it-IT"/>
+              </w:rPr>
+            </w:pPr>
+            <w:r>
+              <w:rPr>
+                <w:rFonts w:ascii="Times New Roman" w:hAnsi="Times New Roman" w:cs="Times New Roman"/>
+                <w:color w:val="FF0000"/>
+                <w:sz w:val="24"/>
+                <w:szCs w:val="24"/>
+                <w:lang w:val="it-IT"/>
+              </w:rPr>
+              <w:t xml:space="preserve">dalle architetture distribuite (Programmazione Distribuita) alla sicurezza </w:t>
+            </w:r>
+          </w:p>
+          <w:p>
+            <w:pPr>
+              <w:jc w:val="both"/>
+              <w:rPr>
+                <w:rFonts w:ascii="Times New Roman" w:hAnsi="Times New Roman" w:cs="Times New Roman"/>
+                <w:color w:val="FF0000"/>
+                <w:sz w:val="24"/>
+                <w:szCs w:val="24"/>
+                <w:lang w:val="it-IT"/>
+              </w:rPr>
+            </w:pPr>
+            <w:r>
+              <w:rPr>
+                <w:rFonts w:ascii="Times New Roman" w:hAnsi="Times New Roman" w:cs="Times New Roman"/>
+                <w:color w:val="FF0000"/>
+                <w:sz w:val="24"/>
+                <w:szCs w:val="24"/>
+                <w:lang w:val="it-IT"/>
+              </w:rPr>
+              <w:t>(Cybersecurity), il progetto dimostra la capacità di:</w:t>
+            </w:r>
+          </w:p>
+          <w:p>
+            <w:pPr>
+              <w:jc w:val="both"/>
+              <w:rPr>
+                <w:rFonts w:ascii="Times New Roman" w:hAnsi="Times New Roman" w:cs="Times New Roman"/>
+                <w:color w:val="FF0000"/>
+                <w:sz w:val="24"/>
+                <w:szCs w:val="24"/>
+                <w:lang w:val="it-IT"/>
+              </w:rPr>
+            </w:pPr>
+          </w:p>
+          <w:p>
+            <w:pPr>
+              <w:jc w:val="both"/>
+              <w:rPr>
+                <w:rFonts w:ascii="Times New Roman" w:hAnsi="Times New Roman" w:cs="Times New Roman"/>
+                <w:color w:val="FF0000"/>
+                <w:sz w:val="24"/>
+                <w:szCs w:val="24"/>
+                <w:lang w:val="it-IT"/>
+              </w:rPr>
+            </w:pPr>
+            <w:r>
+              <w:rPr>
+                <w:rFonts w:ascii="Times New Roman" w:hAnsi="Times New Roman" w:cs="Times New Roman"/>
+                <w:color w:val="FF0000"/>
+                <w:sz w:val="24"/>
+                <w:szCs w:val="24"/>
+                <w:lang w:val="it-IT"/>
+              </w:rPr>
+              <w:t xml:space="preserve">1. Comprendere e analizzare requisiti complessi (affidabilità nella comunicazione, </w:t>
+            </w:r>
+          </w:p>
+          <w:p>
+            <w:pPr>
+              <w:jc w:val="both"/>
+              <w:rPr>
+                <w:rFonts w:ascii="Times New Roman" w:hAnsi="Times New Roman" w:cs="Times New Roman"/>
+                <w:color w:val="FF0000"/>
+                <w:sz w:val="24"/>
+                <w:szCs w:val="24"/>
+                <w:lang w:val="it-IT"/>
+              </w:rPr>
+            </w:pPr>
+            <w:r>
+              <w:rPr>
+                <w:rFonts w:ascii="Times New Roman" w:hAnsi="Times New Roman" w:cs="Times New Roman"/>
+                <w:color w:val="FF0000"/>
+                <w:sz w:val="24"/>
+                <w:szCs w:val="24"/>
+                <w:lang w:val="it-IT"/>
+              </w:rPr>
+              <w:t xml:space="preserve">   resilienza a guasti)</w:t>
+            </w:r>
+          </w:p>
+          <w:p>
+            <w:pPr>
+              <w:jc w:val="both"/>
+              <w:rPr>
+                <w:rFonts w:ascii="Times New Roman" w:hAnsi="Times New Roman" w:cs="Times New Roman"/>
+                <w:color w:val="FF0000"/>
+                <w:sz w:val="24"/>
+                <w:szCs w:val="24"/>
+                <w:lang w:val="it-IT"/>
+              </w:rPr>
+            </w:pPr>
+          </w:p>
+          <w:p>
+            <w:pPr>
+              <w:jc w:val="both"/>
+              <w:rPr>
+                <w:rFonts w:ascii="Times New Roman" w:hAnsi="Times New Roman" w:cs="Times New Roman"/>
+                <w:color w:val="FF0000"/>
+                <w:sz w:val="24"/>
+                <w:szCs w:val="24"/>
+                <w:lang w:val="it-IT"/>
+              </w:rPr>
+            </w:pPr>
+            <w:r>
+              <w:rPr>
+                <w:rFonts w:ascii="Times New Roman" w:hAnsi="Times New Roman" w:cs="Times New Roman"/>
+                <w:color w:val="FF0000"/>
+                <w:sz w:val="24"/>
+                <w:szCs w:val="24"/>
+                <w:lang w:val="it-IT"/>
+              </w:rPr>
+              <w:t xml:space="preserve">2. Progettare architetture moderne che rispondono a standard industriali (AMQP, </w:t>
+            </w:r>
+          </w:p>
+          <w:p>
+            <w:pPr>
+              <w:jc w:val="both"/>
+              <w:rPr>
+                <w:rFonts w:ascii="Times New Roman" w:hAnsi="Times New Roman" w:cs="Times New Roman"/>
+                <w:color w:val="FF0000"/>
+                <w:sz w:val="24"/>
+                <w:szCs w:val="24"/>
+                <w:lang w:val="it-IT"/>
+              </w:rPr>
+            </w:pPr>
+            <w:r>
+              <w:rPr>
+                <w:rFonts w:ascii="Times New Roman" w:hAnsi="Times New Roman" w:cs="Times New Roman"/>
+                <w:color w:val="FF0000"/>
+                <w:sz w:val="24"/>
+                <w:szCs w:val="24"/>
+                <w:lang w:val="it-IT"/>
+              </w:rPr>
+              <w:t xml:space="preserve">   </w:t>
+            </w:r>
+            <w:proofErr w:type="spellStart"/>
+            <w:r>
+              <w:rPr>
+                <w:rFonts w:ascii="Times New Roman" w:hAnsi="Times New Roman" w:cs="Times New Roman"/>
+                <w:color w:val="FF0000"/>
+                <w:sz w:val="24"/>
+                <w:szCs w:val="24"/>
+                <w:lang w:val="it-IT"/>
+              </w:rPr>
+              <w:t>message</w:t>
+            </w:r>
+            <w:proofErr w:type="spellEnd"/>
+            <w:r>
+              <w:rPr>
+                <w:rFonts w:ascii="Times New Roman" w:hAnsi="Times New Roman" w:cs="Times New Roman"/>
+                <w:color w:val="FF0000"/>
+                <w:sz w:val="24"/>
+                <w:szCs w:val="24"/>
+                <w:lang w:val="it-IT"/>
+              </w:rPr>
+              <w:t xml:space="preserve"> broker)</w:t>
+            </w:r>
+          </w:p>
+          <w:p>
+            <w:pPr>
+              <w:jc w:val="both"/>
+              <w:rPr>
+                <w:rFonts w:ascii="Times New Roman" w:hAnsi="Times New Roman" w:cs="Times New Roman"/>
+                <w:color w:val="FF0000"/>
+                <w:sz w:val="24"/>
+                <w:szCs w:val="24"/>
+                <w:lang w:val="it-IT"/>
+              </w:rPr>
+            </w:pPr>
+          </w:p>
+          <w:p>
+            <w:pPr>
+              <w:jc w:val="both"/>
+              <w:rPr>
+                <w:rFonts w:ascii="Times New Roman" w:hAnsi="Times New Roman" w:cs="Times New Roman"/>
+                <w:color w:val="FF0000"/>
+                <w:sz w:val="24"/>
+                <w:szCs w:val="24"/>
+                <w:lang w:val="it-IT"/>
+              </w:rPr>
+            </w:pPr>
+            <w:r>
+              <w:rPr>
+                <w:rFonts w:ascii="Times New Roman" w:hAnsi="Times New Roman" w:cs="Times New Roman"/>
+                <w:color w:val="FF0000"/>
+                <w:sz w:val="24"/>
+                <w:szCs w:val="24"/>
+                <w:lang w:val="it-IT"/>
+              </w:rPr>
+              <w:t xml:space="preserve">3. Implementare soluzioni robuste con </w:t>
+            </w:r>
+            <w:proofErr w:type="spellStart"/>
+            <w:r>
+              <w:rPr>
+                <w:rFonts w:ascii="Times New Roman" w:hAnsi="Times New Roman" w:cs="Times New Roman"/>
+                <w:color w:val="FF0000"/>
+                <w:sz w:val="24"/>
+                <w:szCs w:val="24"/>
+                <w:lang w:val="it-IT"/>
+              </w:rPr>
+              <w:t>error</w:t>
+            </w:r>
+            <w:proofErr w:type="spellEnd"/>
+            <w:r>
+              <w:rPr>
+                <w:rFonts w:ascii="Times New Roman" w:hAnsi="Times New Roman" w:cs="Times New Roman"/>
+                <w:color w:val="FF0000"/>
+                <w:sz w:val="24"/>
+                <w:szCs w:val="24"/>
+                <w:lang w:val="it-IT"/>
+              </w:rPr>
+              <w:t xml:space="preserve"> </w:t>
+            </w:r>
+            <w:proofErr w:type="spellStart"/>
+            <w:r>
+              <w:rPr>
+                <w:rFonts w:ascii="Times New Roman" w:hAnsi="Times New Roman" w:cs="Times New Roman"/>
+                <w:color w:val="FF0000"/>
+                <w:sz w:val="24"/>
+                <w:szCs w:val="24"/>
+                <w:lang w:val="it-IT"/>
+              </w:rPr>
+              <w:t>handling</w:t>
+            </w:r>
+            <w:proofErr w:type="spellEnd"/>
+            <w:r>
+              <w:rPr>
+                <w:rFonts w:ascii="Times New Roman" w:hAnsi="Times New Roman" w:cs="Times New Roman"/>
+                <w:color w:val="FF0000"/>
+                <w:sz w:val="24"/>
+                <w:szCs w:val="24"/>
+                <w:lang w:val="it-IT"/>
+              </w:rPr>
+              <w:t xml:space="preserve"> appropriato e best practices </w:t>
+            </w:r>
+          </w:p>
+          <w:p>
+            <w:pPr>
+              <w:jc w:val="both"/>
+              <w:rPr>
+                <w:rFonts w:ascii="Times New Roman" w:hAnsi="Times New Roman" w:cs="Times New Roman"/>
+                <w:color w:val="FF0000"/>
+                <w:sz w:val="24"/>
+                <w:szCs w:val="24"/>
+                <w:lang w:val="it-IT"/>
+              </w:rPr>
+            </w:pPr>
+            <w:r>
+              <w:rPr>
+                <w:rFonts w:ascii="Times New Roman" w:hAnsi="Times New Roman" w:cs="Times New Roman"/>
+                <w:color w:val="FF0000"/>
+                <w:sz w:val="24"/>
+                <w:szCs w:val="24"/>
+                <w:lang w:val="it-IT"/>
+              </w:rPr>
+              <w:t xml:space="preserve">   di ingegneria del software</w:t>
+            </w:r>
+          </w:p>
+          <w:p>
+            <w:pPr>
+              <w:jc w:val="both"/>
+              <w:rPr>
+                <w:rFonts w:ascii="Times New Roman" w:hAnsi="Times New Roman" w:cs="Times New Roman"/>
+                <w:color w:val="FF0000"/>
+                <w:sz w:val="24"/>
+                <w:szCs w:val="24"/>
+                <w:lang w:val="it-IT"/>
+              </w:rPr>
+            </w:pPr>
+          </w:p>
+          <w:p>
+            <w:pPr>
+              <w:jc w:val="both"/>
+              <w:rPr>
+                <w:rFonts w:ascii="Times New Roman" w:hAnsi="Times New Roman" w:cs="Times New Roman"/>
+                <w:color w:val="FF0000"/>
+                <w:sz w:val="24"/>
+                <w:szCs w:val="24"/>
+                <w:lang w:val="it-IT"/>
+              </w:rPr>
+            </w:pPr>
+            <w:r>
+              <w:rPr>
+                <w:rFonts w:ascii="Times New Roman" w:hAnsi="Times New Roman" w:cs="Times New Roman"/>
+                <w:color w:val="FF0000"/>
+                <w:sz w:val="24"/>
+                <w:szCs w:val="24"/>
+                <w:lang w:val="it-IT"/>
+              </w:rPr>
+              <w:t>4. Validare e testare il sistema in scenari realistici</w:t>
+            </w:r>
+          </w:p>
+          <w:p>
+            <w:pPr>
+              <w:jc w:val="both"/>
+              <w:rPr>
+                <w:rFonts w:ascii="Times New Roman" w:hAnsi="Times New Roman" w:cs="Times New Roman"/>
+                <w:color w:val="FF0000"/>
+                <w:sz w:val="24"/>
+                <w:szCs w:val="24"/>
+                <w:lang w:val="it-IT"/>
+              </w:rPr>
+            </w:pPr>
+          </w:p>
+          <w:p>
+            <w:pPr>
+              <w:jc w:val="both"/>
+              <w:rPr>
+                <w:rFonts w:ascii="Times New Roman" w:hAnsi="Times New Roman" w:cs="Times New Roman"/>
+                <w:color w:val="FF0000"/>
+                <w:sz w:val="24"/>
+                <w:szCs w:val="24"/>
+                <w:lang w:val="it-IT"/>
+              </w:rPr>
+            </w:pPr>
+            <w:r>
+              <w:rPr>
+                <w:rFonts w:ascii="Times New Roman" w:hAnsi="Times New Roman" w:cs="Times New Roman"/>
+                <w:color w:val="FF0000"/>
+                <w:sz w:val="24"/>
+                <w:szCs w:val="24"/>
+                <w:lang w:val="it-IT"/>
+              </w:rPr>
+              <w:t>5. Documentare il lavoro in modo professionale</w:t>
+            </w:r>
+          </w:p>
+          <w:p>
+            <w:pPr>
+              <w:jc w:val="both"/>
+              <w:rPr>
+                <w:rFonts w:ascii="Times New Roman" w:hAnsi="Times New Roman" w:cs="Times New Roman"/>
+                <w:color w:val="FF0000"/>
+                <w:sz w:val="24"/>
+                <w:szCs w:val="24"/>
+                <w:lang w:val="it-IT"/>
+              </w:rPr>
+            </w:pPr>
+          </w:p>
+          <w:p>
+            <w:pPr>
+              <w:jc w:val="both"/>
+              <w:rPr>
+                <w:rFonts w:ascii="Times New Roman" w:hAnsi="Times New Roman" w:cs="Times New Roman"/>
+                <w:color w:val="FF0000"/>
+                <w:sz w:val="24"/>
+                <w:szCs w:val="24"/>
+                <w:lang w:val="it-IT"/>
+              </w:rPr>
+            </w:pPr>
+            <w:r>
+              <w:rPr>
+                <w:rFonts w:ascii="Times New Roman" w:hAnsi="Times New Roman" w:cs="Times New Roman"/>
+                <w:color w:val="FF0000"/>
+                <w:sz w:val="24"/>
+                <w:szCs w:val="24"/>
+                <w:lang w:val="it-IT"/>
+              </w:rPr>
+              <w:t xml:space="preserve">Questa integrazione di conoscenze teoriche e applicate prepara adeguatamente </w:t>
+            </w:r>
+          </w:p>
+          <w:p>
+            <w:pPr>
+              <w:jc w:val="both"/>
+              <w:rPr>
+                <w:rFonts w:ascii="Times New Roman" w:hAnsi="Times New Roman" w:cs="Times New Roman"/>
+                <w:color w:val="FF0000"/>
+                <w:sz w:val="24"/>
+                <w:szCs w:val="24"/>
+                <w:lang w:val="it-IT"/>
+              </w:rPr>
+            </w:pPr>
+            <w:r>
+              <w:rPr>
+                <w:rFonts w:ascii="Times New Roman" w:hAnsi="Times New Roman" w:cs="Times New Roman"/>
+                <w:color w:val="FF0000"/>
+                <w:sz w:val="24"/>
+                <w:szCs w:val="24"/>
+                <w:lang w:val="it-IT"/>
+              </w:rPr>
+              <w:t xml:space="preserve">all'ingresso nel mercato del lavoro nel settore dell'informatica per le aziende </w:t>
+            </w:r>
+          </w:p>
+          <w:p>
+            <w:pPr>
+              <w:jc w:val="both"/>
+              <w:rPr>
+                <w:rFonts w:ascii="Times New Roman" w:hAnsi="Times New Roman" w:cs="Times New Roman"/>
+                <w:sz w:val="24"/>
+                <w:szCs w:val="24"/>
+                <w:lang w:val="it-IT"/>
+              </w:rPr>
+            </w:pPr>
+            <w:r>
+              <w:rPr>
+                <w:rFonts w:ascii="Times New Roman" w:hAnsi="Times New Roman" w:cs="Times New Roman"/>
+                <w:color w:val="FF0000"/>
+                <w:sz w:val="24"/>
+                <w:szCs w:val="24"/>
+                <w:lang w:val="it-IT"/>
+              </w:rPr>
+              <w:t>digitali, con particolare focus su sistemi distribuiti, IoT, e Industria 4.0.</w:t>
+            </w:r>
           </w:p>
         </w:tc>
       </w:tr>
@@ -1452,6 +8106,7 @@
                 <w:lang w:val="it-IT"/>
                 <w14:ligatures w14:val="standardContextual"/>
               </w:rPr>
+              <w:lastRenderedPageBreak/>
               <w:drawing>
                 <wp:inline distT="0" distB="0" distL="0" distR="0" wp14:anchorId="0DC49A5E" wp14:editId="18053B71">
                   <wp:extent cx="5647690" cy="652604"/>
@@ -1740,7 +8395,6 @@
                 <w:lang w:val="it-IT"/>
                 <w14:ligatures w14:val="standardContextual"/>
               </w:rPr>
-              <w:lastRenderedPageBreak/>
               <w:drawing>
                 <wp:inline distT="0" distB="0" distL="0" distR="0" wp14:anchorId="785AEFE7" wp14:editId="07BB0C54">
                   <wp:extent cx="5222081" cy="498244"/>
@@ -1961,6 +8615,7 @@
                 <w:lang w:val="it-IT"/>
                 <w14:ligatures w14:val="standardContextual"/>
               </w:rPr>
+              <w:lastRenderedPageBreak/>
               <w:drawing>
                 <wp:inline distT="0" distB="0" distL="0" distR="0" wp14:anchorId="23AE1969" wp14:editId="6EA82EB9">
                   <wp:extent cx="3300412" cy="363895"/>
@@ -2455,6 +9110,7 @@
                               <w:color w:val="000000"/>
                               <w:sz w:val="20"/>
                               <w:szCs w:val="20"/>
+                              <w:lang w:val="en-GB"/>
                             </w:rPr>
                           </w:pPr>
                           <w:r>
@@ -2464,6 +9120,7 @@
                               <w:color w:val="000000"/>
                               <w:sz w:val="20"/>
                               <w:szCs w:val="20"/>
+                              <w:lang w:val="en-GB"/>
                             </w:rPr>
                             <w:t>Internal Use (No Additional Protection)</w:t>
                           </w:r>
@@ -2500,6 +9157,7 @@
                         <w:color w:val="000000"/>
                         <w:sz w:val="20"/>
                         <w:szCs w:val="20"/>
+                        <w:lang w:val="en-GB"/>
                       </w:rPr>
                     </w:pPr>
                     <w:r>
@@ -2509,6 +9167,7 @@
                         <w:color w:val="000000"/>
                         <w:sz w:val="20"/>
                         <w:szCs w:val="20"/>
+                        <w:lang w:val="en-GB"/>
                       </w:rPr>
                       <w:t>Internal Use (No Additional Protection)</w:t>
                     </w:r>
@@ -2585,6 +9244,7 @@
                               <w:color w:val="000000"/>
                               <w:sz w:val="20"/>
                               <w:szCs w:val="20"/>
+                              <w:lang w:val="en-GB"/>
                             </w:rPr>
                           </w:pPr>
                           <w:r>
@@ -2594,6 +9254,7 @@
                               <w:color w:val="000000"/>
                               <w:sz w:val="20"/>
                               <w:szCs w:val="20"/>
+                              <w:lang w:val="en-GB"/>
                             </w:rPr>
                             <w:t>Internal Use (No Additional Protection)</w:t>
                           </w:r>
@@ -2630,6 +9291,7 @@
                         <w:color w:val="000000"/>
                         <w:sz w:val="20"/>
                         <w:szCs w:val="20"/>
+                        <w:lang w:val="en-GB"/>
                       </w:rPr>
                     </w:pPr>
                     <w:r>
@@ -2639,6 +9301,7 @@
                         <w:color w:val="000000"/>
                         <w:sz w:val="20"/>
                         <w:szCs w:val="20"/>
+                        <w:lang w:val="en-GB"/>
                       </w:rPr>
                       <w:t>Internal Use (No Additional Protection)</w:t>
                     </w:r>
@@ -2715,6 +9378,7 @@
                               <w:color w:val="000000"/>
                               <w:sz w:val="20"/>
                               <w:szCs w:val="20"/>
+                              <w:lang w:val="en-GB"/>
                             </w:rPr>
                           </w:pPr>
                           <w:r>
@@ -2724,6 +9388,7 @@
                               <w:color w:val="000000"/>
                               <w:sz w:val="20"/>
                               <w:szCs w:val="20"/>
+                              <w:lang w:val="en-GB"/>
                             </w:rPr>
                             <w:t>Internal Use (No Additional Protection)</w:t>
                           </w:r>
@@ -2760,6 +9425,7 @@
                         <w:color w:val="000000"/>
                         <w:sz w:val="20"/>
                         <w:szCs w:val="20"/>
+                        <w:lang w:val="en-GB"/>
                       </w:rPr>
                     </w:pPr>
                     <w:r>
@@ -2769,6 +9435,7 @@
                         <w:color w:val="000000"/>
                         <w:sz w:val="20"/>
                         <w:szCs w:val="20"/>
+                        <w:lang w:val="en-GB"/>
                       </w:rPr>
                       <w:t>Internal Use (No Additional Protection)</w:t>
                     </w:r>
